--- a/docs/report/Browser_AI_Sentinel_Final_Report_Sushanth_Sridhar.docx
+++ b/docs/report/Browser_AI_Sentinel_Final_Report_Sushanth_Sridhar.docx
@@ -1238,9 +1238,39 @@
         <w:rPr>
           <w:rFonts w:ascii="Times New Roman" w:hAnsi="Times New Roman"/>
           <w:b w:val="0"/>
-          <w:i/>
+          <w:i w:val="0"/>
         </w:rPr>
-        <w:t>[Content pending — see build plan for staging]</w:t>
+        <w:t>Most existing web security controls assume the browser is a passive rendering engine — a human reads a page and decides what to do next. Through late 2025 and into 2026 that assumption broke down: a new class of agentic AI browser (OpenAI's ChatGPT Atlas, Perplexity's Comet, Anthropic's Claude in Chrome) reads pages and takes actions — clicking, filling forms, sending data — on the user's behalf, with no human necessarily reading the page at all.</w:t>
+      </w:r>
+    </w:p>
+    <w:p>
+      <w:r>
+        <w:rPr>
+          <w:rFonts w:ascii="Times New Roman" w:hAnsi="Times New Roman"/>
+          <w:b w:val="0"/>
+          <w:i w:val="0"/>
+        </w:rPr>
+        <w:t>Attackers adapted immediately. Content is now deliberately crafted to be read by an AI agent rather than a human — instructions hidden in off-screen CSS, HTML comments, zero-width Unicode, and page metadata, invisible on screen but present in the DOM an agent's context window ingests. This technique is called indirect prompt injection, and it is not theoretical: Google recorded a 32% rise in malicious indirect-injection content between November 2025 and February 2026 [2]; independent red-team testing found ChatGPT Atlas blocked only 5.8% and Perplexity Comet only 7% of malicious pages designed to hijack an agent, against 47% and 53% for conventional phishing defences in ordinary Chrome and Edge [6]; and OpenAI's own security leadership has stated that prompt injection may never be fully solved for browser agents [7].</w:t>
+      </w:r>
+    </w:p>
+    <w:p>
+      <w:r>
+        <w:rPr>
+          <w:rFonts w:ascii="Times New Roman" w:hAnsi="Times New Roman"/>
+          <w:b w:val="0"/>
+          <w:i w:val="0"/>
+        </w:rPr>
+        <w:t>This is structurally the same detection problem the author's prior capstone addressed for network-based command-and-control (C2) traffic — an attacker hiding instructions inside a channel the defender already trusts and cannot simply block — relocated to a new layer. There, the trusted channel was DNS/HTTPS traffic and the hidden payload was a beacon to a C2 server; here, the trusted channel is ordinary web content and the hidden payload is an instruction targeting an AI agent's context window instead of a network socket.</w:t>
+      </w:r>
+    </w:p>
+    <w:p>
+      <w:r>
+        <w:rPr>
+          <w:rFonts w:ascii="Times New Roman" w:hAnsi="Times New Roman"/>
+          <w:b w:val="0"/>
+          <w:i w:val="0"/>
+        </w:rPr>
+        <w:t>The same agentic-AI adoption wave creates two adjacent, related problems inside the exact same browser-to-AI channel. First, organisations frequently do not know which AI services their own browsers are talking to — an increasingly recognised class of shadow IT called “shadow AI”. Second, employees paste sensitive data into AI chat interfaces with no governance at all: industry reporting places the browser as the point of roughly 80% of generative-AI data leaks, with employees regularly pasting customer data, credentials, and PII directly into prompts [11]. Commercial data-loss-prevention (DLP) products for exactly this problem already exist (Strac, Nightfall, Microsoft Purview) [11], but none of the literature or tooling surveyed in Chapter 2 combines platform discovery, outbound DLP, and proactive client-side injection detection in a single evaluated system.</w:t>
       </w:r>
     </w:p>
     <w:p>
@@ -1261,9 +1291,9 @@
         <w:rPr>
           <w:rFonts w:ascii="Times New Roman" w:hAnsi="Times New Roman"/>
           <w:b w:val="0"/>
-          <w:i/>
+          <w:i w:val="0"/>
         </w:rPr>
-        <w:t>[Content pending — see build plan for staging]</w:t>
+        <w:t>This report documents the design, implementation, and evaluation of Browser AI Sentinel, a standalone Chrome extension and local agent system addressing all three problems above. Chapter 2 reviews the relevant literature and establishes the gap this project addresses. Chapter 3 states the problem precisely, including what is explicitly out of scope. Chapter 4 lists the study's objectives. Chapter 5 describes the phased build-and-verify methodology actually used, the A/B/C evaluation methodology, and — in the interest of the same evidence-over-narrative standard applied throughout this project — the real problems encountered while building it and how each was found and fixed. Chapter 6 lists resource requirements. Chapters 7 and 8 cover software design and implementation. Chapter 9 covers testing and validation, and Chapter 10 presents the analysis and results, including the real precision/recall/F1 numbers from a live, non-simulated 4-endpoint test fleet. Chapter 11 closes with limitations and future scope.</w:t>
       </w:r>
     </w:p>
     <w:p>
@@ -1302,9 +1332,19 @@
         <w:rPr>
           <w:rFonts w:ascii="Times New Roman" w:hAnsi="Times New Roman"/>
           <w:b w:val="0"/>
-          <w:i/>
+          <w:i w:val="0"/>
         </w:rPr>
-        <w:t>[Content pending — see build plan for staging]</w:t>
+        <w:t>Indirect prompt injection occurs when a system composes untrusted external content (a web page, a document, an email) with trusted instructions in a single context window and lets a language model act on the result [1]. Brave's security research characterises this as a fundamental, currently unsolved challenge for any AI system that ingests third-party content [1]. Field observations from Zscaler ThreatLabz [5] and Palo Alto Networks' Unit 42 [4] document real campaigns hiding instructions using off-screen CSS positioning, HTML comments, and structured JSON-LD metadata that machines parse as trusted context but a human reader never sees — the exact technique categories this project's DOM scanner targets. Mozilla has separately warned of the same risk class specifically for AI coding agents [3], and Google's own telemetry showed a 32% increase in malicious indirect-injection content in a four-month window spanning late 2025 and early 2026 [2].</w:t>
+      </w:r>
+    </w:p>
+    <w:p>
+      <w:r>
+        <w:rPr>
+          <w:rFonts w:ascii="Times New Roman" w:hAnsi="Times New Roman"/>
+          <w:b w:val="0"/>
+          <w:i w:val="0"/>
+        </w:rPr>
+        <w:t>Independent, adversarial testing of production AI browsers found ChatGPT Atlas and Perplexity Comet blocking only 5.8% and 7% of malicious pages respectively, against 47–53% for conventional browsers defending against phishing [6]. OpenAI's own head of preparedness has stated publicly that prompt injection for browser agents “may never be fully solved” [7], and OpenAI has since shipped iterative hardening for Atlas specifically in response to red-team findings [8]. Taken together, this literature establishes indirect prompt injection as a live, growing, and — by the vendors' own admission — structurally difficult problem, not a hypothetical one.</w:t>
       </w:r>
     </w:p>
     <w:p>
@@ -1325,9 +1365,9 @@
         <w:rPr>
           <w:rFonts w:ascii="Times New Roman" w:hAnsi="Times New Roman"/>
           <w:b w:val="0"/>
-          <w:i/>
+          <w:i w:val="0"/>
         </w:rPr>
-        <w:t>[Content pending — see build plan for staging]</w:t>
+        <w:t>Existing defensive and offensive tooling for prompt injection is concentrated at two other layers, neither of which is the client-side DOM. Open-source detectors such as Rebuff [17] and Pytector operate on the prompt text itself, using heuristics, a fine-tuned classifier, or an LLM-as-judge to flag a string as adversarial before it reaches a model — useful for direct injection into an application's own input field, but not applicable to instructions hidden in a third-party web page's DOM. Offensive/red-team tools (Praetorian's Augustus [16], a Burp Suite extension for LLM injection testing, and in-browser LLM-guided fuzzing research) are built to discover injection vulnerabilities in a target system, not to protect an end-user's own browsing session. Academic benchmarks — WAInjectBench [9], PromptShield, and a 2026 study showing prompt-injection detection performance is strongly regime-dependent (a detector tuned for one deployment context does not transfer cleanly to another) [10] — evaluate detectors against curated text/image corpora, not against a live DOM as an AI agent would actually encounter it. No surveyed system runs proactively, client-side, on the rendered page itself, ahead of an agent reading it — the specific gap this project addresses.</w:t>
       </w:r>
     </w:p>
     <w:p>
@@ -1348,9 +1388,9 @@
         <w:rPr>
           <w:rFonts w:ascii="Times New Roman" w:hAnsi="Times New Roman"/>
           <w:b w:val="0"/>
-          <w:i/>
+          <w:i w:val="0"/>
         </w:rPr>
-        <w:t>[Content pending — see build plan for staging]</w:t>
+        <w:t>“Shadow AI” — employees using AI services an organisation has not sanctioned or even identified — is now a recognised commercial security category. Vendors including Strac, Nightfall, and Microsoft Purview ship browser-extension-based DLP that scans outbound prompts and file uploads to known AI domains before they are sent, and report that the browser is where the large majority of generative-AI data leakage actually occurs [11]. These products are mature for the outbound-DLP half of the problem — this project's own DLP module (Chapter 8) is explicitly positioned as governance, not a novel research contribution, for that reason. Discovery of shadow AI itself, however, is uniformly domain-list-based in the surveyed products: an AI service is “known” only if a vendor has already catalogued its domain. None of the surveyed tools attempt network-layer fingerprint-based discovery of *unlisted* AI services, which is where this project's shadow-AI clustering module (Chapters 8 and 10) differs — and, as Chapter 10 shows honestly, where a fingerprint-based approach's real practical precision limits also become visible.</w:t>
       </w:r>
     </w:p>
     <w:p>
@@ -1371,9 +1411,9 @@
         <w:rPr>
           <w:rFonts w:ascii="Times New Roman" w:hAnsi="Times New Roman"/>
           <w:b w:val="0"/>
-          <w:i/>
+          <w:i w:val="0"/>
         </w:rPr>
-        <w:t>[Content pending — see build plan for staging]</w:t>
+        <w:t>JA3, developed at Salesforce [14], fingerprints a TLS client by hashing the cipher suites and extensions offered in its ClientHello message. JA4, from FoxIO [15], is a newer, explicitly GREASE-aware successor designed to strip out the randomised reserved values modern browsers insert specifically to prevent fingerprint ossification. The author's prior capstone used JA3/JA4 fingerprinting as one of eight behavioural indicators for detecting C2 beaconing over encrypted traffic. This project repurposes the same underlying technique for a different task — AI-platform identification and shadow-AI discovery instead of anomaly-based C2 detection — and, in the course of doing so (Chapter 5.3), independently rediscovered in a real, verified fleet-testing scenario exactly why JA4's GREASE-awareness matters: JA3 alone proved unreliable as a stable client identifier for real Chrome traffic.</w:t>
       </w:r>
     </w:p>
     <w:p>
@@ -1394,9 +1434,9 @@
         <w:rPr>
           <w:rFonts w:ascii="Times New Roman" w:hAnsi="Times New Roman"/>
           <w:b w:val="0"/>
-          <w:i/>
+          <w:i w:val="0"/>
         </w:rPr>
-        <w:t>[Content pending — see build plan for staging]</w:t>
+        <w:t>MITRE ATLAS (Adversarial Threat Landscape for Artificial-Intelligence Systems) [12] is a living, ATT&amp;CK-modelled knowledge base of adversary tactics and techniques specifically against AI-enabled systems, covering 16 tactics and over 80 techniques as of its most recent revision. This project's injection-detection module maps cleanly to ATLAS technique AML.T0051.001 (LLM Prompt Injection: Indirect, under the Initial Access tactic) — verified against multiple independent sources during threat-model scoping. The outbound-DLP module's mapping to ATLAS is, honestly, unresolved: secondary sources disagreed on what technique AML.T0025 actually names, and the authoritative atlas.mitre.org site could not be fetched directly to confirm (a JavaScript single-page application). OWASP's Gen AI Security Project LLM Top 10, specifically LLM02:2025 “Sensitive Information Disclosure” [13], is used as the confirmed, safer interim citation for that module instead of an unverified ATLAS ID — a deliberate choice to avoid citing something not actually checked.</w:t>
       </w:r>
     </w:p>
     <w:p>
@@ -1417,9 +1457,9 @@
         <w:rPr>
           <w:rFonts w:ascii="Times New Roman" w:hAnsi="Times New Roman"/>
           <w:b w:val="0"/>
-          <w:i/>
+          <w:i w:val="0"/>
         </w:rPr>
-        <w:t>[Content pending — see build plan for staging]</w:t>
+        <w:t>Across the literature surveyed, three observations converge. First, indirect prompt injection against AI browser agents is a real, growing, and — by vendors' own admission — structurally unsolved problem. Second, existing defensive tooling operates either on raw prompt text or as offensive red-team tooling, not as a proactive client-side DOM sentinel running ahead of an agent reading a page. Third, shadow-AI discovery in commercial DLP products is domain-list-based, with no surveyed system attempting network-fingerprint-based discovery of unlisted AI services. This project's contribution is a single, standalone system addressing all three gaps together — proactive DOM-level multi-indicator injection detection, JA4-based shadow-AI discovery, and an outbound DLP gate — built and evaluated end to end against real, non-simulated traffic through an actual multi-endpoint test fleet, with every claim in this report backed by a stored number, a screenshot, or a citation rather than prose alone.</w:t>
       </w:r>
     </w:p>
     <w:p>
@@ -1445,9 +1485,91 @@
         <w:rPr>
           <w:rFonts w:ascii="Times New Roman" w:hAnsi="Times New Roman"/>
           <w:b w:val="0"/>
-          <w:i/>
+          <w:i w:val="0"/>
         </w:rPr>
-        <w:t>[Content pending — see build plan for staging]</w:t>
+        <w:t>AI browser agents ingest the content of arbitrary web pages into their working context and act on it, but the current generation of such agents demonstrably fails to distinguish content intended for a human reader from content specifically crafted to instruct the agent itself. No control exists at the point where this matters most — the browser, before the agent's own (often opaque, vendor-controlled) reasoning pipeline processes the page — to flag content that reads like an instruction targeting an AI rather than a human. Separately, the same browser-to-AI channel is used to send arbitrary, ungoverned data — including personally identifiable information and secrets — to third-party AI services with no visibility or approval step, and organisations frequently cannot enumerate which AI services their own users' browsers are actually talking to.</w:t>
+      </w:r>
+    </w:p>
+    <w:p>
+      <w:r>
+        <w:rPr>
+          <w:rFonts w:ascii="Times New Roman" w:hAnsi="Times New Roman"/>
+          <w:b w:val="0"/>
+          <w:i w:val="0"/>
+        </w:rPr>
+        <w:t>This project's threat model is scoped precisely, and deliberately excludes adjacent problems that would each need a different architecture to address correctly:</w:t>
+      </w:r>
+    </w:p>
+    <w:p>
+      <w:pPr>
+        <w:pStyle w:val="ListBullet"/>
+      </w:pPr>
+      <w:r>
+        <w:rPr>
+          <w:rFonts w:ascii="Times New Roman" w:hAnsi="Times New Roman"/>
+          <w:sz w:val="24"/>
+        </w:rPr>
+        <w:t>In scope: indirect prompt injection — malicious instructions hidden in page content (off-screen CSS, zero-width Unicode, HTML comments, hidden alt/ARIA text, JSON-LD metadata) that a human browsing normally would not see but an AI agent reading the DOM would ingest.</w:t>
+      </w:r>
+    </w:p>
+    <w:p>
+      <w:pPr>
+        <w:pStyle w:val="ListBullet"/>
+      </w:pPr>
+      <w:r>
+        <w:rPr>
+          <w:rFonts w:ascii="Times New Roman" w:hAnsi="Times New Roman"/>
+          <w:sz w:val="24"/>
+        </w:rPr>
+        <w:t>In scope: identification of which AI platform a browser is communicating with, including platforms not on any predefined list (“shadow AI”), via network-layer TLS fingerprinting rather than a static domain allowlist alone.</w:t>
+      </w:r>
+    </w:p>
+    <w:p>
+      <w:pPr>
+        <w:pStyle w:val="ListBullet"/>
+      </w:pPr>
+      <w:r>
+        <w:rPr>
+          <w:rFonts w:ascii="Times New Roman" w:hAnsi="Times New Roman"/>
+          <w:sz w:val="24"/>
+        </w:rPr>
+        <w:t>In scope: unauthorized transmission of sensitive data (PII, credentials, secrets) from the browser to a known AI service, intercepted and gated before the request leaves the machine.</w:t>
+      </w:r>
+    </w:p>
+    <w:p>
+      <w:pPr>
+        <w:pStyle w:val="ListBullet"/>
+      </w:pPr>
+      <w:r>
+        <w:rPr>
+          <w:rFonts w:ascii="Times New Roman" w:hAnsi="Times New Roman"/>
+          <w:sz w:val="24"/>
+        </w:rPr>
+        <w:t>Out of scope: injection via the user's own typed prompts (a different, already well-covered problem — application-level prompt filtering — and not the novel contribution here).</w:t>
+      </w:r>
+    </w:p>
+    <w:p>
+      <w:pPr>
+        <w:pStyle w:val="ListBullet"/>
+      </w:pPr>
+      <w:r>
+        <w:rPr>
+          <w:rFonts w:ascii="Times New Roman" w:hAnsi="Times New Roman"/>
+          <w:sz w:val="24"/>
+        </w:rPr>
+        <w:t>Out of scope: post-hoc analysis of an AI agent's response after a successful compromise — this would require access to the agent's internal state, which is not available to a client-side browser extension.</w:t>
+      </w:r>
+    </w:p>
+    <w:p>
+      <w:pPr>
+        <w:pStyle w:val="ListBullet"/>
+      </w:pPr>
+      <w:r>
+        <w:rPr>
+          <w:rFonts w:ascii="Times New Roman" w:hAnsi="Times New Roman"/>
+          <w:sz w:val="24"/>
+        </w:rPr>
+        <w:t>Out of scope: blocking an AI agent that reads a page through its own privileged channel (e.g. the Chrome DevTools Protocol or an accessibility-tree API) rather than the visible DOM — this system is explicitly an intrusion detection system (IDS), not a prevention system (IPS), for that reason, exactly mirroring the posture the author's prior capstone took with Suricata/Zeek at the network layer.</w:t>
       </w:r>
     </w:p>
     <w:p>
@@ -1473,9 +1595,57 @@
         <w:rPr>
           <w:rFonts w:ascii="Times New Roman" w:hAnsi="Times New Roman"/>
           <w:b w:val="0"/>
-          <w:i/>
+          <w:i w:val="0"/>
         </w:rPr>
-        <w:t>[Content pending — see build plan for staging]</w:t>
+        <w:t>The study has four objectives, each mapped directly to an implemented module (Chapter 8) and a verification step (Chapter 9):</w:t>
+      </w:r>
+    </w:p>
+    <w:p>
+      <w:pPr>
+        <w:pStyle w:val="ListBullet"/>
+      </w:pPr>
+      <w:r>
+        <w:rPr>
+          <w:rFonts w:ascii="Times New Roman" w:hAnsi="Times New Roman"/>
+          <w:sz w:val="24"/>
+        </w:rPr>
+        <w:t>Objective 1: Design and implement a client-side, multi-indicator DOM scanner that detects indirect prompt injection with materially better precision and recall than any single indicator used in isolation, and evaluate this claim against a real labelled dataset rather than assert it.</w:t>
+      </w:r>
+    </w:p>
+    <w:p>
+      <w:pPr>
+        <w:pStyle w:val="ListBullet"/>
+      </w:pPr>
+      <w:r>
+        <w:rPr>
+          <w:rFonts w:ascii="Times New Roman" w:hAnsi="Times New Roman"/>
+          <w:sz w:val="24"/>
+        </w:rPr>
+        <w:t>Objective 2: Design and implement network-layer AI-platform identification via real TLS SNI/JA3/JA4 fingerprinting, including a heuristic for discovering AI services not on any predefined list (“shadow AI”), and evaluate the heuristic's real behaviour against live traffic rather than only synthetic test cases.</w:t>
+      </w:r>
+    </w:p>
+    <w:p>
+      <w:pPr>
+        <w:pStyle w:val="ListBullet"/>
+      </w:pPr>
+      <w:r>
+        <w:rPr>
+          <w:rFonts w:ascii="Times New Roman" w:hAnsi="Times New Roman"/>
+          <w:sz w:val="24"/>
+        </w:rPr>
+        <w:t>Objective 3: Design and implement an outbound data-loss-prevention gate that intercepts and classifies content bound for known AI services before it is sent, holding PII/secret-bearing requests for explicit user approval.</w:t>
+      </w:r>
+    </w:p>
+    <w:p>
+      <w:pPr>
+        <w:pStyle w:val="ListBullet"/>
+      </w:pPr>
+      <w:r>
+        <w:rPr>
+          <w:rFonts w:ascii="Times New Roman" w:hAnsi="Times New Roman"/>
+          <w:sz w:val="24"/>
+        </w:rPr>
+        <w:t>Objective 4: Build a small, realistic multi-endpoint test environment (distinct simulated users/hosts) that exercises all three modules through the actual running system — not a simulation — and produce a governance-style dashboard summarising the results, modelled on real EDR/CASB product patterns (CrowdStrike Falcon, SentinelOne Singularity, Microsoft Purview) researched during design.</w:t>
       </w:r>
     </w:p>
     <w:p>
@@ -1514,9 +1684,57 @@
         <w:rPr>
           <w:rFonts w:ascii="Times New Roman" w:hAnsi="Times New Roman"/>
           <w:b w:val="0"/>
-          <w:i/>
+          <w:i w:val="0"/>
         </w:rPr>
-        <w:t>[Content pending — see build plan for staging]</w:t>
+        <w:t>The system was built in four sequential phases, each fully verified against real running software before the next began — the same build-verify-before-proceeding discipline used in the author's prior capstone, applied here to a very different architecture.</w:t>
+      </w:r>
+    </w:p>
+    <w:p>
+      <w:pPr>
+        <w:pStyle w:val="ListBullet"/>
+      </w:pPr>
+      <w:r>
+        <w:rPr>
+          <w:rFonts w:ascii="Times New Roman" w:hAnsi="Times New Roman"/>
+          <w:sz w:val="24"/>
+        </w:rPr>
+        <w:t>Phase 1 — single-endpoint MVP: the Chrome extension, Go agent (daemon + native-messaging shim), Python scoring service, and Postgres store, wired together and verified end to end in a real (not simulated) Chrome instance via the Chrome DevTools Protocol, with the AI-platform module still a static domain-list stub.</w:t>
+      </w:r>
+    </w:p>
+    <w:p>
+      <w:pPr>
+        <w:pStyle w:val="ListBullet"/>
+      </w:pPr>
+      <w:r>
+        <w:rPr>
+          <w:rFonts w:ascii="Times New Roman" w:hAnsi="Times New Roman"/>
+          <w:sz w:val="24"/>
+        </w:rPr>
+        <w:t>Phase 2 — real network sensor: a standalone Zeek/Suricata deployment (fresh install and configuration, no code or infrastructure shared with the author's prior capstone) replacing the Phase 1 stub with real SNI/JA3/JA4 extraction and a first-cut shadow-AI clustering heuristic.</w:t>
+      </w:r>
+    </w:p>
+    <w:p>
+      <w:pPr>
+        <w:pStyle w:val="ListBullet"/>
+      </w:pPr>
+      <w:r>
+        <w:rPr>
+          <w:rFonts w:ascii="Times New Roman" w:hAnsi="Times New Roman"/>
+          <w:sz w:val="24"/>
+        </w:rPr>
+        <w:t>Phase 3 — labelled dataset and multi-endpoint test fleet: a 70-page synthetic, labelled dataset for the injection-detection module, and four Docker containers — each its own OS user and hostname — running the real extension, agent, and scoring pipeline against real (not mocked) traffic, producing the evaluation data in Chapter 10.</w:t>
+      </w:r>
+    </w:p>
+    <w:p>
+      <w:pPr>
+        <w:pStyle w:val="ListBullet"/>
+      </w:pPr>
+      <w:r>
+        <w:rPr>
+          <w:rFonts w:ascii="Times New Roman" w:hAnsi="Times New Roman"/>
+          <w:sz w:val="24"/>
+        </w:rPr>
+        <w:t>Phase 4 — dashboard: a governance-style web dashboard over the accumulated real data, backed by new server-side aggregate API endpoints rather than raw data dumped to the client.</w:t>
       </w:r>
     </w:p>
     <w:p>
@@ -1537,9 +1755,19 @@
         <w:rPr>
           <w:rFonts w:ascii="Times New Roman" w:hAnsi="Times New Roman"/>
           <w:b w:val="0"/>
-          <w:i/>
+          <w:i w:val="0"/>
         </w:rPr>
-        <w:t>[Content pending — see build plan for staging]</w:t>
+        <w:t>The injection-detection module is evaluated using the same three-configuration comparison methodology as the author's prior capstone, applied to a different indicator set: Configuration A is a keyword-only baseline (flags a page if any visible text matches an imperative-to-AI phrase pattern); Configuration B is a visibility-only baseline (flags a page if any off-screen or zero-width-Unicode indicator is present, regardless of content); Configuration C is the full multi-indicator detector, which combines all six indicators using a noisy-OR combination (Chapter 8.1) rather than a simple threshold sum. All three configurations are computed from the same underlying indicator counts in a single request to the scoring service, so A, B, and C are never subject to timing or environment differences relative to one another — only to the real page content itself.</w:t>
+      </w:r>
+    </w:p>
+    <w:p>
+      <w:r>
+        <w:rPr>
+          <w:rFonts w:ascii="Times New Roman" w:hAnsi="Times New Roman"/>
+          <w:b w:val="0"/>
+          <w:i w:val="0"/>
+        </w:rPr>
+        <w:t>Ground truth for the evaluation is a synthetic, labelled dataset (70 pages: 30 benign, 10 “hard-negative” pages carrying exactly one weak indicator, 30 injected pages carrying two to four indicators), generated deterministically so the same dataset can be regenerated and re-scored. Precision, recall, and F1 are computed per configuration from real confusion-matrix counts recorded by the live system during a real 4-endpoint fleet run (Chapter 9), not simulated or hand-computed.</w:t>
       </w:r>
     </w:p>
     <w:p>
@@ -1560,9 +1788,525 @@
         <w:rPr>
           <w:rFonts w:ascii="Times New Roman" w:hAnsi="Times New Roman"/>
           <w:b w:val="0"/>
-          <w:i/>
+          <w:i w:val="0"/>
         </w:rPr>
-        <w:t>[Content pending — see build plan for staging]</w:t>
+        <w:t>In keeping with the same standard applied throughout this project — real evidence, not a polished-sounding narrative — this section records every material defect found while building the system, its root cause, and its fix, in the order each was discovered. Several were only found by checking real output against expectation rather than trusting a clean-looking log or a successful build.</w:t>
+      </w:r>
+    </w:p>
+    <w:p>
+      <w:pPr>
+        <w:spacing w:after="160"/>
+      </w:pPr>
+      <w:r>
+        <w:rPr>
+          <w:rFonts w:ascii="Times New Roman" w:hAnsi="Times New Roman"/>
+          <w:b/>
+          <w:sz w:val="24"/>
+        </w:rPr>
+        <w:t xml:space="preserve">Chrome install path. </w:t>
+      </w:r>
+      <w:r>
+        <w:rPr>
+          <w:rFonts w:ascii="Consolas" w:hAnsi="Consolas"/>
+          <w:b w:val="0"/>
+          <w:sz w:val="22"/>
+        </w:rPr>
+        <w:t>--load-extension</w:t>
+      </w:r>
+      <w:r>
+        <w:rPr>
+          <w:rFonts w:ascii="Times New Roman" w:hAnsi="Times New Roman"/>
+          <w:b w:val="0"/>
+          <w:sz w:val="24"/>
+        </w:rPr>
+        <w:t xml:space="preserve"> (command-line flag) does not reliably install an unpacked Manifest V3 extension on the Chrome version used in this project — a service worker spins up, but content scripts never inject. Root cause: this flag is effectively degraded on recent Chrome; the correct path is the </w:t>
+      </w:r>
+      <w:r>
+        <w:rPr>
+          <w:rFonts w:ascii="Consolas" w:hAnsi="Consolas"/>
+          <w:b w:val="0"/>
+          <w:sz w:val="22"/>
+        </w:rPr>
+        <w:t>Extensions.loadUnpacked</w:t>
+      </w:r>
+      <w:r>
+        <w:rPr>
+          <w:rFonts w:ascii="Times New Roman" w:hAnsi="Times New Roman"/>
+          <w:b w:val="0"/>
+          <w:sz w:val="24"/>
+        </w:rPr>
+        <w:t xml:space="preserve"> DevTools Protocol command (the same one </w:t>
+      </w:r>
+      <w:r>
+        <w:rPr>
+          <w:rFonts w:ascii="Consolas" w:hAnsi="Consolas"/>
+          <w:b w:val="0"/>
+          <w:sz w:val="22"/>
+        </w:rPr>
+        <w:t>chrome://extensions</w:t>
+      </w:r>
+      <w:r>
+        <w:rPr>
+          <w:rFonts w:ascii="Times New Roman" w:hAnsi="Times New Roman"/>
+          <w:b w:val="0"/>
+          <w:sz w:val="24"/>
+        </w:rPr>
+        <w:t>'s “Load unpacked” button uses internally), which also correctly honours the manifest's pinned signing key for a deterministic extension ID. Fixed by switching every automated install path to that command.</w:t>
+      </w:r>
+    </w:p>
+    <w:p>
+      <w:pPr>
+        <w:spacing w:after="160"/>
+      </w:pPr>
+      <w:r>
+        <w:rPr>
+          <w:rFonts w:ascii="Times New Roman" w:hAnsi="Times New Roman"/>
+          <w:b/>
+          <w:sz w:val="24"/>
+        </w:rPr>
+        <w:t xml:space="preserve">Native messaging host discovery. </w:t>
+      </w:r>
+      <w:r>
+        <w:rPr>
+          <w:rFonts w:ascii="Times New Roman" w:hAnsi="Times New Roman"/>
+          <w:b w:val="0"/>
+          <w:sz w:val="24"/>
+        </w:rPr>
+        <w:t xml:space="preserve">A Chrome profile launched with a custom </w:t>
+      </w:r>
+      <w:r>
+        <w:rPr>
+          <w:rFonts w:ascii="Consolas" w:hAnsi="Consolas"/>
+          <w:b w:val="0"/>
+          <w:sz w:val="22"/>
+        </w:rPr>
+        <w:t>--user-data-dir</w:t>
+      </w:r>
+      <w:r>
+        <w:rPr>
+          <w:rFonts w:ascii="Times New Roman" w:hAnsi="Times New Roman"/>
+          <w:b w:val="0"/>
+          <w:sz w:val="24"/>
+        </w:rPr>
+        <w:t xml:space="preserve"> does not discover a native-messaging-host registration placed only at the user-level path; only the system-wide path was reliably found. Fixed by registering the host at both locations.</w:t>
+      </w:r>
+    </w:p>
+    <w:p>
+      <w:pPr>
+        <w:spacing w:after="160"/>
+      </w:pPr>
+      <w:r>
+        <w:rPr>
+          <w:rFonts w:ascii="Times New Roman" w:hAnsi="Times New Roman"/>
+          <w:b/>
+          <w:sz w:val="24"/>
+        </w:rPr>
+        <w:t xml:space="preserve">Zeek silently drops all TLS. </w:t>
+      </w:r>
+      <w:r>
+        <w:rPr>
+          <w:rFonts w:ascii="Times New Roman" w:hAnsi="Times New Roman"/>
+          <w:b w:val="0"/>
+          <w:sz w:val="24"/>
+        </w:rPr>
+        <w:t xml:space="preserve">The virtio network interface on the deployment VM has checksum offloading enabled, which makes Zeek see “invalid” TCP checksums on outbound packets and discard them by default — confirmed by comparing </w:t>
+      </w:r>
+      <w:r>
+        <w:rPr>
+          <w:rFonts w:ascii="Consolas" w:hAnsi="Consolas"/>
+          <w:b w:val="0"/>
+          <w:sz w:val="22"/>
+        </w:rPr>
+        <w:t>conn.log</w:t>
+      </w:r>
+      <w:r>
+        <w:rPr>
+          <w:rFonts w:ascii="Times New Roman" w:hAnsi="Times New Roman"/>
+          <w:b w:val="0"/>
+          <w:sz w:val="24"/>
+        </w:rPr>
+        <w:t xml:space="preserve"> (populated) against </w:t>
+      </w:r>
+      <w:r>
+        <w:rPr>
+          <w:rFonts w:ascii="Consolas" w:hAnsi="Consolas"/>
+          <w:b w:val="0"/>
+          <w:sz w:val="22"/>
+        </w:rPr>
+        <w:t>ssl.log</w:t>
+      </w:r>
+      <w:r>
+        <w:rPr>
+          <w:rFonts w:ascii="Times New Roman" w:hAnsi="Times New Roman"/>
+          <w:b w:val="0"/>
+          <w:sz w:val="24"/>
+        </w:rPr>
+        <w:t xml:space="preserve"> (empty) on the same capture. Fixed with Zeek's </w:t>
+      </w:r>
+      <w:r>
+        <w:rPr>
+          <w:rFonts w:ascii="Consolas" w:hAnsi="Consolas"/>
+          <w:b w:val="0"/>
+          <w:sz w:val="22"/>
+        </w:rPr>
+        <w:t>-C</w:t>
+      </w:r>
+      <w:r>
+        <w:rPr>
+          <w:rFonts w:ascii="Times New Roman" w:hAnsi="Times New Roman"/>
+          <w:b w:val="0"/>
+          <w:sz w:val="24"/>
+        </w:rPr>
+        <w:t xml:space="preserve"> (ignore-checksums) flag.</w:t>
+      </w:r>
+    </w:p>
+    <w:p>
+      <w:pPr>
+        <w:spacing w:after="160"/>
+      </w:pPr>
+      <w:r>
+        <w:rPr>
+          <w:rFonts w:ascii="Times New Roman" w:hAnsi="Times New Roman"/>
+          <w:b/>
+          <w:sz w:val="24"/>
+        </w:rPr>
+        <w:t xml:space="preserve">Shadow-AI confidence default. </w:t>
+      </w:r>
+      <w:r>
+        <w:rPr>
+          <w:rFonts w:ascii="Times New Roman" w:hAnsi="Times New Roman"/>
+          <w:b w:val="0"/>
+          <w:sz w:val="24"/>
+        </w:rPr>
+        <w:t xml:space="preserve">The </w:t>
+      </w:r>
+      <w:r>
+        <w:rPr>
+          <w:rFonts w:ascii="Consolas" w:hAnsi="Consolas"/>
+          <w:b w:val="0"/>
+          <w:sz w:val="22"/>
+        </w:rPr>
+        <w:t>shadow_ai_clusters.confidence</w:t>
+      </w:r>
+      <w:r>
+        <w:rPr>
+          <w:rFonts w:ascii="Times New Roman" w:hAnsi="Times New Roman"/>
+          <w:b w:val="0"/>
+          <w:sz w:val="24"/>
+        </w:rPr>
+        <w:t xml:space="preserve"> column's schema default was mistakenly </w:t>
+      </w:r>
+      <w:r>
+        <w:rPr>
+          <w:rFonts w:ascii="Consolas" w:hAnsi="Consolas"/>
+          <w:b w:val="0"/>
+          <w:sz w:val="22"/>
+        </w:rPr>
+        <w:t>'candidate'</w:t>
+      </w:r>
+      <w:r>
+        <w:rPr>
+          <w:rFonts w:ascii="Times New Roman" w:hAnsi="Times New Roman"/>
+          <w:b w:val="0"/>
+          <w:sz w:val="24"/>
+        </w:rPr>
+        <w:t xml:space="preserve"> instead of </w:t>
+      </w:r>
+      <w:r>
+        <w:rPr>
+          <w:rFonts w:ascii="Consolas" w:hAnsi="Consolas"/>
+          <w:b w:val="0"/>
+          <w:sz w:val="22"/>
+        </w:rPr>
+        <w:t>'observed'</w:t>
+      </w:r>
+      <w:r>
+        <w:rPr>
+          <w:rFonts w:ascii="Times New Roman" w:hAnsi="Times New Roman"/>
+          <w:b w:val="0"/>
+          <w:sz w:val="24"/>
+        </w:rPr>
+        <w:t>, so every single-domain sighting looked like a multi-domain cluster immediately — caught by testing against real ambient background traffic on the deployment machine, not only the constructed happy path. Fixed in the schema and via a one-time correction on the live database.</w:t>
+      </w:r>
+    </w:p>
+    <w:p>
+      <w:pPr>
+        <w:spacing w:after="160"/>
+      </w:pPr>
+      <w:r>
+        <w:rPr>
+          <w:rFonts w:ascii="Times New Roman" w:hAnsi="Times New Roman"/>
+          <w:b/>
+          <w:sz w:val="24"/>
+        </w:rPr>
+        <w:t xml:space="preserve">Suricata multi-interface capture. </w:t>
+      </w:r>
+      <w:r>
+        <w:rPr>
+          <w:rFonts w:ascii="Times New Roman" w:hAnsi="Times New Roman"/>
+          <w:b w:val="0"/>
+          <w:sz w:val="24"/>
+        </w:rPr>
+        <w:t xml:space="preserve">Passing </w:t>
+      </w:r>
+      <w:r>
+        <w:rPr>
+          <w:rFonts w:ascii="Consolas" w:hAnsi="Consolas"/>
+          <w:b w:val="0"/>
+          <w:sz w:val="22"/>
+        </w:rPr>
+        <w:t>-i ens18</w:t>
+      </w:r>
+      <w:r>
+        <w:rPr>
+          <w:rFonts w:ascii="Times New Roman" w:hAnsi="Times New Roman"/>
+          <w:b w:val="0"/>
+          <w:sz w:val="24"/>
+        </w:rPr>
+        <w:t xml:space="preserve"> on the command line silently overrides a YAML config's multi-interface </w:t>
+      </w:r>
+      <w:r>
+        <w:rPr>
+          <w:rFonts w:ascii="Consolas" w:hAnsi="Consolas"/>
+          <w:b w:val="0"/>
+          <w:sz w:val="22"/>
+        </w:rPr>
+        <w:t>af-packet</w:t>
+      </w:r>
+      <w:r>
+        <w:rPr>
+          <w:rFonts w:ascii="Times New Roman" w:hAnsi="Times New Roman"/>
+          <w:b w:val="0"/>
+          <w:sz w:val="24"/>
+        </w:rPr>
+        <w:t xml:space="preserve"> list down to a single interface. Fixed by using </w:t>
+      </w:r>
+      <w:r>
+        <w:rPr>
+          <w:rFonts w:ascii="Consolas" w:hAnsi="Consolas"/>
+          <w:b w:val="0"/>
+          <w:sz w:val="22"/>
+        </w:rPr>
+        <w:t>--af-packet</w:t>
+      </w:r>
+      <w:r>
+        <w:rPr>
+          <w:rFonts w:ascii="Times New Roman" w:hAnsi="Times New Roman"/>
+          <w:b w:val="0"/>
+          <w:sz w:val="24"/>
+        </w:rPr>
+        <w:t xml:space="preserve"> with no value, which tells Suricata to read the interface list from the config file.</w:t>
+      </w:r>
+    </w:p>
+    <w:p>
+      <w:pPr>
+        <w:spacing w:after="160"/>
+      </w:pPr>
+      <w:r>
+        <w:rPr>
+          <w:rFonts w:ascii="Times New Roman" w:hAnsi="Times New Roman"/>
+          <w:b/>
+          <w:sz w:val="24"/>
+        </w:rPr>
+        <w:t xml:space="preserve">Same-host traffic invisible to the sensor. </w:t>
+      </w:r>
+      <w:r>
+        <w:rPr>
+          <w:rFonts w:ascii="Times New Roman" w:hAnsi="Times New Roman"/>
+          <w:b w:val="0"/>
+          <w:sz w:val="24"/>
+        </w:rPr>
+        <w:t xml:space="preserve">The mock “unknown AI” test endpoints run on the same host as the sensor; same-host traffic to a local address never transits the physical network interface, so it was invisible to a sensor watching only </w:t>
+      </w:r>
+      <w:r>
+        <w:rPr>
+          <w:rFonts w:ascii="Consolas" w:hAnsi="Consolas"/>
+          <w:b w:val="0"/>
+          <w:sz w:val="22"/>
+        </w:rPr>
+        <w:t>ens18</w:t>
+      </w:r>
+      <w:r>
+        <w:rPr>
+          <w:rFonts w:ascii="Times New Roman" w:hAnsi="Times New Roman"/>
+          <w:b w:val="0"/>
+          <w:sz w:val="24"/>
+        </w:rPr>
+        <w:t>. Fixed by adding a second Zeek instance and a second Suricata interface, both watching loopback.</w:t>
+      </w:r>
+    </w:p>
+    <w:p>
+      <w:pPr>
+        <w:spacing w:after="160"/>
+      </w:pPr>
+      <w:r>
+        <w:rPr>
+          <w:rFonts w:ascii="Times New Roman" w:hAnsi="Times New Roman"/>
+          <w:b/>
+          <w:sz w:val="24"/>
+        </w:rPr>
+        <w:t xml:space="preserve">Container native-messaging gap repeated. </w:t>
+      </w:r>
+      <w:r>
+        <w:rPr>
+          <w:rFonts w:ascii="Times New Roman" w:hAnsi="Times New Roman"/>
+          <w:b w:val="0"/>
+          <w:sz w:val="24"/>
+        </w:rPr>
+        <w:t>The same native-messaging registration gap found earlier on the host was independently reintroduced inside the Phase 3 test-fleet containers, because the fix was not carried over into the container entrypoint script — causing the first full fleet run to silently record zero rows despite every page reporting a successful visit. Fixed the same way, plus each container's native-messaging shim needed to be told which port its own daemon was listening on, since containers share ports 1-to-1 with the host under the chosen networking mode.</w:t>
+      </w:r>
+    </w:p>
+    <w:p>
+      <w:pPr>
+        <w:spacing w:after="160"/>
+      </w:pPr>
+      <w:r>
+        <w:rPr>
+          <w:rFonts w:ascii="Times New Roman" w:hAnsi="Times New Roman"/>
+          <w:b/>
+          <w:sz w:val="24"/>
+        </w:rPr>
+        <w:t xml:space="preserve">Extension silently skipped benign pages. </w:t>
+      </w:r>
+      <w:r>
+        <w:rPr>
+          <w:rFonts w:ascii="Times New Roman" w:hAnsi="Times New Roman"/>
+          <w:b w:val="0"/>
+          <w:sz w:val="24"/>
+        </w:rPr>
+        <w:t>The DOM scanner only messaged the local agent when it found at least one indicator, so the dataset's 30 pure-benign pages were never scored or logged at all — leaving no true-negative data for the evaluation even after the storage layer was changed to log every score. Fixed by removing the early return so every scan reports, clean or not.</w:t>
+      </w:r>
+    </w:p>
+    <w:p>
+      <w:pPr>
+        <w:spacing w:after="160"/>
+      </w:pPr>
+      <w:r>
+        <w:rPr>
+          <w:rFonts w:ascii="Times New Roman" w:hAnsi="Times New Roman"/>
+          <w:b/>
+          <w:sz w:val="24"/>
+        </w:rPr>
+        <w:t xml:space="preserve">Hard-negative dataset miscalibration. </w:t>
+      </w:r>
+      <w:r>
+        <w:rPr>
+          <w:rFonts w:ascii="Times New Roman" w:hAnsi="Times New Roman"/>
+          <w:b w:val="0"/>
+          <w:sz w:val="24"/>
+        </w:rPr>
+        <w:t>The zero-width-Unicode hard-negative test pages were generated with four zero-width characters, which the scorer's own weighting treats as a maximally strong single indicator — not the intended weak, single-occurrence test case — causing that indicator alone to saturate the score. Fixed by parameterising the generator so hard-negative pages use exactly one occurrence.</w:t>
+      </w:r>
+    </w:p>
+    <w:p>
+      <w:pPr>
+        <w:spacing w:after="160"/>
+      </w:pPr>
+      <w:r>
+        <w:rPr>
+          <w:rFonts w:ascii="Times New Roman" w:hAnsi="Times New Roman"/>
+          <w:b/>
+          <w:sz w:val="24"/>
+        </w:rPr>
+        <w:t xml:space="preserve">JA3 instability under Chrome's GREASE. </w:t>
+      </w:r>
+      <w:r>
+        <w:rPr>
+          <w:rFonts w:ascii="Times New Roman" w:hAnsi="Times New Roman"/>
+          <w:b w:val="0"/>
+          <w:sz w:val="24"/>
+        </w:rPr>
+        <w:t xml:space="preserve">Shadow-AI clustering, keyed on the pair (JA3, JA4), never accumulated multi-domain evidence for real browser traffic. Root cause: Chrome's GREASE mechanism randomises reserved cipher/extension values in every ClientHello, which JA3's hashing treats as signal — confirmed empirically, with ten of twelve real Chrome connections to the same two test domains each producing a distinct JA3, while JA4 (designed to strip GREASE before hashing) stayed identical across all of them. Earlier testing had only appeared to work because it used </w:t>
+      </w:r>
+      <w:r>
+        <w:rPr>
+          <w:rFonts w:ascii="Consolas" w:hAnsi="Consolas"/>
+          <w:b w:val="0"/>
+          <w:sz w:val="22"/>
+        </w:rPr>
+        <w:t>curl</w:t>
+      </w:r>
+      <w:r>
+        <w:rPr>
+          <w:rFonts w:ascii="Times New Roman" w:hAnsi="Times New Roman"/>
+          <w:b w:val="0"/>
+          <w:sz w:val="24"/>
+        </w:rPr>
+        <w:t>, which does not implement GREASE. Fixed by re-keying the clustering table on JA4 alone.</w:t>
+      </w:r>
+    </w:p>
+    <w:p>
+      <w:pPr>
+        <w:spacing w:after="160"/>
+      </w:pPr>
+      <w:r>
+        <w:rPr>
+          <w:rFonts w:ascii="Times New Roman" w:hAnsi="Times New Roman"/>
+          <w:b/>
+          <w:sz w:val="24"/>
+        </w:rPr>
+        <w:t xml:space="preserve">Postgres ORDER BY on combined aliases. </w:t>
+      </w:r>
+      <w:r>
+        <w:rPr>
+          <w:rFonts w:ascii="Times New Roman" w:hAnsi="Times New Roman"/>
+          <w:b w:val="0"/>
+          <w:sz w:val="24"/>
+        </w:rPr>
+        <w:t xml:space="preserve">An </w:t>
+      </w:r>
+      <w:r>
+        <w:rPr>
+          <w:rFonts w:ascii="Consolas" w:hAnsi="Consolas"/>
+          <w:b w:val="0"/>
+          <w:sz w:val="22"/>
+        </w:rPr>
+        <w:t>ORDER BY</w:t>
+      </w:r>
+      <w:r>
+        <w:rPr>
+          <w:rFonts w:ascii="Times New Roman" w:hAnsi="Times New Roman"/>
+          <w:b w:val="0"/>
+          <w:sz w:val="24"/>
+        </w:rPr>
+        <w:t xml:space="preserve"> expression combining two </w:t>
+      </w:r>
+      <w:r>
+        <w:rPr>
+          <w:rFonts w:ascii="Consolas" w:hAnsi="Consolas"/>
+          <w:b w:val="0"/>
+          <w:sz w:val="22"/>
+        </w:rPr>
+        <w:t>SELECT</w:t>
+      </w:r>
+      <w:r>
+        <w:rPr>
+          <w:rFonts w:ascii="Times New Roman" w:hAnsi="Times New Roman"/>
+          <w:b w:val="0"/>
+          <w:sz w:val="24"/>
+        </w:rPr>
+        <w:t>-list aliases from correlated subqueries failed with “column does not exist,” even though each alias resolves individually. Fixed by wrapping the query in a subquery and ordering the outer query instead.</w:t>
+      </w:r>
+    </w:p>
+    <w:p>
+      <w:pPr>
+        <w:spacing w:after="160"/>
+      </w:pPr>
+      <w:r>
+        <w:rPr>
+          <w:rFonts w:ascii="Times New Roman" w:hAnsi="Times New Roman"/>
+          <w:b/>
+          <w:sz w:val="24"/>
+        </w:rPr>
+        <w:t xml:space="preserve">Host-level, not per-container, sensor attribution. </w:t>
+      </w:r>
+      <w:r>
+        <w:rPr>
+          <w:rFonts w:ascii="Times New Roman" w:hAnsi="Times New Roman"/>
+          <w:b w:val="0"/>
+          <w:sz w:val="24"/>
+        </w:rPr>
+        <w:t>Network-sensor-derived events are attributed to whichever endpoint's agent is tailing the sensor logs — only the host, since the test-fleet containers do not run their own sensor — so a shadow-AI event generated by one container's browsing is recorded against the host, not that container. This is a genuine architectural limitation of packet-capture-based attribution, not a bug to be silently fixed; it is stated plainly in Chapter 10 and Chapter 11 rather than left for a reviewer to discover.</w:t>
       </w:r>
     </w:p>
     <w:p>
@@ -1601,9 +2345,278 @@
         <w:rPr>
           <w:rFonts w:ascii="Times New Roman" w:hAnsi="Times New Roman"/>
           <w:b w:val="0"/>
-          <w:i/>
+          <w:i w:val="0"/>
         </w:rPr>
-        <w:t>[Content pending — see build plan for staging]</w:t>
+        <w:t>The complete system — extension, agent, scoring service, database, network sensor, and 4-container test fleet — was built and evaluated on a single Ubuntu virtual machine: 16 vCPUs, 15 GiB RAM, and roughly 1 TB of disk (908 GB free at time of evaluation). No GPU or specialised hardware is required by any component. This single-host footprint is deliberate: the system is scoped and evaluated at the scale of a university department or small company, not a hyperscale enterprise deployment.</w:t>
+      </w:r>
+    </w:p>
+    <w:p>
+      <w:pPr>
+        <w:pStyle w:val="Caption"/>
+      </w:pPr>
+      <w:r>
+        <w:t>Table 6.1: Hardware requirements</w:t>
+      </w:r>
+    </w:p>
+    <w:tbl>
+      <w:tblPr>
+        <w:tblStyle w:val="TableGrid"/>
+        <w:tblW w:type="auto" w:w="0"/>
+        <w:jc w:val="center"/>
+        <w:tblLook w:firstColumn="1" w:firstRow="1" w:lastColumn="0" w:lastRow="0" w:noHBand="0" w:noVBand="1" w:val="04A0"/>
+      </w:tblPr>
+      <w:tblGrid>
+        <w:gridCol w:w="3009"/>
+        <w:gridCol w:w="3009"/>
+        <w:gridCol w:w="3009"/>
+      </w:tblGrid>
+      <w:tr>
+        <w:tc>
+          <w:tcPr>
+            <w:tcW w:type="dxa" w:w="3009"/>
+          </w:tcPr>
+          <w:p>
+            <w:r/>
+            <w:r>
+              <w:rPr>
+                <w:rFonts w:ascii="Times New Roman" w:hAnsi="Times New Roman"/>
+                <w:b/>
+                <w:sz w:val="22"/>
+              </w:rPr>
+              <w:t>Component</w:t>
+            </w:r>
+          </w:p>
+        </w:tc>
+        <w:tc>
+          <w:tcPr>
+            <w:tcW w:type="dxa" w:w="3009"/>
+          </w:tcPr>
+          <w:p>
+            <w:r/>
+            <w:r>
+              <w:rPr>
+                <w:rFonts w:ascii="Times New Roman" w:hAnsi="Times New Roman"/>
+                <w:b/>
+                <w:sz w:val="22"/>
+              </w:rPr>
+              <w:t>Minimum</w:t>
+            </w:r>
+          </w:p>
+        </w:tc>
+        <w:tc>
+          <w:tcPr>
+            <w:tcW w:type="dxa" w:w="3009"/>
+          </w:tcPr>
+          <w:p>
+            <w:r/>
+            <w:r>
+              <w:rPr>
+                <w:rFonts w:ascii="Times New Roman" w:hAnsi="Times New Roman"/>
+                <w:b/>
+                <w:sz w:val="22"/>
+              </w:rPr>
+              <w:t>Used in this project</w:t>
+            </w:r>
+          </w:p>
+        </w:tc>
+      </w:tr>
+      <w:tr>
+        <w:tc>
+          <w:tcPr>
+            <w:tcW w:type="dxa" w:w="3009"/>
+          </w:tcPr>
+          <w:p>
+            <w:r/>
+            <w:r>
+              <w:rPr>
+                <w:rFonts w:ascii="Times New Roman" w:hAnsi="Times New Roman"/>
+                <w:sz w:val="22"/>
+              </w:rPr>
+              <w:t>CPU</w:t>
+            </w:r>
+          </w:p>
+        </w:tc>
+        <w:tc>
+          <w:tcPr>
+            <w:tcW w:type="dxa" w:w="3009"/>
+          </w:tcPr>
+          <w:p>
+            <w:r/>
+            <w:r>
+              <w:rPr>
+                <w:rFonts w:ascii="Times New Roman" w:hAnsi="Times New Roman"/>
+                <w:sz w:val="22"/>
+              </w:rPr>
+              <w:t>4 vCPUs</w:t>
+            </w:r>
+          </w:p>
+        </w:tc>
+        <w:tc>
+          <w:tcPr>
+            <w:tcW w:type="dxa" w:w="3009"/>
+          </w:tcPr>
+          <w:p>
+            <w:r/>
+            <w:r>
+              <w:rPr>
+                <w:rFonts w:ascii="Times New Roman" w:hAnsi="Times New Roman"/>
+                <w:sz w:val="22"/>
+              </w:rPr>
+              <w:t>16 vCPUs</w:t>
+            </w:r>
+          </w:p>
+        </w:tc>
+      </w:tr>
+      <w:tr>
+        <w:tc>
+          <w:tcPr>
+            <w:tcW w:type="dxa" w:w="3009"/>
+          </w:tcPr>
+          <w:p>
+            <w:r/>
+            <w:r>
+              <w:rPr>
+                <w:rFonts w:ascii="Times New Roman" w:hAnsi="Times New Roman"/>
+                <w:sz w:val="22"/>
+              </w:rPr>
+              <w:t>RAM</w:t>
+            </w:r>
+          </w:p>
+        </w:tc>
+        <w:tc>
+          <w:tcPr>
+            <w:tcW w:type="dxa" w:w="3009"/>
+          </w:tcPr>
+          <w:p>
+            <w:r/>
+            <w:r>
+              <w:rPr>
+                <w:rFonts w:ascii="Times New Roman" w:hAnsi="Times New Roman"/>
+                <w:sz w:val="22"/>
+              </w:rPr>
+              <w:t>8 GB</w:t>
+            </w:r>
+          </w:p>
+        </w:tc>
+        <w:tc>
+          <w:tcPr>
+            <w:tcW w:type="dxa" w:w="3009"/>
+          </w:tcPr>
+          <w:p>
+            <w:r/>
+            <w:r>
+              <w:rPr>
+                <w:rFonts w:ascii="Times New Roman" w:hAnsi="Times New Roman"/>
+                <w:sz w:val="22"/>
+              </w:rPr>
+              <w:t>15 GiB</w:t>
+            </w:r>
+          </w:p>
+        </w:tc>
+      </w:tr>
+      <w:tr>
+        <w:tc>
+          <w:tcPr>
+            <w:tcW w:type="dxa" w:w="3009"/>
+          </w:tcPr>
+          <w:p>
+            <w:r/>
+            <w:r>
+              <w:rPr>
+                <w:rFonts w:ascii="Times New Roman" w:hAnsi="Times New Roman"/>
+                <w:sz w:val="22"/>
+              </w:rPr>
+              <w:t>Disk</w:t>
+            </w:r>
+          </w:p>
+        </w:tc>
+        <w:tc>
+          <w:tcPr>
+            <w:tcW w:type="dxa" w:w="3009"/>
+          </w:tcPr>
+          <w:p>
+            <w:r/>
+            <w:r>
+              <w:rPr>
+                <w:rFonts w:ascii="Times New Roman" w:hAnsi="Times New Roman"/>
+                <w:sz w:val="22"/>
+              </w:rPr>
+              <w:t>20 GB free</w:t>
+            </w:r>
+          </w:p>
+        </w:tc>
+        <w:tc>
+          <w:tcPr>
+            <w:tcW w:type="dxa" w:w="3009"/>
+          </w:tcPr>
+          <w:p>
+            <w:r/>
+            <w:r>
+              <w:rPr>
+                <w:rFonts w:ascii="Times New Roman" w:hAnsi="Times New Roman"/>
+                <w:sz w:val="22"/>
+              </w:rPr>
+              <w:t>~1 TB (908 GB free)</w:t>
+            </w:r>
+          </w:p>
+        </w:tc>
+      </w:tr>
+      <w:tr>
+        <w:tc>
+          <w:tcPr>
+            <w:tcW w:type="dxa" w:w="3009"/>
+          </w:tcPr>
+          <w:p>
+            <w:r/>
+            <w:r>
+              <w:rPr>
+                <w:rFonts w:ascii="Times New Roman" w:hAnsi="Times New Roman"/>
+                <w:sz w:val="22"/>
+              </w:rPr>
+              <w:t>Network</w:t>
+            </w:r>
+          </w:p>
+        </w:tc>
+        <w:tc>
+          <w:tcPr>
+            <w:tcW w:type="dxa" w:w="3009"/>
+          </w:tcPr>
+          <w:p>
+            <w:r/>
+            <w:r>
+              <w:rPr>
+                <w:rFonts w:ascii="Times New Roman" w:hAnsi="Times New Roman"/>
+                <w:sz w:val="22"/>
+              </w:rPr>
+              <w:t>1 real NIC (for sensor capture)</w:t>
+            </w:r>
+          </w:p>
+        </w:tc>
+        <w:tc>
+          <w:tcPr>
+            <w:tcW w:type="dxa" w:w="3009"/>
+          </w:tcPr>
+          <w:p>
+            <w:r/>
+            <w:r>
+              <w:rPr>
+                <w:rFonts w:ascii="Times New Roman" w:hAnsi="Times New Roman"/>
+                <w:sz w:val="22"/>
+              </w:rPr>
+              <w:t>ens18 (virtio) + loopback</w:t>
+            </w:r>
+          </w:p>
+        </w:tc>
+      </w:tr>
+    </w:tbl>
+    <w:p>
+      <w:r>
+        <w:rPr>
+          <w:rFonts w:ascii="Times New Roman" w:hAnsi="Times New Roman"/>
+          <w:b w:val="0"/>
+          <w:i w:val="0"/>
+          <w:sz w:val="2"/>
+        </w:rPr>
       </w:r>
     </w:p>
     <w:p>
@@ -1624,9 +2637,560 @@
         <w:rPr>
           <w:rFonts w:ascii="Times New Roman" w:hAnsi="Times New Roman"/>
           <w:b w:val="0"/>
-          <w:i/>
+          <w:i w:val="0"/>
         </w:rPr>
-        <w:t>[Content pending — see build plan for staging]</w:t>
+        <w:t>All software used is open-source or freely available, and every version below is the exact version actually used, not a general recommendation.</w:t>
+      </w:r>
+    </w:p>
+    <w:p>
+      <w:pPr>
+        <w:pStyle w:val="Caption"/>
+      </w:pPr>
+      <w:r>
+        <w:t>Table 6.2: Software requirements</w:t>
+      </w:r>
+    </w:p>
+    <w:tbl>
+      <w:tblPr>
+        <w:tblStyle w:val="TableGrid"/>
+        <w:tblW w:type="auto" w:w="0"/>
+        <w:jc w:val="center"/>
+        <w:tblLook w:firstColumn="1" w:firstRow="1" w:lastColumn="0" w:lastRow="0" w:noHBand="0" w:noVBand="1" w:val="04A0"/>
+      </w:tblPr>
+      <w:tblGrid>
+        <w:gridCol w:w="3009"/>
+        <w:gridCol w:w="3009"/>
+        <w:gridCol w:w="3009"/>
+      </w:tblGrid>
+      <w:tr>
+        <w:tc>
+          <w:tcPr>
+            <w:tcW w:type="dxa" w:w="3009"/>
+          </w:tcPr>
+          <w:p>
+            <w:r/>
+            <w:r>
+              <w:rPr>
+                <w:rFonts w:ascii="Times New Roman" w:hAnsi="Times New Roman"/>
+                <w:b/>
+                <w:sz w:val="22"/>
+              </w:rPr>
+              <w:t>Layer</w:t>
+            </w:r>
+          </w:p>
+        </w:tc>
+        <w:tc>
+          <w:tcPr>
+            <w:tcW w:type="dxa" w:w="3009"/>
+          </w:tcPr>
+          <w:p>
+            <w:r/>
+            <w:r>
+              <w:rPr>
+                <w:rFonts w:ascii="Times New Roman" w:hAnsi="Times New Roman"/>
+                <w:b/>
+                <w:sz w:val="22"/>
+              </w:rPr>
+              <w:t>Software</w:t>
+            </w:r>
+          </w:p>
+        </w:tc>
+        <w:tc>
+          <w:tcPr>
+            <w:tcW w:type="dxa" w:w="3009"/>
+          </w:tcPr>
+          <w:p>
+            <w:r/>
+            <w:r>
+              <w:rPr>
+                <w:rFonts w:ascii="Times New Roman" w:hAnsi="Times New Roman"/>
+                <w:b/>
+                <w:sz w:val="22"/>
+              </w:rPr>
+              <w:t>Version</w:t>
+            </w:r>
+          </w:p>
+        </w:tc>
+      </w:tr>
+      <w:tr>
+        <w:tc>
+          <w:tcPr>
+            <w:tcW w:type="dxa" w:w="3009"/>
+          </w:tcPr>
+          <w:p>
+            <w:r/>
+            <w:r>
+              <w:rPr>
+                <w:rFonts w:ascii="Times New Roman" w:hAnsi="Times New Roman"/>
+                <w:sz w:val="22"/>
+              </w:rPr>
+              <w:t>OS</w:t>
+            </w:r>
+          </w:p>
+        </w:tc>
+        <w:tc>
+          <w:tcPr>
+            <w:tcW w:type="dxa" w:w="3009"/>
+          </w:tcPr>
+          <w:p>
+            <w:r/>
+            <w:r>
+              <w:rPr>
+                <w:rFonts w:ascii="Times New Roman" w:hAnsi="Times New Roman"/>
+                <w:sz w:val="22"/>
+              </w:rPr>
+              <w:t>Ubuntu Server</w:t>
+            </w:r>
+          </w:p>
+        </w:tc>
+        <w:tc>
+          <w:tcPr>
+            <w:tcW w:type="dxa" w:w="3009"/>
+          </w:tcPr>
+          <w:p>
+            <w:r/>
+            <w:r>
+              <w:rPr>
+                <w:rFonts w:ascii="Times New Roman" w:hAnsi="Times New Roman"/>
+                <w:sz w:val="22"/>
+              </w:rPr>
+              <w:t>24.04.4 LTS</w:t>
+            </w:r>
+          </w:p>
+        </w:tc>
+      </w:tr>
+      <w:tr>
+        <w:tc>
+          <w:tcPr>
+            <w:tcW w:type="dxa" w:w="3009"/>
+          </w:tcPr>
+          <w:p>
+            <w:r/>
+            <w:r>
+              <w:rPr>
+                <w:rFonts w:ascii="Times New Roman" w:hAnsi="Times New Roman"/>
+                <w:sz w:val="22"/>
+              </w:rPr>
+              <w:t>Extension</w:t>
+            </w:r>
+          </w:p>
+        </w:tc>
+        <w:tc>
+          <w:tcPr>
+            <w:tcW w:type="dxa" w:w="3009"/>
+          </w:tcPr>
+          <w:p>
+            <w:r/>
+            <w:r>
+              <w:rPr>
+                <w:rFonts w:ascii="Times New Roman" w:hAnsi="Times New Roman"/>
+                <w:sz w:val="22"/>
+              </w:rPr>
+              <w:t>TypeScript / esbuild</w:t>
+            </w:r>
+          </w:p>
+        </w:tc>
+        <w:tc>
+          <w:tcPr>
+            <w:tcW w:type="dxa" w:w="3009"/>
+          </w:tcPr>
+          <w:p>
+            <w:r/>
+            <w:r>
+              <w:rPr>
+                <w:rFonts w:ascii="Times New Roman" w:hAnsi="Times New Roman"/>
+                <w:sz w:val="22"/>
+              </w:rPr>
+              <w:t>5.7.2 / 0.24.0</w:t>
+            </w:r>
+          </w:p>
+        </w:tc>
+      </w:tr>
+      <w:tr>
+        <w:tc>
+          <w:tcPr>
+            <w:tcW w:type="dxa" w:w="3009"/>
+          </w:tcPr>
+          <w:p>
+            <w:r/>
+            <w:r>
+              <w:rPr>
+                <w:rFonts w:ascii="Times New Roman" w:hAnsi="Times New Roman"/>
+                <w:sz w:val="22"/>
+              </w:rPr>
+              <w:t>Extension runtime</w:t>
+            </w:r>
+          </w:p>
+        </w:tc>
+        <w:tc>
+          <w:tcPr>
+            <w:tcW w:type="dxa" w:w="3009"/>
+          </w:tcPr>
+          <w:p>
+            <w:r/>
+            <w:r>
+              <w:rPr>
+                <w:rFonts w:ascii="Times New Roman" w:hAnsi="Times New Roman"/>
+                <w:sz w:val="22"/>
+              </w:rPr>
+              <w:t>Google Chrome (Manifest V3)</w:t>
+            </w:r>
+          </w:p>
+        </w:tc>
+        <w:tc>
+          <w:tcPr>
+            <w:tcW w:type="dxa" w:w="3009"/>
+          </w:tcPr>
+          <w:p>
+            <w:r/>
+            <w:r>
+              <w:rPr>
+                <w:rFonts w:ascii="Times New Roman" w:hAnsi="Times New Roman"/>
+                <w:sz w:val="22"/>
+              </w:rPr>
+              <w:t>150.0.7871.46</w:t>
+            </w:r>
+          </w:p>
+        </w:tc>
+      </w:tr>
+      <w:tr>
+        <w:tc>
+          <w:tcPr>
+            <w:tcW w:type="dxa" w:w="3009"/>
+          </w:tcPr>
+          <w:p>
+            <w:r/>
+            <w:r>
+              <w:rPr>
+                <w:rFonts w:ascii="Times New Roman" w:hAnsi="Times New Roman"/>
+                <w:sz w:val="22"/>
+              </w:rPr>
+              <w:t>Local agent</w:t>
+            </w:r>
+          </w:p>
+        </w:tc>
+        <w:tc>
+          <w:tcPr>
+            <w:tcW w:type="dxa" w:w="3009"/>
+          </w:tcPr>
+          <w:p>
+            <w:r/>
+            <w:r>
+              <w:rPr>
+                <w:rFonts w:ascii="Times New Roman" w:hAnsi="Times New Roman"/>
+                <w:sz w:val="22"/>
+              </w:rPr>
+              <w:t>Go</w:t>
+            </w:r>
+          </w:p>
+        </w:tc>
+        <w:tc>
+          <w:tcPr>
+            <w:tcW w:type="dxa" w:w="3009"/>
+          </w:tcPr>
+          <w:p>
+            <w:r/>
+            <w:r>
+              <w:rPr>
+                <w:rFonts w:ascii="Times New Roman" w:hAnsi="Times New Roman"/>
+                <w:sz w:val="22"/>
+              </w:rPr>
+              <w:t>1.22.2</w:t>
+            </w:r>
+          </w:p>
+        </w:tc>
+      </w:tr>
+      <w:tr>
+        <w:tc>
+          <w:tcPr>
+            <w:tcW w:type="dxa" w:w="3009"/>
+          </w:tcPr>
+          <w:p>
+            <w:r/>
+            <w:r>
+              <w:rPr>
+                <w:rFonts w:ascii="Times New Roman" w:hAnsi="Times New Roman"/>
+                <w:sz w:val="22"/>
+              </w:rPr>
+              <w:t>Scoring service</w:t>
+            </w:r>
+          </w:p>
+        </w:tc>
+        <w:tc>
+          <w:tcPr>
+            <w:tcW w:type="dxa" w:w="3009"/>
+          </w:tcPr>
+          <w:p>
+            <w:r/>
+            <w:r>
+              <w:rPr>
+                <w:rFonts w:ascii="Times New Roman" w:hAnsi="Times New Roman"/>
+                <w:sz w:val="22"/>
+              </w:rPr>
+              <w:t>Python / FastAPI / uvicorn</w:t>
+            </w:r>
+          </w:p>
+        </w:tc>
+        <w:tc>
+          <w:tcPr>
+            <w:tcW w:type="dxa" w:w="3009"/>
+          </w:tcPr>
+          <w:p>
+            <w:r/>
+            <w:r>
+              <w:rPr>
+                <w:rFonts w:ascii="Times New Roman" w:hAnsi="Times New Roman"/>
+                <w:sz w:val="22"/>
+              </w:rPr>
+              <w:t>3.12.3 / 0.115.6 / 0.34.0</w:t>
+            </w:r>
+          </w:p>
+        </w:tc>
+      </w:tr>
+      <w:tr>
+        <w:tc>
+          <w:tcPr>
+            <w:tcW w:type="dxa" w:w="3009"/>
+          </w:tcPr>
+          <w:p>
+            <w:r/>
+            <w:r>
+              <w:rPr>
+                <w:rFonts w:ascii="Times New Roman" w:hAnsi="Times New Roman"/>
+                <w:sz w:val="22"/>
+              </w:rPr>
+              <w:t>Storage</w:t>
+            </w:r>
+          </w:p>
+        </w:tc>
+        <w:tc>
+          <w:tcPr>
+            <w:tcW w:type="dxa" w:w="3009"/>
+          </w:tcPr>
+          <w:p>
+            <w:r/>
+            <w:r>
+              <w:rPr>
+                <w:rFonts w:ascii="Times New Roman" w:hAnsi="Times New Roman"/>
+                <w:sz w:val="22"/>
+              </w:rPr>
+              <w:t>PostgreSQL</w:t>
+            </w:r>
+          </w:p>
+        </w:tc>
+        <w:tc>
+          <w:tcPr>
+            <w:tcW w:type="dxa" w:w="3009"/>
+          </w:tcPr>
+          <w:p>
+            <w:r/>
+            <w:r>
+              <w:rPr>
+                <w:rFonts w:ascii="Times New Roman" w:hAnsi="Times New Roman"/>
+                <w:sz w:val="22"/>
+              </w:rPr>
+              <w:t>16.14</w:t>
+            </w:r>
+          </w:p>
+        </w:tc>
+      </w:tr>
+      <w:tr>
+        <w:tc>
+          <w:tcPr>
+            <w:tcW w:type="dxa" w:w="3009"/>
+          </w:tcPr>
+          <w:p>
+            <w:r/>
+            <w:r>
+              <w:rPr>
+                <w:rFonts w:ascii="Times New Roman" w:hAnsi="Times New Roman"/>
+                <w:sz w:val="22"/>
+              </w:rPr>
+              <w:t>Network sensor</w:t>
+            </w:r>
+          </w:p>
+        </w:tc>
+        <w:tc>
+          <w:tcPr>
+            <w:tcW w:type="dxa" w:w="3009"/>
+          </w:tcPr>
+          <w:p>
+            <w:r/>
+            <w:r>
+              <w:rPr>
+                <w:rFonts w:ascii="Times New Roman" w:hAnsi="Times New Roman"/>
+                <w:sz w:val="22"/>
+              </w:rPr>
+              <w:t>Zeek (+ JA3/JA4 zkg packages)</w:t>
+            </w:r>
+          </w:p>
+        </w:tc>
+        <w:tc>
+          <w:tcPr>
+            <w:tcW w:type="dxa" w:w="3009"/>
+          </w:tcPr>
+          <w:p>
+            <w:r/>
+            <w:r>
+              <w:rPr>
+                <w:rFonts w:ascii="Times New Roman" w:hAnsi="Times New Roman"/>
+                <w:sz w:val="22"/>
+              </w:rPr>
+              <w:t>8.2.1</w:t>
+            </w:r>
+          </w:p>
+        </w:tc>
+      </w:tr>
+      <w:tr>
+        <w:tc>
+          <w:tcPr>
+            <w:tcW w:type="dxa" w:w="3009"/>
+          </w:tcPr>
+          <w:p>
+            <w:r/>
+            <w:r>
+              <w:rPr>
+                <w:rFonts w:ascii="Times New Roman" w:hAnsi="Times New Roman"/>
+                <w:sz w:val="22"/>
+              </w:rPr>
+              <w:t>Network sensor</w:t>
+            </w:r>
+          </w:p>
+        </w:tc>
+        <w:tc>
+          <w:tcPr>
+            <w:tcW w:type="dxa" w:w="3009"/>
+          </w:tcPr>
+          <w:p>
+            <w:r/>
+            <w:r>
+              <w:rPr>
+                <w:rFonts w:ascii="Times New Roman" w:hAnsi="Times New Roman"/>
+                <w:sz w:val="22"/>
+              </w:rPr>
+              <w:t>Suricata</w:t>
+            </w:r>
+          </w:p>
+        </w:tc>
+        <w:tc>
+          <w:tcPr>
+            <w:tcW w:type="dxa" w:w="3009"/>
+          </w:tcPr>
+          <w:p>
+            <w:r/>
+            <w:r>
+              <w:rPr>
+                <w:rFonts w:ascii="Times New Roman" w:hAnsi="Times New Roman"/>
+                <w:sz w:val="22"/>
+              </w:rPr>
+              <w:t>8.0.5</w:t>
+            </w:r>
+          </w:p>
+        </w:tc>
+      </w:tr>
+      <w:tr>
+        <w:tc>
+          <w:tcPr>
+            <w:tcW w:type="dxa" w:w="3009"/>
+          </w:tcPr>
+          <w:p>
+            <w:r/>
+            <w:r>
+              <w:rPr>
+                <w:rFonts w:ascii="Times New Roman" w:hAnsi="Times New Roman"/>
+                <w:sz w:val="22"/>
+              </w:rPr>
+              <w:t>Test fleet</w:t>
+            </w:r>
+          </w:p>
+        </w:tc>
+        <w:tc>
+          <w:tcPr>
+            <w:tcW w:type="dxa" w:w="3009"/>
+          </w:tcPr>
+          <w:p>
+            <w:r/>
+            <w:r>
+              <w:rPr>
+                <w:rFonts w:ascii="Times New Roman" w:hAnsi="Times New Roman"/>
+                <w:sz w:val="22"/>
+              </w:rPr>
+              <w:t>Docker Engine</w:t>
+            </w:r>
+          </w:p>
+        </w:tc>
+        <w:tc>
+          <w:tcPr>
+            <w:tcW w:type="dxa" w:w="3009"/>
+          </w:tcPr>
+          <w:p>
+            <w:r/>
+            <w:r>
+              <w:rPr>
+                <w:rFonts w:ascii="Times New Roman" w:hAnsi="Times New Roman"/>
+                <w:sz w:val="22"/>
+              </w:rPr>
+              <w:t>29.1.3</w:t>
+            </w:r>
+          </w:p>
+        </w:tc>
+      </w:tr>
+      <w:tr>
+        <w:tc>
+          <w:tcPr>
+            <w:tcW w:type="dxa" w:w="3009"/>
+          </w:tcPr>
+          <w:p>
+            <w:r/>
+            <w:r>
+              <w:rPr>
+                <w:rFonts w:ascii="Times New Roman" w:hAnsi="Times New Roman"/>
+                <w:sz w:val="22"/>
+              </w:rPr>
+              <w:t>Dashboard</w:t>
+            </w:r>
+          </w:p>
+        </w:tc>
+        <w:tc>
+          <w:tcPr>
+            <w:tcW w:type="dxa" w:w="3009"/>
+          </w:tcPr>
+          <w:p>
+            <w:r/>
+            <w:r>
+              <w:rPr>
+                <w:rFonts w:ascii="Times New Roman" w:hAnsi="Times New Roman"/>
+                <w:sz w:val="22"/>
+              </w:rPr>
+              <w:t>React / Vite / TypeScript</w:t>
+            </w:r>
+          </w:p>
+        </w:tc>
+        <w:tc>
+          <w:tcPr>
+            <w:tcW w:type="dxa" w:w="3009"/>
+          </w:tcPr>
+          <w:p>
+            <w:r/>
+            <w:r>
+              <w:rPr>
+                <w:rFonts w:ascii="Times New Roman" w:hAnsi="Times New Roman"/>
+                <w:sz w:val="22"/>
+              </w:rPr>
+              <w:t>18.3.1 / 6.0.5 / 5.7.2</w:t>
+            </w:r>
+          </w:p>
+        </w:tc>
+      </w:tr>
+    </w:tbl>
+    <w:p>
+      <w:r>
+        <w:rPr>
+          <w:rFonts w:ascii="Times New Roman" w:hAnsi="Times New Roman"/>
+          <w:b w:val="0"/>
+          <w:i w:val="0"/>
+          <w:sz w:val="2"/>
+        </w:rPr>
       </w:r>
     </w:p>
     <w:p>
@@ -1647,9 +3211,9 @@
         <w:rPr>
           <w:rFonts w:ascii="Times New Roman" w:hAnsi="Times New Roman"/>
           <w:b w:val="0"/>
-          <w:i/>
+          <w:i w:val="0"/>
         </w:rPr>
-        <w:t>[Content pending — see build plan for staging]</w:t>
+        <w:t>No third-party or personally identifying real-world data was used anywhere in this project. The injection-detection evaluation uses a fully synthetic, deterministically generated 70-page HTML dataset (Chapter 9). The DLP module is evaluated with synthetic PII strings constructed for testing (a fabricated email address and a Luhn-valid but non-issued card number), sent only to a nonexistent path on a real AI domain so no data is actually transmitted anywhere. The network-sensor and shadow-AI modules were evaluated against real live traffic on the deployment machine itself — the author's own machine, single-user, self-consented — which is explicitly a different, lighter-weight ethical posture than monitoring a shared or third-party network, and is stated as such.</w:t>
       </w:r>
     </w:p>
     <w:p>

--- a/docs/report/Browser_AI_Sentinel_Final_Report_Sushanth_Sridhar.docx
+++ b/docs/report/Browser_AI_Sentinel_Final_Report_Sushanth_Sridhar.docx
@@ -3252,9 +3252,99 @@
         <w:rPr>
           <w:rFonts w:ascii="Times New Roman" w:hAnsi="Times New Roman"/>
           <w:b w:val="0"/>
-          <w:i/>
+          <w:i w:val="0"/>
         </w:rPr>
-        <w:t>[Content pending — see build plan for staging]</w:t>
+        <w:t>The system is a single-host pipeline of five long-running components plus one passive network sensor, spanning four languages chosen for the layer each is strongest at: TypeScript for the in-browser observation surface (Manifest V3 gives no other realistic choice), Go for a small, low-overhead, always-on local daemon, Python for the scoring and classification logic where a rich ecosystem of text-processing and ML-adjacent libraries matters, and SQL/Postgres as the single source of truth every other component reads from or writes to. No component trusts another's judgement silently: the extension observes and reports, the daemon relays and persists, the scoring service decides, and the dashboard only ever reads already-decided data back out.</w:t>
+      </w:r>
+    </w:p>
+    <w:p>
+      <w:r>
+        <w:rPr>
+          <w:rFonts w:ascii="Times New Roman" w:hAnsi="Times New Roman"/>
+          <w:b w:val="0"/>
+          <w:sz w:val="24"/>
+        </w:rPr>
+        <w:t xml:space="preserve">The extension cannot talk to the local agent directly over a socket — Manifest V3 confines an extension to </w:t>
+      </w:r>
+      <w:r>
+        <w:rPr>
+          <w:rFonts w:ascii="Consolas" w:hAnsi="Consolas"/>
+          <w:b w:val="0"/>
+          <w:sz w:val="22"/>
+        </w:rPr>
+        <w:t>chrome.runtime</w:t>
+      </w:r>
+      <w:r>
+        <w:rPr>
+          <w:rFonts w:ascii="Times New Roman" w:hAnsi="Times New Roman"/>
+          <w:b w:val="0"/>
+          <w:sz w:val="24"/>
+        </w:rPr>
+        <w:t xml:space="preserve"> messaging — so a short-lived native-messaging shim (</w:t>
+      </w:r>
+      <w:r>
+        <w:rPr>
+          <w:rFonts w:ascii="Consolas" w:hAnsi="Consolas"/>
+          <w:b w:val="0"/>
+          <w:sz w:val="22"/>
+        </w:rPr>
+        <w:t>nmhost</w:t>
+      </w:r>
+      <w:r>
+        <w:rPr>
+          <w:rFonts w:ascii="Times New Roman" w:hAnsi="Times New Roman"/>
+          <w:b w:val="0"/>
+          <w:sz w:val="24"/>
+        </w:rPr>
+        <w:t>), spawned by Chrome itself per connection, relays each message over stdio to the persistent Go daemon's HTTP API. The daemon is the only component that talks to Postgres for writes, and the only component that talks to the Python scoring service, which keeps the extension itself free of any network or database credentials. The network sensor (Zeek + Suricata) is architecturally separate from this request path entirely: it watches the NIC passively and writes its own JSON logs, which the daemon tails on a background goroutine — the sensor has no awareness that the extension or daemon exist, and vice versa.</w:t>
+      </w:r>
+    </w:p>
+    <w:p>
+      <w:pPr>
+        <w:jc w:val="center"/>
+      </w:pPr>
+      <w:r>
+        <w:drawing>
+          <wp:inline xmlns:a="http://schemas.openxmlformats.org/drawingml/2006/main" xmlns:pic="http://schemas.openxmlformats.org/drawingml/2006/picture">
+            <wp:extent cx="5486400" cy="2992582"/>
+            <wp:docPr id="1" name="Picture 1"/>
+            <wp:cNvGraphicFramePr>
+              <a:graphicFrameLocks noChangeAspect="1"/>
+            </wp:cNvGraphicFramePr>
+            <a:graphic>
+              <a:graphicData uri="http://schemas.openxmlformats.org/drawingml/2006/picture">
+                <pic:pic>
+                  <pic:nvPicPr>
+                    <pic:cNvPr id="0" name="fig_7_1_architecture.png"/>
+                    <pic:cNvPicPr/>
+                  </pic:nvPicPr>
+                  <pic:blipFill>
+                    <a:blip r:embed="rId10"/>
+                    <a:stretch>
+                      <a:fillRect/>
+                    </a:stretch>
+                  </pic:blipFill>
+                  <pic:spPr>
+                    <a:xfrm>
+                      <a:off x="0" y="0"/>
+                      <a:ext cx="5486400" cy="2992582"/>
+                    </a:xfrm>
+                    <a:prstGeom prst="rect"/>
+                  </pic:spPr>
+                </pic:pic>
+              </a:graphicData>
+            </a:graphic>
+          </wp:inline>
+        </w:drawing>
+      </w:r>
+    </w:p>
+    <w:p>
+      <w:pPr>
+        <w:pStyle w:val="Caption"/>
+        <w:jc w:val="center"/>
+      </w:pPr>
+      <w:r>
+        <w:t>Fig 7.1: System architecture — component layout and the two independent capture paths (request/response via native messaging, and passive network capture via the sensor).</w:t>
       </w:r>
     </w:p>
     <w:p>
@@ -3275,9 +3365,115 @@
         <w:rPr>
           <w:rFonts w:ascii="Times New Roman" w:hAnsi="Times New Roman"/>
           <w:b w:val="0"/>
-          <w:i/>
+          <w:sz w:val="24"/>
         </w:rPr>
-        <w:t>[Content pending — see build plan for staging]</w:t>
+        <w:t xml:space="preserve">Every scored event, regardless of which module produced it, follows the same five-hop path from the page to a stored row: the content script observes something on the real page (a DOM mutation for injection scanning, a </w:t>
+      </w:r>
+      <w:r>
+        <w:rPr>
+          <w:rFonts w:ascii="Consolas" w:hAnsi="Consolas"/>
+          <w:b w:val="0"/>
+          <w:sz w:val="22"/>
+        </w:rPr>
+        <w:t>fetch</w:t>
+      </w:r>
+      <w:r>
+        <w:rPr>
+          <w:rFonts w:ascii="Times New Roman" w:hAnsi="Times New Roman"/>
+          <w:b w:val="0"/>
+          <w:sz w:val="24"/>
+        </w:rPr>
+        <w:t>/</w:t>
+      </w:r>
+      <w:r>
+        <w:rPr>
+          <w:rFonts w:ascii="Consolas" w:hAnsi="Consolas"/>
+          <w:b w:val="0"/>
+          <w:sz w:val="22"/>
+        </w:rPr>
+        <w:t>XMLHttpRequest</w:t>
+      </w:r>
+      <w:r>
+        <w:rPr>
+          <w:rFonts w:ascii="Times New Roman" w:hAnsi="Times New Roman"/>
+          <w:b w:val="0"/>
+          <w:sz w:val="24"/>
+        </w:rPr>
+        <w:t xml:space="preserve"> body for the DLP gate), hands it to the background service worker, which opens a native-messaging connection that Chrome turns into a fresh </w:t>
+      </w:r>
+      <w:r>
+        <w:rPr>
+          <w:rFonts w:ascii="Consolas" w:hAnsi="Consolas"/>
+          <w:b w:val="0"/>
+          <w:sz w:val="22"/>
+        </w:rPr>
+        <w:t>nmhost</w:t>
+      </w:r>
+      <w:r>
+        <w:rPr>
+          <w:rFonts w:ascii="Times New Roman" w:hAnsi="Times New Roman"/>
+          <w:b w:val="0"/>
+          <w:sz w:val="24"/>
+        </w:rPr>
+        <w:t xml:space="preserve"> process, which relays over stdio to the already-running Go daemon. The daemon calls the Python scoring service synchronously and blocks on its verdict before replying — this matters specifically for the DLP path, where the extension must not release an outbound request until an approval decision comes back, not merely log it after the fact.</w:t>
+      </w:r>
+    </w:p>
+    <w:p>
+      <w:r>
+        <w:rPr>
+          <w:rFonts w:ascii="Times New Roman" w:hAnsi="Times New Roman"/>
+          <w:b w:val="0"/>
+          <w:i w:val="0"/>
+        </w:rPr>
+        <w:t>The daemon writes every verdict to Postgres unconditionally, not only the ones that cross the flag threshold — a deliberate design decision, and the fix for a real bug described in Chapter 5.3 (“Extension silently skipped benign pages”): without a complete record of benign, unflagged events, there is no true-negative population and no way to compute a real precision/recall table in Chapter 9.</w:t>
+      </w:r>
+    </w:p>
+    <w:p>
+      <w:pPr>
+        <w:jc w:val="center"/>
+      </w:pPr>
+      <w:r>
+        <w:drawing>
+          <wp:inline xmlns:a="http://schemas.openxmlformats.org/drawingml/2006/main" xmlns:pic="http://schemas.openxmlformats.org/drawingml/2006/picture">
+            <wp:extent cx="5486400" cy="2194560"/>
+            <wp:docPr id="2" name="Picture 2"/>
+            <wp:cNvGraphicFramePr>
+              <a:graphicFrameLocks noChangeAspect="1"/>
+            </wp:cNvGraphicFramePr>
+            <a:graphic>
+              <a:graphicData uri="http://schemas.openxmlformats.org/drawingml/2006/picture">
+                <pic:pic>
+                  <pic:nvPicPr>
+                    <pic:cNvPr id="0" name="fig_7_2_dataflow.png"/>
+                    <pic:cNvPicPr/>
+                  </pic:nvPicPr>
+                  <pic:blipFill>
+                    <a:blip r:embed="rId11"/>
+                    <a:stretch>
+                      <a:fillRect/>
+                    </a:stretch>
+                  </pic:blipFill>
+                  <pic:spPr>
+                    <a:xfrm>
+                      <a:off x="0" y="0"/>
+                      <a:ext cx="5486400" cy="2194560"/>
+                    </a:xfrm>
+                    <a:prstGeom prst="rect"/>
+                  </pic:spPr>
+                </pic:pic>
+              </a:graphicData>
+            </a:graphic>
+          </wp:inline>
+        </w:drawing>
+      </w:r>
+    </w:p>
+    <w:p>
+      <w:pPr>
+        <w:pStyle w:val="Caption"/>
+        <w:jc w:val="center"/>
+      </w:pPr>
+      <w:r>
+        <w:t>Fig 7.2: Data flow for a single browser event, from DOM/network observation through scoring to a stored verdict and the return path for a DLP approval gate.</w:t>
       </w:r>
     </w:p>
     <w:p>
@@ -3298,9 +3494,731 @@
         <w:rPr>
           <w:rFonts w:ascii="Times New Roman" w:hAnsi="Times New Roman"/>
           <w:b w:val="0"/>
-          <w:i/>
+          <w:sz w:val="24"/>
         </w:rPr>
-        <w:t>[Content pending — see build plan for staging]</w:t>
+        <w:t xml:space="preserve">The repository is organised as one top-level directory per language/responsibility boundary, which also matches how the four objectives in Chapter 4 map onto code: injection detection and the DLP gate are almost entirely </w:t>
+      </w:r>
+      <w:r>
+        <w:rPr>
+          <w:rFonts w:ascii="Consolas" w:hAnsi="Consolas"/>
+          <w:b w:val="0"/>
+          <w:sz w:val="22"/>
+        </w:rPr>
+        <w:t>extension/</w:t>
+      </w:r>
+      <w:r>
+        <w:rPr>
+          <w:rFonts w:ascii="Times New Roman" w:hAnsi="Times New Roman"/>
+          <w:b w:val="0"/>
+          <w:sz w:val="24"/>
+        </w:rPr>
+        <w:t xml:space="preserve"> + </w:t>
+      </w:r>
+      <w:r>
+        <w:rPr>
+          <w:rFonts w:ascii="Consolas" w:hAnsi="Consolas"/>
+          <w:b w:val="0"/>
+          <w:sz w:val="22"/>
+        </w:rPr>
+        <w:t>ai-engine/</w:t>
+      </w:r>
+      <w:r>
+        <w:rPr>
+          <w:rFonts w:ascii="Times New Roman" w:hAnsi="Times New Roman"/>
+          <w:b w:val="0"/>
+          <w:sz w:val="24"/>
+        </w:rPr>
+        <w:t xml:space="preserve">, AI-platform/shadow-AI identification is almost entirely </w:t>
+      </w:r>
+      <w:r>
+        <w:rPr>
+          <w:rFonts w:ascii="Consolas" w:hAnsi="Consolas"/>
+          <w:b w:val="0"/>
+          <w:sz w:val="22"/>
+        </w:rPr>
+        <w:t>agent/</w:t>
+      </w:r>
+      <w:r>
+        <w:rPr>
+          <w:rFonts w:ascii="Times New Roman" w:hAnsi="Times New Roman"/>
+          <w:b w:val="0"/>
+          <w:sz w:val="24"/>
+        </w:rPr>
+        <w:t xml:space="preserve"> + </w:t>
+      </w:r>
+      <w:r>
+        <w:rPr>
+          <w:rFonts w:ascii="Consolas" w:hAnsi="Consolas"/>
+          <w:b w:val="0"/>
+          <w:sz w:val="22"/>
+        </w:rPr>
+        <w:t>sensor/</w:t>
+      </w:r>
+      <w:r>
+        <w:rPr>
+          <w:rFonts w:ascii="Times New Roman" w:hAnsi="Times New Roman"/>
+          <w:b w:val="0"/>
+          <w:sz w:val="24"/>
+        </w:rPr>
+        <w:t xml:space="preserve">, and the governance dashboard is its own </w:t>
+      </w:r>
+      <w:r>
+        <w:rPr>
+          <w:rFonts w:ascii="Consolas" w:hAnsi="Consolas"/>
+          <w:b w:val="0"/>
+          <w:sz w:val="22"/>
+        </w:rPr>
+        <w:t>dashboard/</w:t>
+      </w:r>
+      <w:r>
+        <w:rPr>
+          <w:rFonts w:ascii="Times New Roman" w:hAnsi="Times New Roman"/>
+          <w:b w:val="0"/>
+          <w:sz w:val="24"/>
+        </w:rPr>
+        <w:t xml:space="preserve"> module reading exclusively through new server-side aggregate endpoints rather than raw tables.</w:t>
+      </w:r>
+    </w:p>
+    <w:p>
+      <w:pPr>
+        <w:pStyle w:val="Caption"/>
+      </w:pPr>
+      <w:r>
+        <w:t>Table 7.1: Module-to-objective mapping</w:t>
+      </w:r>
+    </w:p>
+    <w:tbl>
+      <w:tblPr>
+        <w:tblStyle w:val="TableGrid"/>
+        <w:tblW w:type="auto" w:w="0"/>
+        <w:jc w:val="center"/>
+        <w:tblLook w:firstColumn="1" w:firstRow="1" w:lastColumn="0" w:lastRow="0" w:noHBand="0" w:noVBand="1" w:val="04A0"/>
+      </w:tblPr>
+      <w:tblGrid>
+        <w:gridCol w:w="2256"/>
+        <w:gridCol w:w="2256"/>
+        <w:gridCol w:w="2256"/>
+        <w:gridCol w:w="2256"/>
+      </w:tblGrid>
+      <w:tr>
+        <w:tc>
+          <w:tcPr>
+            <w:tcW w:type="dxa" w:w="2256"/>
+          </w:tcPr>
+          <w:p>
+            <w:r/>
+            <w:r>
+              <w:rPr>
+                <w:rFonts w:ascii="Times New Roman" w:hAnsi="Times New Roman"/>
+                <w:b/>
+                <w:sz w:val="22"/>
+              </w:rPr>
+              <w:t>Directory</w:t>
+            </w:r>
+          </w:p>
+        </w:tc>
+        <w:tc>
+          <w:tcPr>
+            <w:tcW w:type="dxa" w:w="2256"/>
+          </w:tcPr>
+          <w:p>
+            <w:r/>
+            <w:r>
+              <w:rPr>
+                <w:rFonts w:ascii="Times New Roman" w:hAnsi="Times New Roman"/>
+                <w:b/>
+                <w:sz w:val="22"/>
+              </w:rPr>
+              <w:t>Language</w:t>
+            </w:r>
+          </w:p>
+        </w:tc>
+        <w:tc>
+          <w:tcPr>
+            <w:tcW w:type="dxa" w:w="2256"/>
+          </w:tcPr>
+          <w:p>
+            <w:r/>
+            <w:r>
+              <w:rPr>
+                <w:rFonts w:ascii="Times New Roman" w:hAnsi="Times New Roman"/>
+                <w:b/>
+                <w:sz w:val="22"/>
+              </w:rPr>
+              <w:t>Responsibility</w:t>
+            </w:r>
+          </w:p>
+        </w:tc>
+        <w:tc>
+          <w:tcPr>
+            <w:tcW w:type="dxa" w:w="2256"/>
+          </w:tcPr>
+          <w:p>
+            <w:r/>
+            <w:r>
+              <w:rPr>
+                <w:rFonts w:ascii="Times New Roman" w:hAnsi="Times New Roman"/>
+                <w:b/>
+                <w:sz w:val="22"/>
+              </w:rPr>
+              <w:t>Objective(s)</w:t>
+            </w:r>
+          </w:p>
+        </w:tc>
+      </w:tr>
+      <w:tr>
+        <w:tc>
+          <w:tcPr>
+            <w:tcW w:type="dxa" w:w="2256"/>
+          </w:tcPr>
+          <w:p>
+            <w:r/>
+            <w:r>
+              <w:rPr>
+                <w:rFonts w:ascii="Times New Roman" w:hAnsi="Times New Roman"/>
+                <w:sz w:val="22"/>
+              </w:rPr>
+              <w:t>extension/</w:t>
+            </w:r>
+          </w:p>
+        </w:tc>
+        <w:tc>
+          <w:tcPr>
+            <w:tcW w:type="dxa" w:w="2256"/>
+          </w:tcPr>
+          <w:p>
+            <w:r/>
+            <w:r>
+              <w:rPr>
+                <w:rFonts w:ascii="Times New Roman" w:hAnsi="Times New Roman"/>
+                <w:sz w:val="22"/>
+              </w:rPr>
+              <w:t>TypeScript</w:t>
+            </w:r>
+          </w:p>
+        </w:tc>
+        <w:tc>
+          <w:tcPr>
+            <w:tcW w:type="dxa" w:w="2256"/>
+          </w:tcPr>
+          <w:p>
+            <w:r/>
+            <w:r>
+              <w:rPr>
+                <w:rFonts w:ascii="Times New Roman" w:hAnsi="Times New Roman"/>
+                <w:sz w:val="22"/>
+              </w:rPr>
+              <w:t>DOM scanning, request interception, native-messaging client</w:t>
+            </w:r>
+          </w:p>
+        </w:tc>
+        <w:tc>
+          <w:tcPr>
+            <w:tcW w:type="dxa" w:w="2256"/>
+          </w:tcPr>
+          <w:p>
+            <w:r/>
+            <w:r>
+              <w:rPr>
+                <w:rFonts w:ascii="Times New Roman" w:hAnsi="Times New Roman"/>
+                <w:sz w:val="22"/>
+              </w:rPr>
+              <w:t>1, 3</w:t>
+            </w:r>
+          </w:p>
+        </w:tc>
+      </w:tr>
+      <w:tr>
+        <w:tc>
+          <w:tcPr>
+            <w:tcW w:type="dxa" w:w="2256"/>
+          </w:tcPr>
+          <w:p>
+            <w:r/>
+            <w:r>
+              <w:rPr>
+                <w:rFonts w:ascii="Times New Roman" w:hAnsi="Times New Roman"/>
+                <w:sz w:val="22"/>
+              </w:rPr>
+              <w:t>agent/</w:t>
+            </w:r>
+          </w:p>
+        </w:tc>
+        <w:tc>
+          <w:tcPr>
+            <w:tcW w:type="dxa" w:w="2256"/>
+          </w:tcPr>
+          <w:p>
+            <w:r/>
+            <w:r>
+              <w:rPr>
+                <w:rFonts w:ascii="Times New Roman" w:hAnsi="Times New Roman"/>
+                <w:sz w:val="22"/>
+              </w:rPr>
+              <w:t>Go</w:t>
+            </w:r>
+          </w:p>
+        </w:tc>
+        <w:tc>
+          <w:tcPr>
+            <w:tcW w:type="dxa" w:w="2256"/>
+          </w:tcPr>
+          <w:p>
+            <w:r/>
+            <w:r>
+              <w:rPr>
+                <w:rFonts w:ascii="Times New Roman" w:hAnsi="Times New Roman"/>
+                <w:sz w:val="22"/>
+              </w:rPr>
+              <w:t>Native-messaging relay, HTTP API, sensor log tailing, Postgres writes</w:t>
+            </w:r>
+          </w:p>
+        </w:tc>
+        <w:tc>
+          <w:tcPr>
+            <w:tcW w:type="dxa" w:w="2256"/>
+          </w:tcPr>
+          <w:p>
+            <w:r/>
+            <w:r>
+              <w:rPr>
+                <w:rFonts w:ascii="Times New Roman" w:hAnsi="Times New Roman"/>
+                <w:sz w:val="22"/>
+              </w:rPr>
+              <w:t>1, 2, 3</w:t>
+            </w:r>
+          </w:p>
+        </w:tc>
+      </w:tr>
+      <w:tr>
+        <w:tc>
+          <w:tcPr>
+            <w:tcW w:type="dxa" w:w="2256"/>
+          </w:tcPr>
+          <w:p>
+            <w:r/>
+            <w:r>
+              <w:rPr>
+                <w:rFonts w:ascii="Times New Roman" w:hAnsi="Times New Roman"/>
+                <w:sz w:val="22"/>
+              </w:rPr>
+              <w:t>ai-engine/</w:t>
+            </w:r>
+          </w:p>
+        </w:tc>
+        <w:tc>
+          <w:tcPr>
+            <w:tcW w:type="dxa" w:w="2256"/>
+          </w:tcPr>
+          <w:p>
+            <w:r/>
+            <w:r>
+              <w:rPr>
+                <w:rFonts w:ascii="Times New Roman" w:hAnsi="Times New Roman"/>
+                <w:sz w:val="22"/>
+              </w:rPr>
+              <w:t>Python</w:t>
+            </w:r>
+          </w:p>
+        </w:tc>
+        <w:tc>
+          <w:tcPr>
+            <w:tcW w:type="dxa" w:w="2256"/>
+          </w:tcPr>
+          <w:p>
+            <w:r/>
+            <w:r>
+              <w:rPr>
+                <w:rFonts w:ascii="Times New Roman" w:hAnsi="Times New Roman"/>
+                <w:sz w:val="22"/>
+              </w:rPr>
+              <w:t>Indicator scoring, PII/DLP classification, ATLAS mapping</w:t>
+            </w:r>
+          </w:p>
+        </w:tc>
+        <w:tc>
+          <w:tcPr>
+            <w:tcW w:type="dxa" w:w="2256"/>
+          </w:tcPr>
+          <w:p>
+            <w:r/>
+            <w:r>
+              <w:rPr>
+                <w:rFonts w:ascii="Times New Roman" w:hAnsi="Times New Roman"/>
+                <w:sz w:val="22"/>
+              </w:rPr>
+              <w:t>1, 3</w:t>
+            </w:r>
+          </w:p>
+        </w:tc>
+      </w:tr>
+      <w:tr>
+        <w:tc>
+          <w:tcPr>
+            <w:tcW w:type="dxa" w:w="2256"/>
+          </w:tcPr>
+          <w:p>
+            <w:r/>
+            <w:r>
+              <w:rPr>
+                <w:rFonts w:ascii="Times New Roman" w:hAnsi="Times New Roman"/>
+                <w:sz w:val="22"/>
+              </w:rPr>
+              <w:t>sensor/</w:t>
+            </w:r>
+          </w:p>
+        </w:tc>
+        <w:tc>
+          <w:tcPr>
+            <w:tcW w:type="dxa" w:w="2256"/>
+          </w:tcPr>
+          <w:p>
+            <w:r/>
+            <w:r>
+              <w:rPr>
+                <w:rFonts w:ascii="Times New Roman" w:hAnsi="Times New Roman"/>
+                <w:sz w:val="22"/>
+              </w:rPr>
+              <w:t>Zeek/Suricata config</w:t>
+            </w:r>
+          </w:p>
+        </w:tc>
+        <w:tc>
+          <w:tcPr>
+            <w:tcW w:type="dxa" w:w="2256"/>
+          </w:tcPr>
+          <w:p>
+            <w:r/>
+            <w:r>
+              <w:rPr>
+                <w:rFonts w:ascii="Times New Roman" w:hAnsi="Times New Roman"/>
+                <w:sz w:val="22"/>
+              </w:rPr>
+              <w:t>Passive TLS SNI/JA3/JA4 capture</w:t>
+            </w:r>
+          </w:p>
+        </w:tc>
+        <w:tc>
+          <w:tcPr>
+            <w:tcW w:type="dxa" w:w="2256"/>
+          </w:tcPr>
+          <w:p>
+            <w:r/>
+            <w:r>
+              <w:rPr>
+                <w:rFonts w:ascii="Times New Roman" w:hAnsi="Times New Roman"/>
+                <w:sz w:val="22"/>
+              </w:rPr>
+              <w:t>2</w:t>
+            </w:r>
+          </w:p>
+        </w:tc>
+      </w:tr>
+      <w:tr>
+        <w:tc>
+          <w:tcPr>
+            <w:tcW w:type="dxa" w:w="2256"/>
+          </w:tcPr>
+          <w:p>
+            <w:r/>
+            <w:r>
+              <w:rPr>
+                <w:rFonts w:ascii="Times New Roman" w:hAnsi="Times New Roman"/>
+                <w:sz w:val="22"/>
+              </w:rPr>
+              <w:t>db/</w:t>
+            </w:r>
+          </w:p>
+        </w:tc>
+        <w:tc>
+          <w:tcPr>
+            <w:tcW w:type="dxa" w:w="2256"/>
+          </w:tcPr>
+          <w:p>
+            <w:r/>
+            <w:r>
+              <w:rPr>
+                <w:rFonts w:ascii="Times New Roman" w:hAnsi="Times New Roman"/>
+                <w:sz w:val="22"/>
+              </w:rPr>
+              <w:t>SQL</w:t>
+            </w:r>
+          </w:p>
+        </w:tc>
+        <w:tc>
+          <w:tcPr>
+            <w:tcW w:type="dxa" w:w="2256"/>
+          </w:tcPr>
+          <w:p>
+            <w:r/>
+            <w:r>
+              <w:rPr>
+                <w:rFonts w:ascii="Times New Roman" w:hAnsi="Times New Roman"/>
+                <w:sz w:val="22"/>
+              </w:rPr>
+              <w:t>Schema — single source of truth for all modules</w:t>
+            </w:r>
+          </w:p>
+        </w:tc>
+        <w:tc>
+          <w:tcPr>
+            <w:tcW w:type="dxa" w:w="2256"/>
+          </w:tcPr>
+          <w:p>
+            <w:r/>
+            <w:r>
+              <w:rPr>
+                <w:rFonts w:ascii="Times New Roman" w:hAnsi="Times New Roman"/>
+                <w:sz w:val="22"/>
+              </w:rPr>
+              <w:t>1, 2, 3, 4</w:t>
+            </w:r>
+          </w:p>
+        </w:tc>
+      </w:tr>
+      <w:tr>
+        <w:tc>
+          <w:tcPr>
+            <w:tcW w:type="dxa" w:w="2256"/>
+          </w:tcPr>
+          <w:p>
+            <w:r/>
+            <w:r>
+              <w:rPr>
+                <w:rFonts w:ascii="Times New Roman" w:hAnsi="Times New Roman"/>
+                <w:sz w:val="22"/>
+              </w:rPr>
+              <w:t>dashboard/</w:t>
+            </w:r>
+          </w:p>
+        </w:tc>
+        <w:tc>
+          <w:tcPr>
+            <w:tcW w:type="dxa" w:w="2256"/>
+          </w:tcPr>
+          <w:p>
+            <w:r/>
+            <w:r>
+              <w:rPr>
+                <w:rFonts w:ascii="Times New Roman" w:hAnsi="Times New Roman"/>
+                <w:sz w:val="22"/>
+              </w:rPr>
+              <w:t>React/TypeScript</w:t>
+            </w:r>
+          </w:p>
+        </w:tc>
+        <w:tc>
+          <w:tcPr>
+            <w:tcW w:type="dxa" w:w="2256"/>
+          </w:tcPr>
+          <w:p>
+            <w:r/>
+            <w:r>
+              <w:rPr>
+                <w:rFonts w:ascii="Times New Roman" w:hAnsi="Times New Roman"/>
+                <w:sz w:val="22"/>
+              </w:rPr>
+              <w:t>Governance-style read-only visualisation</w:t>
+            </w:r>
+          </w:p>
+        </w:tc>
+        <w:tc>
+          <w:tcPr>
+            <w:tcW w:type="dxa" w:w="2256"/>
+          </w:tcPr>
+          <w:p>
+            <w:r/>
+            <w:r>
+              <w:rPr>
+                <w:rFonts w:ascii="Times New Roman" w:hAnsi="Times New Roman"/>
+                <w:sz w:val="22"/>
+              </w:rPr>
+              <w:t>4</w:t>
+            </w:r>
+          </w:p>
+        </w:tc>
+      </w:tr>
+      <w:tr>
+        <w:tc>
+          <w:tcPr>
+            <w:tcW w:type="dxa" w:w="2256"/>
+          </w:tcPr>
+          <w:p>
+            <w:r/>
+            <w:r>
+              <w:rPr>
+                <w:rFonts w:ascii="Times New Roman" w:hAnsi="Times New Roman"/>
+                <w:sz w:val="22"/>
+              </w:rPr>
+              <w:t>eval/</w:t>
+            </w:r>
+          </w:p>
+        </w:tc>
+        <w:tc>
+          <w:tcPr>
+            <w:tcW w:type="dxa" w:w="2256"/>
+          </w:tcPr>
+          <w:p>
+            <w:r/>
+            <w:r>
+              <w:rPr>
+                <w:rFonts w:ascii="Times New Roman" w:hAnsi="Times New Roman"/>
+                <w:sz w:val="22"/>
+              </w:rPr>
+              <w:t>Python</w:t>
+            </w:r>
+          </w:p>
+        </w:tc>
+        <w:tc>
+          <w:tcPr>
+            <w:tcW w:type="dxa" w:w="2256"/>
+          </w:tcPr>
+          <w:p>
+            <w:r/>
+            <w:r>
+              <w:rPr>
+                <w:rFonts w:ascii="Times New Roman" w:hAnsi="Times New Roman"/>
+                <w:sz w:val="22"/>
+              </w:rPr>
+              <w:t>Labelled dataset generation and A/B/C evaluation</w:t>
+            </w:r>
+          </w:p>
+        </w:tc>
+        <w:tc>
+          <w:tcPr>
+            <w:tcW w:type="dxa" w:w="2256"/>
+          </w:tcPr>
+          <w:p>
+            <w:r/>
+            <w:r>
+              <w:rPr>
+                <w:rFonts w:ascii="Times New Roman" w:hAnsi="Times New Roman"/>
+                <w:sz w:val="22"/>
+              </w:rPr>
+              <w:t>1, 4</w:t>
+            </w:r>
+          </w:p>
+        </w:tc>
+      </w:tr>
+      <w:tr>
+        <w:tc>
+          <w:tcPr>
+            <w:tcW w:type="dxa" w:w="2256"/>
+          </w:tcPr>
+          <w:p>
+            <w:r/>
+            <w:r>
+              <w:rPr>
+                <w:rFonts w:ascii="Times New Roman" w:hAnsi="Times New Roman"/>
+                <w:sz w:val="22"/>
+              </w:rPr>
+              <w:t>endpoints/</w:t>
+            </w:r>
+          </w:p>
+        </w:tc>
+        <w:tc>
+          <w:tcPr>
+            <w:tcW w:type="dxa" w:w="2256"/>
+          </w:tcPr>
+          <w:p>
+            <w:r/>
+            <w:r>
+              <w:rPr>
+                <w:rFonts w:ascii="Times New Roman" w:hAnsi="Times New Roman"/>
+                <w:sz w:val="22"/>
+              </w:rPr>
+              <w:t>Docker/Python</w:t>
+            </w:r>
+          </w:p>
+        </w:tc>
+        <w:tc>
+          <w:tcPr>
+            <w:tcW w:type="dxa" w:w="2256"/>
+          </w:tcPr>
+          <w:p>
+            <w:r/>
+            <w:r>
+              <w:rPr>
+                <w:rFonts w:ascii="Times New Roman" w:hAnsi="Times New Roman"/>
+                <w:sz w:val="22"/>
+              </w:rPr>
+              <w:t>Four-container multi-endpoint test fleet</w:t>
+            </w:r>
+          </w:p>
+        </w:tc>
+        <w:tc>
+          <w:tcPr>
+            <w:tcW w:type="dxa" w:w="2256"/>
+          </w:tcPr>
+          <w:p>
+            <w:r/>
+            <w:r>
+              <w:rPr>
+                <w:rFonts w:ascii="Times New Roman" w:hAnsi="Times New Roman"/>
+                <w:sz w:val="22"/>
+              </w:rPr>
+              <w:t>4</w:t>
+            </w:r>
+          </w:p>
+        </w:tc>
+      </w:tr>
+    </w:tbl>
+    <w:p>
+      <w:r>
+        <w:rPr>
+          <w:rFonts w:ascii="Times New Roman" w:hAnsi="Times New Roman"/>
+          <w:b w:val="0"/>
+          <w:i w:val="0"/>
+          <w:sz w:val="2"/>
+        </w:rPr>
+      </w:r>
+    </w:p>
+    <w:p>
+      <w:pPr>
+        <w:jc w:val="center"/>
+      </w:pPr>
+      <w:r>
+        <w:drawing>
+          <wp:inline xmlns:a="http://schemas.openxmlformats.org/drawingml/2006/main" xmlns:pic="http://schemas.openxmlformats.org/drawingml/2006/picture">
+            <wp:extent cx="5486400" cy="2769326"/>
+            <wp:docPr id="3" name="Picture 3"/>
+            <wp:cNvGraphicFramePr>
+              <a:graphicFrameLocks noChangeAspect="1"/>
+            </wp:cNvGraphicFramePr>
+            <a:graphic>
+              <a:graphicData uri="http://schemas.openxmlformats.org/drawingml/2006/picture">
+                <pic:pic>
+                  <pic:nvPicPr>
+                    <pic:cNvPr id="0" name="fig_7_3_modules.png"/>
+                    <pic:cNvPicPr/>
+                  </pic:nvPicPr>
+                  <pic:blipFill>
+                    <a:blip r:embed="rId12"/>
+                    <a:stretch>
+                      <a:fillRect/>
+                    </a:stretch>
+                  </pic:blipFill>
+                  <pic:spPr>
+                    <a:xfrm>
+                      <a:off x="0" y="0"/>
+                      <a:ext cx="5486400" cy="2769326"/>
+                    </a:xfrm>
+                    <a:prstGeom prst="rect"/>
+                  </pic:spPr>
+                </pic:pic>
+              </a:graphicData>
+            </a:graphic>
+          </wp:inline>
+        </w:drawing>
+      </w:r>
+    </w:p>
+    <w:p>
+      <w:pPr>
+        <w:pStyle w:val="Caption"/>
+        <w:jc w:val="center"/>
+      </w:pPr>
+      <w:r>
+        <w:t>Fig 7.3: Module / repository dependency diagram, showing which directory depends on or drives which other directory.</w:t>
       </w:r>
     </w:p>
     <w:p>
@@ -5050,7 +5968,8 @@
       <w:rFonts w:ascii="Times New Roman" w:hAnsi="Times New Roman"/>
       <w:b/>
       <w:bCs/>
-      <w:color w:val="4F81BD" w:themeColor="accent1"/>
+      <w:i w:val="0"/>
+      <w:color w:val="000000"/>
       <w:sz w:val="24"/>
       <w:szCs w:val="18"/>
     </w:rPr>

--- a/docs/report/Browser_AI_Sentinel_Final_Report_Sushanth_Sridhar.docx
+++ b/docs/report/Browser_AI_Sentinel_Final_Report_Sushanth_Sridhar.docx
@@ -4257,9 +4257,162 @@
         <w:rPr>
           <w:rFonts w:ascii="Times New Roman" w:hAnsi="Times New Roman"/>
           <w:b w:val="0"/>
-          <w:i/>
-        </w:rPr>
-        <w:t>[Content pending — see build plan for staging]</w:t>
+          <w:sz w:val="24"/>
+        </w:rPr>
+        <w:t>The content script (</w:t>
+      </w:r>
+      <w:r>
+        <w:rPr>
+          <w:rFonts w:ascii="Consolas" w:hAnsi="Consolas"/>
+          <w:b w:val="0"/>
+          <w:sz w:val="22"/>
+        </w:rPr>
+        <w:t>extension/src/content-isolated/injection-scan.ts</w:t>
+      </w:r>
+      <w:r>
+        <w:rPr>
+          <w:rFonts w:ascii="Times New Roman" w:hAnsi="Times New Roman"/>
+          <w:b w:val="0"/>
+          <w:sz w:val="24"/>
+        </w:rPr>
+        <w:t xml:space="preserve">) walks the live DOM for six indicators — off-screen CSS positioning, zero-width Unicode characters, HTML comments, </w:t>
+      </w:r>
+      <w:r>
+        <w:rPr>
+          <w:rFonts w:ascii="Consolas" w:hAnsi="Consolas"/>
+          <w:b w:val="0"/>
+          <w:sz w:val="22"/>
+        </w:rPr>
+        <w:t>hidden</w:t>
+      </w:r>
+      <w:r>
+        <w:rPr>
+          <w:rFonts w:ascii="Times New Roman" w:hAnsi="Times New Roman"/>
+          <w:b w:val="0"/>
+          <w:sz w:val="24"/>
+        </w:rPr>
+        <w:t>/</w:t>
+      </w:r>
+      <w:r>
+        <w:rPr>
+          <w:rFonts w:ascii="Consolas" w:hAnsi="Consolas"/>
+          <w:b w:val="0"/>
+          <w:sz w:val="22"/>
+        </w:rPr>
+        <w:t>aria-hidden</w:t>
+      </w:r>
+      <w:r>
+        <w:rPr>
+          <w:rFonts w:ascii="Times New Roman" w:hAnsi="Times New Roman"/>
+          <w:b w:val="0"/>
+          <w:sz w:val="24"/>
+        </w:rPr>
+        <w:t xml:space="preserve"> attributes on elements carrying instruction-shaped text, JSON-LD metadata blocks, and visible imperative-to-AI language — and sends the raw counts, never a pre-computed verdict, to the Python scoring service. Keeping the counting and the scoring in separate modules across a process/language boundary is deliberate: it is what makes the A/B/C comparison in Chapter 9 possible, since Configurations A and B are computed from exactly the same indicator counts as C, not from a separately run pass.</w:t>
+      </w:r>
+    </w:p>
+    <w:p>
+      <w:r>
+        <w:rPr>
+          <w:rFonts w:ascii="Times New Roman" w:hAnsi="Times New Roman"/>
+          <w:b w:val="0"/>
+          <w:sz w:val="24"/>
+        </w:rPr>
+        <w:t>The scoring service combines indicator counts with a noisy-OR formula rather than a simple weighted sum. Each indicator is treated as independent evidence; the probability that a page is benign is the product of each indicator's individual “not evidence” probability, so any single strong indicator can already push the score past the flag threshold, and two moderate indicators combine to more evidence than either alone — the actual property a “multi-indicator” detector is supposed to have. An earlier version of this function used a plain weighted average instead, which failed exactly that property: a real two-indicator sample scored below threshold as a combination despite each indicator separately being enough to flag it under the single-indicator baselines (Chapter 5.3).</w:t>
+      </w:r>
+    </w:p>
+    <w:p>
+      <w:pPr>
+        <w:spacing w:before="120" w:after="120" w:line="240" w:lineRule="auto"/>
+        <w:ind w:left="432"/>
+      </w:pPr>
+      <w:r>
+        <w:rPr>
+          <w:rFonts w:ascii="Consolas" w:hAnsi="Consolas"/>
+          <w:sz w:val="20"/>
+        </w:rPr>
+        <w:t>def score_indicators(indicators):</w:t>
+        <w:br/>
+        <w:t xml:space="preserve">    survival = 1.0  # P(none of the indicators is evidence)</w:t>
+        <w:br/>
+        <w:t xml:space="preserve">    for name, weight in INDICATOR_WEIGHTS.items():</w:t>
+        <w:br/>
+        <w:t xml:space="preserve">        count = counts.get(name, 0)</w:t>
+        <w:br/>
+        <w:t xml:space="preserve">        if count &gt; 0:</w:t>
+        <w:br/>
+        <w:t xml:space="preserve">            # diminishing returns, caps at 3 repeats</w:t>
+        <w:br/>
+        <w:t xml:space="preserve">            strength = weight * min(count, 3) / 3</w:t>
+        <w:br/>
+        <w:t xml:space="preserve">            survival *= (1 - strength)</w:t>
+        <w:br/>
+        <w:t xml:space="preserve">    normalized = round(1 - survival, 4)</w:t>
+        <w:br/>
+        <w:t xml:space="preserve">    return InjectionScoreResponse(</w:t>
+        <w:br/>
+        <w:t xml:space="preserve">        score=normalized,</w:t>
+        <w:br/>
+        <w:t xml:space="preserve">        flagged=normalized &gt;= FLAG_THRESHOLD,</w:t>
+        <w:br/>
+        <w:t xml:space="preserve">    )</w:t>
+      </w:r>
+    </w:p>
+    <w:p>
+      <w:r>
+        <w:rPr>
+          <w:rFonts w:ascii="Times New Roman" w:hAnsi="Times New Roman"/>
+          <w:b w:val="0"/>
+          <w:sz w:val="24"/>
+        </w:rPr>
+        <w:t xml:space="preserve">Weights (zero-width Unicode 1.0, off-screen CSS 0.9, imperative language 0.8, </w:t>
+      </w:r>
+      <w:r>
+        <w:rPr>
+          <w:rFonts w:ascii="Consolas" w:hAnsi="Consolas"/>
+          <w:b w:val="0"/>
+          <w:sz w:val="22"/>
+        </w:rPr>
+        <w:t>aria-hidden</w:t>
+      </w:r>
+      <w:r>
+        <w:rPr>
+          <w:rFonts w:ascii="Times New Roman" w:hAnsi="Times New Roman"/>
+          <w:b w:val="0"/>
+          <w:sz w:val="24"/>
+        </w:rPr>
+        <w:t>/</w:t>
+      </w:r>
+      <w:r>
+        <w:rPr>
+          <w:rFonts w:ascii="Consolas" w:hAnsi="Consolas"/>
+          <w:b w:val="0"/>
+          <w:sz w:val="22"/>
+        </w:rPr>
+        <w:t>alt</w:t>
+      </w:r>
+      <w:r>
+        <w:rPr>
+          <w:rFonts w:ascii="Times New Roman" w:hAnsi="Times New Roman"/>
+          <w:b w:val="0"/>
+          <w:sz w:val="24"/>
+        </w:rPr>
+        <w:t xml:space="preserve"> 0.7, HTML comment 0.6, JSON-LD 0.5) reflect how hard each indicator is to trigger by accident: zero-width Unicode characters essentially never occur in ordinary page content, so their presence is treated as near-certain evidence, while a single imperative sentence is weighted lower since ordinary instructional web copy can resemble it. </w:t>
+      </w:r>
+      <w:r>
+        <w:rPr>
+          <w:rFonts w:ascii="Consolas" w:hAnsi="Consolas"/>
+          <w:b w:val="0"/>
+          <w:sz w:val="22"/>
+        </w:rPr>
+        <w:t>FLAG_THRESHOLD = 0.5</w:t>
+      </w:r>
+      <w:r>
+        <w:rPr>
+          <w:rFonts w:ascii="Times New Roman" w:hAnsi="Times New Roman"/>
+          <w:b w:val="0"/>
+          <w:sz w:val="24"/>
+        </w:rPr>
+        <w:t xml:space="preserve"> and the per-indicator weights were set by judgment before Chapter 9's labelled dataset existed, and are reported, not re-tuned to the evaluation data afterwards — tuning a threshold against the same data used to report its precision/recall would inflate the numbers artificially.</w:t>
       </w:r>
     </w:p>
     <w:p>
@@ -4280,9 +4433,148 @@
         <w:rPr>
           <w:rFonts w:ascii="Times New Roman" w:hAnsi="Times New Roman"/>
           <w:b w:val="0"/>
-          <w:i/>
-        </w:rPr>
-        <w:t>[Content pending — see build plan for staging]</w:t>
+          <w:sz w:val="24"/>
+        </w:rPr>
+        <w:t>Known-platform identification is a static domain map (</w:t>
+      </w:r>
+      <w:r>
+        <w:rPr>
+          <w:rFonts w:ascii="Consolas" w:hAnsi="Consolas"/>
+          <w:b w:val="0"/>
+          <w:sz w:val="22"/>
+        </w:rPr>
+        <w:t>knownAIDomains</w:t>
+      </w:r>
+      <w:r>
+        <w:rPr>
+          <w:rFonts w:ascii="Times New Roman" w:hAnsi="Times New Roman"/>
+          <w:b w:val="0"/>
+          <w:sz w:val="24"/>
+        </w:rPr>
+        <w:t xml:space="preserve"> in </w:t>
+      </w:r>
+      <w:r>
+        <w:rPr>
+          <w:rFonts w:ascii="Consolas" w:hAnsi="Consolas"/>
+          <w:b w:val="0"/>
+          <w:sz w:val="22"/>
+        </w:rPr>
+        <w:t>agent/cmd/daemon/main.go</w:t>
+      </w:r>
+      <w:r>
+        <w:rPr>
+          <w:rFonts w:ascii="Times New Roman" w:hAnsi="Times New Roman"/>
+          <w:b w:val="0"/>
+          <w:sz w:val="24"/>
+        </w:rPr>
+        <w:t>) checked against each connection's TLS SNI. Shadow-AI discovery — finding AI-shaped traffic to domains not on that list — instead clusters connections by TLS client fingerprint on the theory that a browser or SDK talking to several different unlisted hostnames with an identical, distinctive TLS fingerprint is more likely to be one AI client library than several unrelated services. The clustering key is critical here and was wrong in an earlier version: it must be JA4, not JA3.</w:t>
+      </w:r>
+    </w:p>
+    <w:p>
+      <w:r>
+        <w:rPr>
+          <w:rFonts w:ascii="Times New Roman" w:hAnsi="Times New Roman"/>
+          <w:b w:val="0"/>
+          <w:sz w:val="24"/>
+        </w:rPr>
+        <w:t xml:space="preserve">JA3 (Salesforce) and JA4 (FoxIO) both hash properties of a TLS ClientHello into a short fingerprint, but only JA4 is GREASE-aware. Chrome's GREASE mechanism deliberately randomises reserved cipher-suite and extension values in every ClientHello it sends, specifically to stop exactly this kind of fingerprint-based clustering — and JA3's hash includes those randomised values, so it changes on every connection from the same real browser. This was confirmed empirically, not assumed: ten of twelve real Chrome connections to the same two test domains each produced a distinct JA3, while JA4 (which strips GREASE values before hashing) stayed identical across all twelve. </w:t>
+      </w:r>
+      <w:r>
+        <w:rPr>
+          <w:rFonts w:ascii="Consolas" w:hAnsi="Consolas"/>
+          <w:b w:val="0"/>
+          <w:sz w:val="22"/>
+        </w:rPr>
+        <w:t>shadow_ai_clusters</w:t>
+      </w:r>
+      <w:r>
+        <w:rPr>
+          <w:rFonts w:ascii="Times New Roman" w:hAnsi="Times New Roman"/>
+          <w:b w:val="0"/>
+          <w:sz w:val="24"/>
+        </w:rPr>
+        <w:t xml:space="preserve"> is keyed on JA4 alone, with JA3 retained only as an informational </w:t>
+      </w:r>
+      <w:r>
+        <w:rPr>
+          <w:rFonts w:ascii="Consolas" w:hAnsi="Consolas"/>
+          <w:b w:val="0"/>
+          <w:sz w:val="22"/>
+        </w:rPr>
+        <w:t>sample_ja3</w:t>
+      </w:r>
+      <w:r>
+        <w:rPr>
+          <w:rFonts w:ascii="Times New Roman" w:hAnsi="Times New Roman"/>
+          <w:b w:val="0"/>
+          <w:sz w:val="24"/>
+        </w:rPr>
+        <w:t xml:space="preserve"> column.</w:t>
+      </w:r>
+    </w:p>
+    <w:p>
+      <w:pPr>
+        <w:spacing w:before="120" w:after="120" w:line="240" w:lineRule="auto"/>
+        <w:ind w:left="432"/>
+      </w:pPr>
+      <w:r>
+        <w:rPr>
+          <w:rFonts w:ascii="Consolas" w:hAnsi="Consolas"/>
+          <w:sz w:val="20"/>
+        </w:rPr>
+        <w:t>INSERT INTO shadow_ai_clusters</w:t>
+        <w:br/>
+        <w:t xml:space="preserve">    (ja4, sample_ja3, distinct_domains, occurrence_count)</w:t>
+        <w:br/>
+        <w:t>VALUES ($1, $2, jsonb_build_array($3::text), 1)</w:t>
+        <w:br/>
+        <w:t>ON CONFLICT (ja4) DO UPDATE SET</w:t>
+        <w:br/>
+        <w:t xml:space="preserve">    sample_ja3 = $2,</w:t>
+        <w:br/>
+        <w:t xml:space="preserve">    occurrence_count =</w:t>
+        <w:br/>
+        <w:t xml:space="preserve">        shadow_ai_clusters.occurrence_count + 1,</w:t>
+        <w:br/>
+        <w:t xml:space="preserve">    distinct_domains = CASE WHEN</w:t>
+        <w:br/>
+        <w:t xml:space="preserve">        shadow_ai_clusters.distinct_domains</w:t>
+        <w:br/>
+        <w:t xml:space="preserve">        @&gt; jsonb_build_array($3::text)</w:t>
+        <w:br/>
+        <w:t xml:space="preserve">    THEN shadow_ai_clusters.distinct_domains</w:t>
+        <w:br/>
+        <w:t xml:space="preserve">    ELSE shadow_ai_clusters.distinct_domains</w:t>
+        <w:br/>
+        <w:t xml:space="preserve">        || jsonb_build_array($3::text) END</w:t>
+        <w:br/>
+        <w:t>RETURNING jsonb_array_length(distinct_domains)</w:t>
+      </w:r>
+    </w:p>
+    <w:p>
+      <w:r>
+        <w:rPr>
+          <w:rFonts w:ascii="Times New Roman" w:hAnsi="Times New Roman"/>
+          <w:b w:val="0"/>
+          <w:sz w:val="24"/>
+        </w:rPr>
+        <w:t xml:space="preserve">A cluster is promoted to </w:t>
+      </w:r>
+      <w:r>
+        <w:rPr>
+          <w:rFonts w:ascii="Consolas" w:hAnsi="Consolas"/>
+          <w:b w:val="0"/>
+          <w:sz w:val="22"/>
+        </w:rPr>
+        <w:t>confidence = 'candidate'</w:t>
+      </w:r>
+      <w:r>
+        <w:rPr>
+          <w:rFonts w:ascii="Times New Roman" w:hAnsi="Times New Roman"/>
+          <w:b w:val="0"/>
+          <w:sz w:val="24"/>
+        </w:rPr>
+        <w:t xml:space="preserve"> once its distinct-domain count reaches two — a single JA4 fingerprint seen talking to two or more unlisted domains is the working definition of a shadow-AI candidate used throughout this project. This heuristic's real precision limitation (it clusters by TLS client library, not by AI-specific behaviour, so any two unlisted domains sharing an HTTP client would also cluster) is reported honestly in Chapter 10 rather than left for a reviewer to discover.</w:t>
       </w:r>
     </w:p>
     <w:p>
@@ -4303,9 +4595,364 @@
         <w:rPr>
           <w:rFonts w:ascii="Times New Roman" w:hAnsi="Times New Roman"/>
           <w:b w:val="0"/>
-          <w:i/>
-        </w:rPr>
-        <w:t>[Content pending — see build plan for staging]</w:t>
+          <w:sz w:val="24"/>
+        </w:rPr>
+        <w:t>The DLP gate runs in the page's own JavaScript context (</w:t>
+      </w:r>
+      <w:r>
+        <w:rPr>
+          <w:rFonts w:ascii="Consolas" w:hAnsi="Consolas"/>
+          <w:b w:val="0"/>
+          <w:sz w:val="22"/>
+        </w:rPr>
+        <w:t>extension/src/content-main/fetch-patch.ts</w:t>
+      </w:r>
+      <w:r>
+        <w:rPr>
+          <w:rFonts w:ascii="Times New Roman" w:hAnsi="Times New Roman"/>
+          <w:b w:val="0"/>
+          <w:sz w:val="24"/>
+        </w:rPr>
+        <w:t xml:space="preserve">, injected at </w:t>
+      </w:r>
+      <w:r>
+        <w:rPr>
+          <w:rFonts w:ascii="Consolas" w:hAnsi="Consolas"/>
+          <w:b w:val="0"/>
+          <w:sz w:val="22"/>
+        </w:rPr>
+        <w:t>document_start</w:t>
+      </w:r>
+      <w:r>
+        <w:rPr>
+          <w:rFonts w:ascii="Times New Roman" w:hAnsi="Times New Roman"/>
+          <w:b w:val="0"/>
+          <w:sz w:val="24"/>
+        </w:rPr>
+        <w:t xml:space="preserve"> on known-AI-domain pages) so it can patch </w:t>
+      </w:r>
+      <w:r>
+        <w:rPr>
+          <w:rFonts w:ascii="Consolas" w:hAnsi="Consolas"/>
+          <w:b w:val="0"/>
+          <w:sz w:val="22"/>
+        </w:rPr>
+        <w:t>window.fetch</w:t>
+      </w:r>
+      <w:r>
+        <w:rPr>
+          <w:rFonts w:ascii="Times New Roman" w:hAnsi="Times New Roman"/>
+          <w:b w:val="0"/>
+          <w:sz w:val="24"/>
+        </w:rPr>
+        <w:t xml:space="preserve"> and </w:t>
+      </w:r>
+      <w:r>
+        <w:rPr>
+          <w:rFonts w:ascii="Consolas" w:hAnsi="Consolas"/>
+          <w:b w:val="0"/>
+          <w:sz w:val="22"/>
+        </w:rPr>
+        <w:t>XMLHttpRequest</w:t>
+      </w:r>
+      <w:r>
+        <w:rPr>
+          <w:rFonts w:ascii="Times New Roman" w:hAnsi="Times New Roman"/>
+          <w:b w:val="0"/>
+          <w:sz w:val="24"/>
+        </w:rPr>
+        <w:t xml:space="preserve"> before the page's own script ever gets a reference to the originals — a background-script-only interception point would miss requests the page issues before the background worker has a chance to inject anything. Manifest V3 forbids this MAIN-world script from calling </w:t>
+      </w:r>
+      <w:r>
+        <w:rPr>
+          <w:rFonts w:ascii="Consolas" w:hAnsi="Consolas"/>
+          <w:b w:val="0"/>
+          <w:sz w:val="22"/>
+        </w:rPr>
+        <w:t>chrome.*</w:t>
+      </w:r>
+      <w:r>
+        <w:rPr>
+          <w:rFonts w:ascii="Times New Roman" w:hAnsi="Times New Roman"/>
+          <w:b w:val="0"/>
+          <w:sz w:val="24"/>
+        </w:rPr>
+        <w:t xml:space="preserve"> APIs directly, so each intercepted request body is relayed via </w:t>
+      </w:r>
+      <w:r>
+        <w:rPr>
+          <w:rFonts w:ascii="Consolas" w:hAnsi="Consolas"/>
+          <w:b w:val="0"/>
+          <w:sz w:val="22"/>
+        </w:rPr>
+        <w:t>window.postMessage</w:t>
+      </w:r>
+      <w:r>
+        <w:rPr>
+          <w:rFonts w:ascii="Times New Roman" w:hAnsi="Times New Roman"/>
+          <w:b w:val="0"/>
+          <w:sz w:val="24"/>
+        </w:rPr>
+        <w:t xml:space="preserve"> to an ISOLATED-world content script, which bridges it to the background worker and on to the Go daemon and Python classifier — the same five-hop path as Chapter 7.2, with one difference: this path blocks. </w:t>
+      </w:r>
+      <w:r>
+        <w:rPr>
+          <w:rFonts w:ascii="Consolas" w:hAnsi="Consolas"/>
+          <w:b w:val="0"/>
+          <w:sz w:val="22"/>
+        </w:rPr>
+        <w:t>patchedFetch</w:t>
+      </w:r>
+      <w:r>
+        <w:rPr>
+          <w:rFonts w:ascii="Times New Roman" w:hAnsi="Times New Roman"/>
+          <w:b w:val="0"/>
+          <w:sz w:val="24"/>
+        </w:rPr>
+        <w:t xml:space="preserve"> awaits an approval decision before ever calling the real </w:t>
+      </w:r>
+      <w:r>
+        <w:rPr>
+          <w:rFonts w:ascii="Consolas" w:hAnsi="Consolas"/>
+          <w:b w:val="0"/>
+          <w:sz w:val="22"/>
+        </w:rPr>
+        <w:t>fetch</w:t>
+      </w:r>
+      <w:r>
+        <w:rPr>
+          <w:rFonts w:ascii="Times New Roman" w:hAnsi="Times New Roman"/>
+          <w:b w:val="0"/>
+          <w:sz w:val="24"/>
+        </w:rPr>
+        <w:t xml:space="preserve">, and throws an </w:t>
+      </w:r>
+      <w:r>
+        <w:rPr>
+          <w:rFonts w:ascii="Consolas" w:hAnsi="Consolas"/>
+          <w:b w:val="0"/>
+          <w:sz w:val="22"/>
+        </w:rPr>
+        <w:t>AbortError</w:t>
+      </w:r>
+      <w:r>
+        <w:rPr>
+          <w:rFonts w:ascii="Times New Roman" w:hAnsi="Times New Roman"/>
+          <w:b w:val="0"/>
+          <w:sz w:val="24"/>
+        </w:rPr>
+        <w:t xml:space="preserve"> instead of sending the request if the decision comes back not-approved.</w:t>
+      </w:r>
+    </w:p>
+    <w:p>
+      <w:pPr>
+        <w:spacing w:before="120" w:after="120" w:line="240" w:lineRule="auto"/>
+        <w:ind w:left="432"/>
+      </w:pPr>
+      <w:r>
+        <w:rPr>
+          <w:rFonts w:ascii="Consolas" w:hAnsi="Consolas"/>
+          <w:sz w:val="20"/>
+        </w:rPr>
+        <w:t>window.fetch = async function patchedFetch(input, init) {</w:t>
+        <w:br/>
+        <w:t xml:space="preserve">    const bodyText = await extractBodyText(init?.body ?? null);</w:t>
+        <w:br/>
+        <w:t xml:space="preserve">    if (!bodyText.trim()) return originalFetch(input, init);</w:t>
+        <w:br/>
+        <w:t xml:space="preserve">    const approved = await requestApproval(bodyText);</w:t>
+        <w:br/>
+        <w:t xml:space="preserve">    if (!approved) {</w:t>
+        <w:br/>
+        <w:t xml:space="preserve">        throw new DOMException(</w:t>
+        <w:br/>
+        <w:t xml:space="preserve">            'Blocked: sensitive content not approved', 'AbortError');</w:t>
+        <w:br/>
+        <w:t xml:space="preserve">    }</w:t>
+        <w:br/>
+        <w:t xml:space="preserve">    return originalFetch(input, init);</w:t>
+        <w:br/>
+        <w:t>};</w:t>
+      </w:r>
+    </w:p>
+    <w:p>
+      <w:r>
+        <w:rPr>
+          <w:rFonts w:ascii="Times New Roman" w:hAnsi="Times New Roman"/>
+          <w:b w:val="0"/>
+          <w:sz w:val="24"/>
+        </w:rPr>
+        <w:t>Classification itself (</w:t>
+      </w:r>
+      <w:r>
+        <w:rPr>
+          <w:rFonts w:ascii="Consolas" w:hAnsi="Consolas"/>
+          <w:b w:val="0"/>
+          <w:sz w:val="22"/>
+        </w:rPr>
+        <w:t>ai-engine/pii_detection/detector.py</w:t>
+      </w:r>
+      <w:r>
+        <w:rPr>
+          <w:rFonts w:ascii="Times New Roman" w:hAnsi="Times New Roman"/>
+          <w:b w:val="0"/>
+          <w:sz w:val="24"/>
+        </w:rPr>
+        <w:t>) is deliberately simple for this project's scope: named-entity regex for email, phone, SSN, and API-key/secret patterns, plus a Luhn checksum on candidate credit-card-number matches specifically to cut false positives — an arbitrary 13-to-19-digit run is not by itself card-shaped evidence, but one that also passes Luhn is much more likely to be a real (or realistically constructed) card number. A request is held for explicit user approval if any entity type matches at all; there is no partial-trust or auto-approve tier.</w:t>
+      </w:r>
+    </w:p>
+    <w:p>
+      <w:r>
+        <w:rPr>
+          <w:rFonts w:ascii="Times New Roman" w:hAnsi="Times New Roman"/>
+          <w:b w:val="0"/>
+          <w:sz w:val="24"/>
+        </w:rPr>
+        <w:t xml:space="preserve">Body extraction handles the four real </w:t>
+      </w:r>
+      <w:r>
+        <w:rPr>
+          <w:rFonts w:ascii="Consolas" w:hAnsi="Consolas"/>
+          <w:b w:val="0"/>
+          <w:sz w:val="22"/>
+        </w:rPr>
+        <w:t>fetch</w:t>
+      </w:r>
+      <w:r>
+        <w:rPr>
+          <w:rFonts w:ascii="Times New Roman" w:hAnsi="Times New Roman"/>
+          <w:b w:val="0"/>
+          <w:sz w:val="24"/>
+        </w:rPr>
+        <w:t>/</w:t>
+      </w:r>
+      <w:r>
+        <w:rPr>
+          <w:rFonts w:ascii="Consolas" w:hAnsi="Consolas"/>
+          <w:b w:val="0"/>
+          <w:sz w:val="22"/>
+        </w:rPr>
+        <w:t>XHR</w:t>
+      </w:r>
+      <w:r>
+        <w:rPr>
+          <w:rFonts w:ascii="Times New Roman" w:hAnsi="Times New Roman"/>
+          <w:b w:val="0"/>
+          <w:sz w:val="24"/>
+        </w:rPr>
+        <w:t xml:space="preserve"> payload shapes a browser can send — plain string, </w:t>
+      </w:r>
+      <w:r>
+        <w:rPr>
+          <w:rFonts w:ascii="Consolas" w:hAnsi="Consolas"/>
+          <w:b w:val="0"/>
+          <w:sz w:val="22"/>
+        </w:rPr>
+        <w:t>URLSearchParams</w:t>
+      </w:r>
+      <w:r>
+        <w:rPr>
+          <w:rFonts w:ascii="Times New Roman" w:hAnsi="Times New Roman"/>
+          <w:b w:val="0"/>
+          <w:sz w:val="24"/>
+        </w:rPr>
+        <w:t xml:space="preserve">, </w:t>
+      </w:r>
+      <w:r>
+        <w:rPr>
+          <w:rFonts w:ascii="Consolas" w:hAnsi="Consolas"/>
+          <w:b w:val="0"/>
+          <w:sz w:val="22"/>
+        </w:rPr>
+        <w:t>FormData</w:t>
+      </w:r>
+      <w:r>
+        <w:rPr>
+          <w:rFonts w:ascii="Times New Roman" w:hAnsi="Times New Roman"/>
+          <w:b w:val="0"/>
+          <w:sz w:val="24"/>
+        </w:rPr>
+        <w:t xml:space="preserve"> (including inspecting text-like file parts up to a size cap, so a pasted-in </w:t>
+      </w:r>
+      <w:r>
+        <w:rPr>
+          <w:rFonts w:ascii="Consolas" w:hAnsi="Consolas"/>
+          <w:b w:val="0"/>
+          <w:sz w:val="22"/>
+        </w:rPr>
+        <w:t>.txt</w:t>
+      </w:r>
+      <w:r>
+        <w:rPr>
+          <w:rFonts w:ascii="Times New Roman" w:hAnsi="Times New Roman"/>
+          <w:b w:val="0"/>
+          <w:sz w:val="24"/>
+        </w:rPr>
+        <w:t xml:space="preserve"> or </w:t>
+      </w:r>
+      <w:r>
+        <w:rPr>
+          <w:rFonts w:ascii="Consolas" w:hAnsi="Consolas"/>
+          <w:b w:val="0"/>
+          <w:sz w:val="22"/>
+        </w:rPr>
+        <w:t>.csv</w:t>
+      </w:r>
+      <w:r>
+        <w:rPr>
+          <w:rFonts w:ascii="Times New Roman" w:hAnsi="Times New Roman"/>
+          <w:b w:val="0"/>
+          <w:sz w:val="24"/>
+        </w:rPr>
+        <w:t xml:space="preserve"> upload is still scanned, not only form fields), and </w:t>
+      </w:r>
+      <w:r>
+        <w:rPr>
+          <w:rFonts w:ascii="Consolas" w:hAnsi="Consolas"/>
+          <w:b w:val="0"/>
+          <w:sz w:val="22"/>
+        </w:rPr>
+        <w:t>Blob</w:t>
+      </w:r>
+      <w:r>
+        <w:rPr>
+          <w:rFonts w:ascii="Times New Roman" w:hAnsi="Times New Roman"/>
+          <w:b w:val="0"/>
+          <w:sz w:val="24"/>
+        </w:rPr>
+        <w:t xml:space="preserve"> — and caps inspected text at 200,000 bytes, since a large binary upload is not text-scannable regardless. </w:t>
+      </w:r>
+      <w:r>
+        <w:rPr>
+          <w:rFonts w:ascii="Consolas" w:hAnsi="Consolas"/>
+          <w:b w:val="0"/>
+          <w:sz w:val="22"/>
+        </w:rPr>
+        <w:t>ArrayBuffer</w:t>
+      </w:r>
+      <w:r>
+        <w:rPr>
+          <w:rFonts w:ascii="Times New Roman" w:hAnsi="Times New Roman"/>
+          <w:b w:val="0"/>
+          <w:sz w:val="24"/>
+        </w:rPr>
+        <w:t>/</w:t>
+      </w:r>
+      <w:r>
+        <w:rPr>
+          <w:rFonts w:ascii="Consolas" w:hAnsi="Consolas"/>
+          <w:b w:val="0"/>
+          <w:sz w:val="22"/>
+        </w:rPr>
+        <w:t>ReadableStream</w:t>
+      </w:r>
+      <w:r>
+        <w:rPr>
+          <w:rFonts w:ascii="Times New Roman" w:hAnsi="Times New Roman"/>
+          <w:b w:val="0"/>
+          <w:sz w:val="24"/>
+        </w:rPr>
+        <w:t xml:space="preserve"> bodies are explicitly out of scope rather than silently mishandled. The approval wait fails open after five seconds on the MAIN-world side specifically to keep normal page use responsive during local development; the background worker's own longer approval-flow timeout is the fail-closed boundary for a user who is reachable but simply has not responded yet.</w:t>
       </w:r>
     </w:p>
     <w:p>
@@ -4326,9 +4973,210 @@
         <w:rPr>
           <w:rFonts w:ascii="Times New Roman" w:hAnsi="Times New Roman"/>
           <w:b w:val="0"/>
-          <w:i/>
-        </w:rPr>
-        <w:t>[Content pending — see build plan for staging]</w:t>
+          <w:sz w:val="24"/>
+        </w:rPr>
+        <w:t>The dashboard (</w:t>
+      </w:r>
+      <w:r>
+        <w:rPr>
+          <w:rFonts w:ascii="Consolas" w:hAnsi="Consolas"/>
+          <w:b w:val="0"/>
+          <w:sz w:val="22"/>
+        </w:rPr>
+        <w:t>dashboard/</w:t>
+      </w:r>
+      <w:r>
+        <w:rPr>
+          <w:rFonts w:ascii="Times New Roman" w:hAnsi="Times New Roman"/>
+          <w:b w:val="0"/>
+          <w:sz w:val="24"/>
+        </w:rPr>
+        <w:t>, React + TypeScript) never queries raw event tables directly; every panel is backed by a purpose-built aggregate endpoint in the Go daemon (</w:t>
+      </w:r>
+      <w:r>
+        <w:rPr>
+          <w:rFonts w:ascii="Consolas" w:hAnsi="Consolas"/>
+          <w:b w:val="0"/>
+          <w:sz w:val="22"/>
+        </w:rPr>
+        <w:t>agent/internal/store/dashboard.go</w:t>
+      </w:r>
+      <w:r>
+        <w:rPr>
+          <w:rFonts w:ascii="Times New Roman" w:hAnsi="Times New Roman"/>
+          <w:b w:val="0"/>
+          <w:sz w:val="24"/>
+        </w:rPr>
+        <w:t>), modelled on the summary-first, drill-down-second pattern used by real EDR/CASB consoles researched during design (CrowdStrike Falcon, SentinelOne Singularity, Microsoft Purview) rather than a generic data table. The top-level KPI row, for instance, is five scalar counts computed by a single query, not five separate round trips or a client-side reduction over a full event dump:</w:t>
+      </w:r>
+    </w:p>
+    <w:p>
+      <w:pPr>
+        <w:spacing w:before="120" w:after="120" w:line="240" w:lineRule="auto"/>
+        <w:ind w:left="432"/>
+      </w:pPr>
+      <w:r>
+        <w:rPr>
+          <w:rFonts w:ascii="Consolas" w:hAnsi="Consolas"/>
+          <w:sz w:val="20"/>
+        </w:rPr>
+        <w:t>SELECT</w:t>
+        <w:br/>
+        <w:t xml:space="preserve">    (SELECT count(*) FROM injection_alerts</w:t>
+        <w:br/>
+        <w:t xml:space="preserve">        WHERE flagged = true),</w:t>
+        <w:br/>
+        <w:t xml:space="preserve">    (SELECT count(*) FROM endpoints),</w:t>
+        <w:br/>
+        <w:t xml:space="preserve">    (SELECT count(*) FROM shadow_ai_clusters</w:t>
+        <w:br/>
+        <w:t xml:space="preserve">        WHERE confidence = 'candidate'),</w:t>
+        <w:br/>
+        <w:t xml:space="preserve">    (SELECT count(*) FROM dlp_events</w:t>
+        <w:br/>
+        <w:t xml:space="preserve">        WHERE verdict = 'flagged'),</w:t>
+        <w:br/>
+        <w:t xml:space="preserve">    (SELECT count(*) FROM dlp_events</w:t>
+        <w:br/>
+        <w:t xml:space="preserve">        WHERE verdict = 'flagged' AND approved IS NULL)</w:t>
+      </w:r>
+    </w:p>
+    <w:p>
+      <w:r>
+        <w:rPr>
+          <w:rFonts w:ascii="Times New Roman" w:hAnsi="Times New Roman"/>
+          <w:b w:val="0"/>
+          <w:sz w:val="24"/>
+        </w:rPr>
+        <w:t>The multi-endpoint test fleet (</w:t>
+      </w:r>
+      <w:r>
+        <w:rPr>
+          <w:rFonts w:ascii="Consolas" w:hAnsi="Consolas"/>
+          <w:b w:val="0"/>
+          <w:sz w:val="22"/>
+        </w:rPr>
+        <w:t>endpoints/</w:t>
+      </w:r>
+      <w:r>
+        <w:rPr>
+          <w:rFonts w:ascii="Times New Roman" w:hAnsi="Times New Roman"/>
+          <w:b w:val="0"/>
+          <w:sz w:val="24"/>
+        </w:rPr>
+        <w:t>) is four Docker containers, each with its own OS username and hostname, each running the real extension against a real headless Chrome instance driven over the DevTools Protocol (</w:t>
+      </w:r>
+      <w:r>
+        <w:rPr>
+          <w:rFonts w:ascii="Consolas" w:hAnsi="Consolas"/>
+          <w:b w:val="0"/>
+          <w:sz w:val="22"/>
+        </w:rPr>
+        <w:t>endpoints/driver.py</w:t>
+      </w:r>
+      <w:r>
+        <w:rPr>
+          <w:rFonts w:ascii="Times New Roman" w:hAnsi="Times New Roman"/>
+          <w:b w:val="0"/>
+          <w:sz w:val="24"/>
+        </w:rPr>
+        <w:t xml:space="preserve">) — not four copies of a mock client. </w:t>
+      </w:r>
+      <w:r>
+        <w:rPr>
+          <w:rFonts w:ascii="Consolas" w:hAnsi="Consolas"/>
+          <w:b w:val="0"/>
+          <w:sz w:val="22"/>
+        </w:rPr>
+        <w:t>docker-compose.yml</w:t>
+      </w:r>
+      <w:r>
+        <w:rPr>
+          <w:rFonts w:ascii="Times New Roman" w:hAnsi="Times New Roman"/>
+          <w:b w:val="0"/>
+          <w:sz w:val="24"/>
+        </w:rPr>
+        <w:t xml:space="preserve"> uses </w:t>
+      </w:r>
+      <w:r>
+        <w:rPr>
+          <w:rFonts w:ascii="Consolas" w:hAnsi="Consolas"/>
+          <w:b w:val="0"/>
+          <w:sz w:val="22"/>
+        </w:rPr>
+        <w:t>network_mode: host</w:t>
+      </w:r>
+      <w:r>
+        <w:rPr>
+          <w:rFonts w:ascii="Times New Roman" w:hAnsi="Times New Roman"/>
+          <w:b w:val="0"/>
+          <w:sz w:val="24"/>
+        </w:rPr>
+        <w:t xml:space="preserve"> so the fleet's native-messaging shims can reach the host's Postgres and ai-engine over loopback without widening either service's network exposure beyond </w:t>
+      </w:r>
+      <w:r>
+        <w:rPr>
+          <w:rFonts w:ascii="Consolas" w:hAnsi="Consolas"/>
+          <w:b w:val="0"/>
+          <w:sz w:val="22"/>
+        </w:rPr>
+        <w:t>127.0.0.1</w:t>
+      </w:r>
+      <w:r>
+        <w:rPr>
+          <w:rFonts w:ascii="Times New Roman" w:hAnsi="Times New Roman"/>
+          <w:b w:val="0"/>
+          <w:sz w:val="24"/>
+        </w:rPr>
+        <w:t xml:space="preserve">, and each container's </w:t>
+      </w:r>
+      <w:r>
+        <w:rPr>
+          <w:rFonts w:ascii="Consolas" w:hAnsi="Consolas"/>
+          <w:b w:val="0"/>
+          <w:sz w:val="22"/>
+        </w:rPr>
+        <w:t>entrypoint.sh</w:t>
+      </w:r>
+      <w:r>
+        <w:rPr>
+          <w:rFonts w:ascii="Times New Roman" w:hAnsi="Times New Roman"/>
+          <w:b w:val="0"/>
+          <w:sz w:val="24"/>
+        </w:rPr>
+        <w:t xml:space="preserve"> registers the native-messaging host at both the user-level and system-wide discovery paths and sets a per-container </w:t>
+      </w:r>
+      <w:r>
+        <w:rPr>
+          <w:rFonts w:ascii="Consolas" w:hAnsi="Consolas"/>
+          <w:b w:val="0"/>
+          <w:sz w:val="22"/>
+        </w:rPr>
+        <w:t>DAEMON_NM_URL</w:t>
+      </w:r>
+      <w:r>
+        <w:rPr>
+          <w:rFonts w:ascii="Times New Roman" w:hAnsi="Times New Roman"/>
+          <w:b w:val="0"/>
+          <w:sz w:val="24"/>
+        </w:rPr>
+        <w:t xml:space="preserve"> so each container's own </w:t>
+      </w:r>
+      <w:r>
+        <w:rPr>
+          <w:rFonts w:ascii="Consolas" w:hAnsi="Consolas"/>
+          <w:b w:val="0"/>
+          <w:sz w:val="22"/>
+        </w:rPr>
+        <w:t>nmhost</w:t>
+      </w:r>
+      <w:r>
+        <w:rPr>
+          <w:rFonts w:ascii="Times New Roman" w:hAnsi="Times New Roman"/>
+          <w:b w:val="0"/>
+          <w:sz w:val="24"/>
+        </w:rPr>
+        <w:t xml:space="preserve"> process reaches its own daemon rather than another container's. This fleet is what produces the real, non-simulated confusion-matrix data reported in Chapter 9.</w:t>
       </w:r>
     </w:p>
     <w:p>

--- a/docs/report/Browser_AI_Sentinel_Final_Report_Sushanth_Sridhar.docx
+++ b/docs/report/Browser_AI_Sentinel_Final_Report_Sushanth_Sridhar.docx
@@ -5215,9 +5215,121 @@
         <w:rPr>
           <w:rFonts w:ascii="Times New Roman" w:hAnsi="Times New Roman"/>
           <w:b w:val="0"/>
-          <w:i/>
-        </w:rPr>
-        <w:t>[Content pending — see build plan for staging]</w:t>
+          <w:sz w:val="24"/>
+        </w:rPr>
+        <w:t xml:space="preserve">Before any functional or evaluation testing, both compiled components are checked for a clean build: </w:t>
+      </w:r>
+      <w:r>
+        <w:rPr>
+          <w:rFonts w:ascii="Consolas" w:hAnsi="Consolas"/>
+          <w:b w:val="0"/>
+          <w:sz w:val="22"/>
+        </w:rPr>
+        <w:t>go vet ./...</w:t>
+      </w:r>
+      <w:r>
+        <w:rPr>
+          <w:rFonts w:ascii="Times New Roman" w:hAnsi="Times New Roman"/>
+          <w:b w:val="0"/>
+          <w:sz w:val="24"/>
+        </w:rPr>
+        <w:t xml:space="preserve"> and </w:t>
+      </w:r>
+      <w:r>
+        <w:rPr>
+          <w:rFonts w:ascii="Consolas" w:hAnsi="Consolas"/>
+          <w:b w:val="0"/>
+          <w:sz w:val="22"/>
+        </w:rPr>
+        <w:t>go build ./...</w:t>
+      </w:r>
+      <w:r>
+        <w:rPr>
+          <w:rFonts w:ascii="Times New Roman" w:hAnsi="Times New Roman"/>
+          <w:b w:val="0"/>
+          <w:sz w:val="24"/>
+        </w:rPr>
+        <w:t xml:space="preserve"> for the agent, and </w:t>
+      </w:r>
+      <w:r>
+        <w:rPr>
+          <w:rFonts w:ascii="Consolas" w:hAnsi="Consolas"/>
+          <w:b w:val="0"/>
+          <w:sz w:val="22"/>
+        </w:rPr>
+        <w:t>npx tsc --noEmit</w:t>
+      </w:r>
+      <w:r>
+        <w:rPr>
+          <w:rFonts w:ascii="Times New Roman" w:hAnsi="Times New Roman"/>
+          <w:b w:val="0"/>
+          <w:sz w:val="24"/>
+        </w:rPr>
+        <w:t xml:space="preserve"> for the extension (</w:t>
+      </w:r>
+      <w:r>
+        <w:rPr>
+          <w:rFonts w:ascii="Consolas" w:hAnsi="Consolas"/>
+          <w:b w:val="0"/>
+          <w:sz w:val="22"/>
+        </w:rPr>
+        <w:t>make test</w:t>
+      </w:r>
+      <w:r>
+        <w:rPr>
+          <w:rFonts w:ascii="Times New Roman" w:hAnsi="Times New Roman"/>
+          <w:b w:val="0"/>
+          <w:sz w:val="24"/>
+        </w:rPr>
+        <w:t>). All three genuinely produce zero output on success — a clean static-analysis pass has nothing to report — so the terminal capture below is shown alongside its exit code specifically to demonstrate that absence of output means success here, not that the check silently did nothing.</w:t>
+      </w:r>
+    </w:p>
+    <w:p>
+      <w:pPr>
+        <w:jc w:val="center"/>
+      </w:pPr>
+      <w:r>
+        <w:drawing>
+          <wp:inline xmlns:a="http://schemas.openxmlformats.org/drawingml/2006/main" xmlns:pic="http://schemas.openxmlformats.org/drawingml/2006/picture">
+            <wp:extent cx="5486400" cy="2671183"/>
+            <wp:docPr id="4" name="Picture 4"/>
+            <wp:cNvGraphicFramePr>
+              <a:graphicFrameLocks noChangeAspect="1"/>
+            </wp:cNvGraphicFramePr>
+            <a:graphic>
+              <a:graphicData uri="http://schemas.openxmlformats.org/drawingml/2006/picture">
+                <pic:pic>
+                  <pic:nvPicPr>
+                    <pic:cNvPr id="0" name="fig_9_2_test_clean.png"/>
+                    <pic:cNvPicPr/>
+                  </pic:nvPicPr>
+                  <pic:blipFill>
+                    <a:blip r:embed="rId13"/>
+                    <a:stretch>
+                      <a:fillRect/>
+                    </a:stretch>
+                  </pic:blipFill>
+                  <pic:spPr>
+                    <a:xfrm>
+                      <a:off x="0" y="0"/>
+                      <a:ext cx="5486400" cy="2671183"/>
+                    </a:xfrm>
+                    <a:prstGeom prst="rect"/>
+                  </pic:spPr>
+                </pic:pic>
+              </a:graphicData>
+            </a:graphic>
+          </wp:inline>
+        </w:drawing>
+      </w:r>
+    </w:p>
+    <w:p>
+      <w:pPr>
+        <w:pStyle w:val="Caption"/>
+        <w:jc w:val="center"/>
+      </w:pPr>
+      <w:r>
+        <w:t>Fig 9.1: Real terminal capture of `make test` (go vet, go build, tsc --noEmit) — clean pass, exit code 0.</w:t>
       </w:r>
     </w:p>
     <w:p>
@@ -5238,9 +5350,301 @@
         <w:rPr>
           <w:rFonts w:ascii="Times New Roman" w:hAnsi="Times New Roman"/>
           <w:b w:val="0"/>
-          <w:i/>
-        </w:rPr>
-        <w:t>[Content pending — see build plan for staging]</w:t>
+          <w:sz w:val="24"/>
+        </w:rPr>
+        <w:t xml:space="preserve">Each objective has at least one functional check that exercises the real running system end to end, not a unit test against a mocked dependency. Objective 1 is checked by installing the actual built extension into a real headless Chrome instance via the </w:t>
+      </w:r>
+      <w:r>
+        <w:rPr>
+          <w:rFonts w:ascii="Consolas" w:hAnsi="Consolas"/>
+          <w:b w:val="0"/>
+          <w:sz w:val="22"/>
+        </w:rPr>
+        <w:t>Extensions.loadUnpacked</w:t>
+      </w:r>
+      <w:r>
+        <w:rPr>
+          <w:rFonts w:ascii="Times New Roman" w:hAnsi="Times New Roman"/>
+          <w:b w:val="0"/>
+          <w:sz w:val="24"/>
+        </w:rPr>
+        <w:t xml:space="preserve"> DevTools Protocol command — the same technique used throughout this project after </w:t>
+      </w:r>
+      <w:r>
+        <w:rPr>
+          <w:rFonts w:ascii="Consolas" w:hAnsi="Consolas"/>
+          <w:b w:val="0"/>
+          <w:sz w:val="22"/>
+        </w:rPr>
+        <w:t>--load-extension</w:t>
+      </w:r>
+      <w:r>
+        <w:rPr>
+          <w:rFonts w:ascii="Times New Roman" w:hAnsi="Times New Roman"/>
+          <w:b w:val="0"/>
+          <w:sz w:val="24"/>
+        </w:rPr>
+        <w:t xml:space="preserve"> was found not to reliably install a Manifest V3 extension on this Chrome build (Chapter 5.3) — navigating to a real page from the labelled dataset, and confirming both that the extension's own deterministic ID (</w:t>
+      </w:r>
+      <w:r>
+        <w:rPr>
+          <w:rFonts w:ascii="Consolas" w:hAnsi="Consolas"/>
+          <w:b w:val="0"/>
+          <w:sz w:val="22"/>
+        </w:rPr>
+        <w:t>infjoghmhbkbhohajodjccgphpgejkip</w:t>
+      </w:r>
+      <w:r>
+        <w:rPr>
+          <w:rFonts w:ascii="Times New Roman" w:hAnsi="Times New Roman"/>
+          <w:b w:val="0"/>
+          <w:sz w:val="24"/>
+        </w:rPr>
+        <w:t>, pinned via the manifest's signing key) matches what a manual install would produce, and that the DOM actually contains the rendered warning banner with the expected score.</w:t>
+      </w:r>
+    </w:p>
+    <w:p>
+      <w:pPr>
+        <w:jc w:val="center"/>
+      </w:pPr>
+      <w:r>
+        <w:drawing>
+          <wp:inline xmlns:a="http://schemas.openxmlformats.org/drawingml/2006/main" xmlns:pic="http://schemas.openxmlformats.org/drawingml/2006/picture">
+            <wp:extent cx="5486400" cy="758666"/>
+            <wp:docPr id="5" name="Picture 5"/>
+            <wp:cNvGraphicFramePr>
+              <a:graphicFrameLocks noChangeAspect="1"/>
+            </wp:cNvGraphicFramePr>
+            <a:graphic>
+              <a:graphicData uri="http://schemas.openxmlformats.org/drawingml/2006/picture">
+                <pic:pic>
+                  <pic:nvPicPr>
+                    <pic:cNvPr id="0" name="fig_9_1_banner.png"/>
+                    <pic:cNvPicPr/>
+                  </pic:nvPicPr>
+                  <pic:blipFill>
+                    <a:blip r:embed="rId14"/>
+                    <a:stretch>
+                      <a:fillRect/>
+                    </a:stretch>
+                  </pic:blipFill>
+                  <pic:spPr>
+                    <a:xfrm>
+                      <a:off x="0" y="0"/>
+                      <a:ext cx="5486400" cy="758666"/>
+                    </a:xfrm>
+                    <a:prstGeom prst="rect"/>
+                  </pic:spPr>
+                </pic:pic>
+              </a:graphicData>
+            </a:graphic>
+          </wp:inline>
+        </w:drawing>
+      </w:r>
+    </w:p>
+    <w:p>
+      <w:pPr>
+        <w:pStyle w:val="Caption"/>
+        <w:jc w:val="center"/>
+      </w:pPr>
+      <w:r>
+        <w:t>Fig 9.2: Real warning banner rendered by the actual extension against a real page (`injected-00.html`) from the Phase 3 labelled dataset — not a mockup.</w:t>
+      </w:r>
+    </w:p>
+    <w:p>
+      <w:r>
+        <w:rPr>
+          <w:rFonts w:ascii="Times New Roman" w:hAnsi="Times New Roman"/>
+          <w:b w:val="0"/>
+          <w:sz w:val="24"/>
+        </w:rPr>
+        <w:t xml:space="preserve">Capturing this screenshot surfaced a genuine layout bug not caught by any of the automated checks: the banner is </w:t>
+      </w:r>
+      <w:r>
+        <w:rPr>
+          <w:rFonts w:ascii="Consolas" w:hAnsi="Consolas"/>
+          <w:b w:val="0"/>
+          <w:sz w:val="22"/>
+        </w:rPr>
+        <w:t>position: fixed</w:t>
+      </w:r>
+      <w:r>
+        <w:rPr>
+          <w:rFonts w:ascii="Times New Roman" w:hAnsi="Times New Roman"/>
+          <w:b w:val="0"/>
+          <w:sz w:val="24"/>
+        </w:rPr>
+        <w:t xml:space="preserve"> and was not pushing the rest of the page down, so it visually overlapped the page's own top content instead of sitting above it. </w:t>
+      </w:r>
+      <w:r>
+        <w:rPr>
+          <w:rFonts w:ascii="Consolas" w:hAnsi="Consolas"/>
+          <w:b w:val="0"/>
+          <w:sz w:val="22"/>
+        </w:rPr>
+        <w:t>go vet</w:t>
+      </w:r>
+      <w:r>
+        <w:rPr>
+          <w:rFonts w:ascii="Times New Roman" w:hAnsi="Times New Roman"/>
+          <w:b w:val="0"/>
+          <w:sz w:val="24"/>
+        </w:rPr>
+        <w:t xml:space="preserve"> and </w:t>
+      </w:r>
+      <w:r>
+        <w:rPr>
+          <w:rFonts w:ascii="Consolas" w:hAnsi="Consolas"/>
+          <w:b w:val="0"/>
+          <w:sz w:val="22"/>
+        </w:rPr>
+        <w:t>tsc --noEmit</w:t>
+      </w:r>
+      <w:r>
+        <w:rPr>
+          <w:rFonts w:ascii="Times New Roman" w:hAnsi="Times New Roman"/>
+          <w:b w:val="0"/>
+          <w:sz w:val="24"/>
+        </w:rPr>
+        <w:t xml:space="preserve"> cannot catch this class of defect — it is only visible by actually looking at rendered output — and it was fixed by measuring the banner's own rendered height and adding it to the page body's margin-top (</w:t>
+      </w:r>
+      <w:r>
+        <w:rPr>
+          <w:rFonts w:ascii="Consolas" w:hAnsi="Consolas"/>
+          <w:b w:val="0"/>
+          <w:sz w:val="22"/>
+        </w:rPr>
+        <w:t>extension/src/content-isolated/injection-scan.ts</w:t>
+      </w:r>
+      <w:r>
+        <w:rPr>
+          <w:rFonts w:ascii="Times New Roman" w:hAnsi="Times New Roman"/>
+          <w:b w:val="0"/>
+          <w:sz w:val="24"/>
+        </w:rPr>
+        <w:t>); the screenshot above is the corrected version, captured after the fix and rebuild.</w:t>
+      </w:r>
+    </w:p>
+    <w:p>
+      <w:r>
+        <w:rPr>
+          <w:rFonts w:ascii="Times New Roman" w:hAnsi="Times New Roman"/>
+          <w:b w:val="0"/>
+          <w:sz w:val="24"/>
+        </w:rPr>
+        <w:t xml:space="preserve">Objective 2 is checked the same way network-sensor behaviour was validated in Chapter 5.3: by comparing Zeek's </w:t>
+      </w:r>
+      <w:r>
+        <w:rPr>
+          <w:rFonts w:ascii="Consolas" w:hAnsi="Consolas"/>
+          <w:b w:val="0"/>
+          <w:sz w:val="22"/>
+        </w:rPr>
+        <w:t>ssl.log</w:t>
+      </w:r>
+      <w:r>
+        <w:rPr>
+          <w:rFonts w:ascii="Times New Roman" w:hAnsi="Times New Roman"/>
+          <w:b w:val="0"/>
+          <w:sz w:val="24"/>
+        </w:rPr>
+        <w:t xml:space="preserve"> against </w:t>
+      </w:r>
+      <w:r>
+        <w:rPr>
+          <w:rFonts w:ascii="Consolas" w:hAnsi="Consolas"/>
+          <w:b w:val="0"/>
+          <w:sz w:val="22"/>
+        </w:rPr>
+        <w:t>conn.log</w:t>
+      </w:r>
+      <w:r>
+        <w:rPr>
+          <w:rFonts w:ascii="Times New Roman" w:hAnsi="Times New Roman"/>
+          <w:b w:val="0"/>
+          <w:sz w:val="24"/>
+        </w:rPr>
+        <w:t xml:space="preserve"> for the same capture window and confirming TLS records are actually present, and by querying </w:t>
+      </w:r>
+      <w:r>
+        <w:rPr>
+          <w:rFonts w:ascii="Consolas" w:hAnsi="Consolas"/>
+          <w:b w:val="0"/>
+          <w:sz w:val="22"/>
+        </w:rPr>
+        <w:t>shadow_ai_clusters</w:t>
+      </w:r>
+      <w:r>
+        <w:rPr>
+          <w:rFonts w:ascii="Times New Roman" w:hAnsi="Times New Roman"/>
+          <w:b w:val="0"/>
+          <w:sz w:val="24"/>
+        </w:rPr>
+        <w:t xml:space="preserve"> directly to confirm </w:t>
+      </w:r>
+      <w:r>
+        <w:rPr>
+          <w:rFonts w:ascii="Consolas" w:hAnsi="Consolas"/>
+          <w:b w:val="0"/>
+          <w:sz w:val="22"/>
+        </w:rPr>
+        <w:t>ON CONFLICT (ja4)</w:t>
+      </w:r>
+      <w:r>
+        <w:rPr>
+          <w:rFonts w:ascii="Times New Roman" w:hAnsi="Times New Roman"/>
+          <w:b w:val="0"/>
+          <w:sz w:val="24"/>
+        </w:rPr>
+        <w:t xml:space="preserve"> upserts accumulate </w:t>
+      </w:r>
+      <w:r>
+        <w:rPr>
+          <w:rFonts w:ascii="Consolas" w:hAnsi="Consolas"/>
+          <w:b w:val="0"/>
+          <w:sz w:val="22"/>
+        </w:rPr>
+        <w:t>distinct_domains</w:t>
+      </w:r>
+      <w:r>
+        <w:rPr>
+          <w:rFonts w:ascii="Times New Roman" w:hAnsi="Times New Roman"/>
+          <w:b w:val="0"/>
+          <w:sz w:val="24"/>
+        </w:rPr>
+        <w:t xml:space="preserve"> correctly across repeated real connections. Objective 3 is checked by triggering </w:t>
+      </w:r>
+      <w:r>
+        <w:rPr>
+          <w:rFonts w:ascii="Consolas" w:hAnsi="Consolas"/>
+          <w:b w:val="0"/>
+          <w:sz w:val="22"/>
+        </w:rPr>
+        <w:t>patchedFetch</w:t>
+      </w:r>
+      <w:r>
+        <w:rPr>
+          <w:rFonts w:ascii="Times New Roman" w:hAnsi="Times New Roman"/>
+          <w:b w:val="0"/>
+          <w:sz w:val="24"/>
+        </w:rPr>
+        <w:t xml:space="preserve"> against a request body containing a fabricated but Luhn-valid card number and confirming the request throws </w:t>
+      </w:r>
+      <w:r>
+        <w:rPr>
+          <w:rFonts w:ascii="Consolas" w:hAnsi="Consolas"/>
+          <w:b w:val="0"/>
+          <w:sz w:val="22"/>
+        </w:rPr>
+        <w:t>AbortError</w:t>
+      </w:r>
+      <w:r>
+        <w:rPr>
+          <w:rFonts w:ascii="Times New Roman" w:hAnsi="Times New Roman"/>
+          <w:b w:val="0"/>
+          <w:sz w:val="24"/>
+        </w:rPr>
+        <w:t xml:space="preserve"> rather than reaching the network, and separately confirming a clean request passes through untouched. Objective 4 is checked by curling every dashboard aggregate endpoint directly against the live daemon and confirming each returns real, non-empty JSON computed from the fleet's actual accumulated data, not a fixture.</w:t>
       </w:r>
     </w:p>
     <w:p>
@@ -5259,11 +5663,83 @@
     <w:p>
       <w:r>
         <w:rPr>
-          <w:rFonts w:ascii="Times New Roman" w:hAnsi="Times New Roman"/>
-          <w:b w:val="0"/>
-          <w:i/>
-        </w:rPr>
-        <w:t>[Content pending — see build plan for staging]</w:t>
+          <w:rFonts w:ascii="Consolas" w:hAnsi="Consolas"/>
+          <w:b w:val="0"/>
+          <w:sz w:val="22"/>
+        </w:rPr>
+        <w:t>make eval-run</w:t>
+      </w:r>
+      <w:r>
+        <w:rPr>
+          <w:rFonts w:ascii="Times New Roman" w:hAnsi="Times New Roman"/>
+          <w:b w:val="0"/>
+          <w:sz w:val="24"/>
+        </w:rPr>
+        <w:t xml:space="preserve"> re-executes the real evaluation described in Chapter 5.2 against whatever data currently sits in Postgres: it fetches every row from </w:t>
+      </w:r>
+      <w:r>
+        <w:rPr>
+          <w:rFonts w:ascii="Consolas" w:hAnsi="Consolas"/>
+          <w:b w:val="0"/>
+          <w:sz w:val="22"/>
+        </w:rPr>
+        <w:t>/api/injection_alerts</w:t>
+      </w:r>
+      <w:r>
+        <w:rPr>
+          <w:rFonts w:ascii="Times New Roman" w:hAnsi="Times New Roman"/>
+          <w:b w:val="0"/>
+          <w:sz w:val="24"/>
+        </w:rPr>
+        <w:t>, joins each row to the labelled dataset by filename, and computes precision/recall/F1 for all three configurations from that join — never from hand-computed or cached numbers. The run captured below matched 280 of 289 alert rows to the 70-page dataset (9 unmatched rows are earlier, now-superseded runs against the same dataset still sitting in the table) and flagged 14 cross-visit determinism issues, both discussed further in Chapter 10.</w:t>
+      </w:r>
+    </w:p>
+    <w:p>
+      <w:pPr>
+        <w:jc w:val="center"/>
+      </w:pPr>
+      <w:r>
+        <w:drawing>
+          <wp:inline xmlns:a="http://schemas.openxmlformats.org/drawingml/2006/main" xmlns:pic="http://schemas.openxmlformats.org/drawingml/2006/picture">
+            <wp:extent cx="5486400" cy="3205716"/>
+            <wp:docPr id="6" name="Picture 6"/>
+            <wp:cNvGraphicFramePr>
+              <a:graphicFrameLocks noChangeAspect="1"/>
+            </wp:cNvGraphicFramePr>
+            <a:graphic>
+              <a:graphicData uri="http://schemas.openxmlformats.org/drawingml/2006/picture">
+                <pic:pic>
+                  <pic:nvPicPr>
+                    <pic:cNvPr id="0" name="fig_9_3_eval_run.png"/>
+                    <pic:cNvPicPr/>
+                  </pic:nvPicPr>
+                  <pic:blipFill>
+                    <a:blip r:embed="rId15"/>
+                    <a:stretch>
+                      <a:fillRect/>
+                    </a:stretch>
+                  </pic:blipFill>
+                  <pic:spPr>
+                    <a:xfrm>
+                      <a:off x="0" y="0"/>
+                      <a:ext cx="5486400" cy="3205716"/>
+                    </a:xfrm>
+                    <a:prstGeom prst="rect"/>
+                  </pic:spPr>
+                </pic:pic>
+              </a:graphicData>
+            </a:graphic>
+          </wp:inline>
+        </w:drawing>
+      </w:r>
+    </w:p>
+    <w:p>
+      <w:pPr>
+        <w:pStyle w:val="Caption"/>
+        <w:jc w:val="center"/>
+      </w:pPr>
+      <w:r>
+        <w:t>Fig 9.3: Real terminal capture of `make eval-run` against the live database — the same numbers analysed in Chapter 10, not a separately typed table.</w:t>
       </w:r>
     </w:p>
     <w:p>
@@ -5302,9 +5778,590 @@
         <w:rPr>
           <w:rFonts w:ascii="Times New Roman" w:hAnsi="Times New Roman"/>
           <w:b w:val="0"/>
-          <w:i/>
-        </w:rPr>
-        <w:t>[Content pending — see build plan for staging]</w:t>
+          <w:sz w:val="24"/>
+        </w:rPr>
+        <w:t>Configuration C (the full six-indicator, noisy-OR detector) reaches 0.983 precision at 0.975 recall — matching Configuration B's recall exactly while cutting its false positives from 20 to 2, and clearly beating Configuration A on every metric. This is the central empirical claim of Objective 1: combining indicators does not trade recall for precision, it improves precision while holding recall at the better single-indicator baseline's level.</w:t>
+      </w:r>
+    </w:p>
+    <w:p>
+      <w:pPr>
+        <w:jc w:val="center"/>
+      </w:pPr>
+      <w:r>
+        <w:drawing>
+          <wp:inline xmlns:a="http://schemas.openxmlformats.org/drawingml/2006/main" xmlns:pic="http://schemas.openxmlformats.org/drawingml/2006/picture">
+            <wp:extent cx="5486400" cy="3429000"/>
+            <wp:docPr id="7" name="Picture 7"/>
+            <wp:cNvGraphicFramePr>
+              <a:graphicFrameLocks noChangeAspect="1"/>
+            </wp:cNvGraphicFramePr>
+            <a:graphic>
+              <a:graphicData uri="http://schemas.openxmlformats.org/drawingml/2006/picture">
+                <pic:pic>
+                  <pic:nvPicPr>
+                    <pic:cNvPr id="0" name="fig_10_2_abc_comparison.png"/>
+                    <pic:cNvPicPr/>
+                  </pic:nvPicPr>
+                  <pic:blipFill>
+                    <a:blip r:embed="rId16"/>
+                    <a:stretch>
+                      <a:fillRect/>
+                    </a:stretch>
+                  </pic:blipFill>
+                  <pic:spPr>
+                    <a:xfrm>
+                      <a:off x="0" y="0"/>
+                      <a:ext cx="5486400" cy="3429000"/>
+                    </a:xfrm>
+                    <a:prstGeom prst="rect"/>
+                  </pic:spPr>
+                </pic:pic>
+              </a:graphicData>
+            </a:graphic>
+          </wp:inline>
+        </w:drawing>
+      </w:r>
+    </w:p>
+    <w:p>
+      <w:pPr>
+        <w:pStyle w:val="Caption"/>
+        <w:jc w:val="center"/>
+      </w:pPr>
+      <w:r>
+        <w:t>Fig 10.1: Precision, recall, and F1 for Configurations A, B, and C on the real 4-endpoint fleet run (70-page labelled dataset, 280 matched rows).</w:t>
+      </w:r>
+    </w:p>
+    <w:p>
+      <w:pPr>
+        <w:pStyle w:val="Caption"/>
+      </w:pPr>
+      <w:r>
+        <w:t>Table 10.1: Full confusion-matrix results, Configurations A/B/C (280 matched rows)</w:t>
+      </w:r>
+    </w:p>
+    <w:tbl>
+      <w:tblPr>
+        <w:tblStyle w:val="TableGrid"/>
+        <w:tblW w:type="auto" w:w="0"/>
+        <w:jc w:val="center"/>
+        <w:tblLayout w:type="fixed"/>
+        <w:tblLook w:firstColumn="1" w:firstRow="1" w:lastColumn="0" w:lastRow="0" w:noHBand="0" w:noVBand="1" w:val="04A0"/>
+      </w:tblPr>
+      <w:tblGrid>
+        <w:gridCol w:w="2304"/>
+        <w:gridCol w:w="1296"/>
+        <w:gridCol w:w="1152"/>
+        <w:gridCol w:w="792"/>
+        <w:gridCol w:w="576"/>
+        <w:gridCol w:w="576"/>
+        <w:gridCol w:w="576"/>
+        <w:gridCol w:w="576"/>
+      </w:tblGrid>
+      <w:tr>
+        <w:tc>
+          <w:tcPr>
+            <w:tcW w:type="dxa" w:w="2304"/>
+          </w:tcPr>
+          <w:p>
+            <w:r/>
+            <w:r>
+              <w:rPr>
+                <w:rFonts w:ascii="Times New Roman" w:hAnsi="Times New Roman"/>
+                <w:b/>
+                <w:sz w:val="22"/>
+              </w:rPr>
+              <w:t>Configuration</w:t>
+            </w:r>
+          </w:p>
+        </w:tc>
+        <w:tc>
+          <w:tcPr>
+            <w:tcW w:type="dxa" w:w="1296"/>
+          </w:tcPr>
+          <w:p>
+            <w:r/>
+            <w:r>
+              <w:rPr>
+                <w:rFonts w:ascii="Times New Roman" w:hAnsi="Times New Roman"/>
+                <w:b/>
+                <w:sz w:val="22"/>
+              </w:rPr>
+              <w:t>Precision</w:t>
+            </w:r>
+          </w:p>
+        </w:tc>
+        <w:tc>
+          <w:tcPr>
+            <w:tcW w:type="dxa" w:w="1152"/>
+          </w:tcPr>
+          <w:p>
+            <w:r/>
+            <w:r>
+              <w:rPr>
+                <w:rFonts w:ascii="Times New Roman" w:hAnsi="Times New Roman"/>
+                <w:b/>
+                <w:sz w:val="22"/>
+              </w:rPr>
+              <w:t>Recall</w:t>
+            </w:r>
+          </w:p>
+        </w:tc>
+        <w:tc>
+          <w:tcPr>
+            <w:tcW w:type="dxa" w:w="792"/>
+          </w:tcPr>
+          <w:p>
+            <w:r/>
+            <w:r>
+              <w:rPr>
+                <w:rFonts w:ascii="Times New Roman" w:hAnsi="Times New Roman"/>
+                <w:b/>
+                <w:sz w:val="22"/>
+              </w:rPr>
+              <w:t>F1</w:t>
+            </w:r>
+          </w:p>
+        </w:tc>
+        <w:tc>
+          <w:tcPr>
+            <w:tcW w:type="dxa" w:w="576"/>
+          </w:tcPr>
+          <w:p>
+            <w:r/>
+            <w:r>
+              <w:rPr>
+                <w:rFonts w:ascii="Times New Roman" w:hAnsi="Times New Roman"/>
+                <w:b/>
+                <w:sz w:val="22"/>
+              </w:rPr>
+              <w:t>TP</w:t>
+            </w:r>
+          </w:p>
+        </w:tc>
+        <w:tc>
+          <w:tcPr>
+            <w:tcW w:type="dxa" w:w="576"/>
+          </w:tcPr>
+          <w:p>
+            <w:r/>
+            <w:r>
+              <w:rPr>
+                <w:rFonts w:ascii="Times New Roman" w:hAnsi="Times New Roman"/>
+                <w:b/>
+                <w:sz w:val="22"/>
+              </w:rPr>
+              <w:t>FP</w:t>
+            </w:r>
+          </w:p>
+        </w:tc>
+        <w:tc>
+          <w:tcPr>
+            <w:tcW w:type="dxa" w:w="576"/>
+          </w:tcPr>
+          <w:p>
+            <w:r/>
+            <w:r>
+              <w:rPr>
+                <w:rFonts w:ascii="Times New Roman" w:hAnsi="Times New Roman"/>
+                <w:b/>
+                <w:sz w:val="22"/>
+              </w:rPr>
+              <w:t>TN</w:t>
+            </w:r>
+          </w:p>
+        </w:tc>
+        <w:tc>
+          <w:tcPr>
+            <w:tcW w:type="dxa" w:w="576"/>
+          </w:tcPr>
+          <w:p>
+            <w:r/>
+            <w:r>
+              <w:rPr>
+                <w:rFonts w:ascii="Times New Roman" w:hAnsi="Times New Roman"/>
+                <w:b/>
+                <w:sz w:val="22"/>
+              </w:rPr>
+              <w:t>FN</w:t>
+            </w:r>
+          </w:p>
+        </w:tc>
+      </w:tr>
+      <w:tr>
+        <w:tc>
+          <w:tcPr>
+            <w:tcW w:type="dxa" w:w="2304"/>
+          </w:tcPr>
+          <w:p>
+            <w:r/>
+            <w:r>
+              <w:rPr>
+                <w:rFonts w:ascii="Times New Roman" w:hAnsi="Times New Roman"/>
+                <w:sz w:val="22"/>
+              </w:rPr>
+              <w:t>A — keyword-only</w:t>
+            </w:r>
+          </w:p>
+        </w:tc>
+        <w:tc>
+          <w:tcPr>
+            <w:tcW w:type="dxa" w:w="1296"/>
+          </w:tcPr>
+          <w:p>
+            <w:r/>
+            <w:r>
+              <w:rPr>
+                <w:rFonts w:ascii="Times New Roman" w:hAnsi="Times New Roman"/>
+                <w:sz w:val="22"/>
+              </w:rPr>
+              <w:t>0.754</w:t>
+            </w:r>
+          </w:p>
+        </w:tc>
+        <w:tc>
+          <w:tcPr>
+            <w:tcW w:type="dxa" w:w="1152"/>
+          </w:tcPr>
+          <w:p>
+            <w:r/>
+            <w:r>
+              <w:rPr>
+                <w:rFonts w:ascii="Times New Roman" w:hAnsi="Times New Roman"/>
+                <w:sz w:val="22"/>
+              </w:rPr>
+              <w:t>0.817</w:t>
+            </w:r>
+          </w:p>
+        </w:tc>
+        <w:tc>
+          <w:tcPr>
+            <w:tcW w:type="dxa" w:w="792"/>
+          </w:tcPr>
+          <w:p>
+            <w:r/>
+            <w:r>
+              <w:rPr>
+                <w:rFonts w:ascii="Times New Roman" w:hAnsi="Times New Roman"/>
+                <w:sz w:val="22"/>
+              </w:rPr>
+              <w:t>0.784</w:t>
+            </w:r>
+          </w:p>
+        </w:tc>
+        <w:tc>
+          <w:tcPr>
+            <w:tcW w:type="dxa" w:w="576"/>
+          </w:tcPr>
+          <w:p>
+            <w:r/>
+            <w:r>
+              <w:rPr>
+                <w:rFonts w:ascii="Times New Roman" w:hAnsi="Times New Roman"/>
+                <w:sz w:val="22"/>
+              </w:rPr>
+              <w:t>98</w:t>
+            </w:r>
+          </w:p>
+        </w:tc>
+        <w:tc>
+          <w:tcPr>
+            <w:tcW w:type="dxa" w:w="576"/>
+          </w:tcPr>
+          <w:p>
+            <w:r/>
+            <w:r>
+              <w:rPr>
+                <w:rFonts w:ascii="Times New Roman" w:hAnsi="Times New Roman"/>
+                <w:sz w:val="22"/>
+              </w:rPr>
+              <w:t>32</w:t>
+            </w:r>
+          </w:p>
+        </w:tc>
+        <w:tc>
+          <w:tcPr>
+            <w:tcW w:type="dxa" w:w="576"/>
+          </w:tcPr>
+          <w:p>
+            <w:r/>
+            <w:r>
+              <w:rPr>
+                <w:rFonts w:ascii="Times New Roman" w:hAnsi="Times New Roman"/>
+                <w:sz w:val="22"/>
+              </w:rPr>
+              <w:t>128</w:t>
+            </w:r>
+          </w:p>
+        </w:tc>
+        <w:tc>
+          <w:tcPr>
+            <w:tcW w:type="dxa" w:w="576"/>
+          </w:tcPr>
+          <w:p>
+            <w:r/>
+            <w:r>
+              <w:rPr>
+                <w:rFonts w:ascii="Times New Roman" w:hAnsi="Times New Roman"/>
+                <w:sz w:val="22"/>
+              </w:rPr>
+              <w:t>22</w:t>
+            </w:r>
+          </w:p>
+        </w:tc>
+      </w:tr>
+      <w:tr>
+        <w:tc>
+          <w:tcPr>
+            <w:tcW w:type="dxa" w:w="2304"/>
+          </w:tcPr>
+          <w:p>
+            <w:r/>
+            <w:r>
+              <w:rPr>
+                <w:rFonts w:ascii="Times New Roman" w:hAnsi="Times New Roman"/>
+                <w:sz w:val="22"/>
+              </w:rPr>
+              <w:t>B — visibility-only</w:t>
+            </w:r>
+          </w:p>
+        </w:tc>
+        <w:tc>
+          <w:tcPr>
+            <w:tcW w:type="dxa" w:w="1296"/>
+          </w:tcPr>
+          <w:p>
+            <w:r/>
+            <w:r>
+              <w:rPr>
+                <w:rFonts w:ascii="Times New Roman" w:hAnsi="Times New Roman"/>
+                <w:sz w:val="22"/>
+              </w:rPr>
+              <w:t>0.854</w:t>
+            </w:r>
+          </w:p>
+        </w:tc>
+        <w:tc>
+          <w:tcPr>
+            <w:tcW w:type="dxa" w:w="1152"/>
+          </w:tcPr>
+          <w:p>
+            <w:r/>
+            <w:r>
+              <w:rPr>
+                <w:rFonts w:ascii="Times New Roman" w:hAnsi="Times New Roman"/>
+                <w:sz w:val="22"/>
+              </w:rPr>
+              <w:t>0.975</w:t>
+            </w:r>
+          </w:p>
+        </w:tc>
+        <w:tc>
+          <w:tcPr>
+            <w:tcW w:type="dxa" w:w="792"/>
+          </w:tcPr>
+          <w:p>
+            <w:r/>
+            <w:r>
+              <w:rPr>
+                <w:rFonts w:ascii="Times New Roman" w:hAnsi="Times New Roman"/>
+                <w:sz w:val="22"/>
+              </w:rPr>
+              <w:t>0.911</w:t>
+            </w:r>
+          </w:p>
+        </w:tc>
+        <w:tc>
+          <w:tcPr>
+            <w:tcW w:type="dxa" w:w="576"/>
+          </w:tcPr>
+          <w:p>
+            <w:r/>
+            <w:r>
+              <w:rPr>
+                <w:rFonts w:ascii="Times New Roman" w:hAnsi="Times New Roman"/>
+                <w:sz w:val="22"/>
+              </w:rPr>
+              <w:t>117</w:t>
+            </w:r>
+          </w:p>
+        </w:tc>
+        <w:tc>
+          <w:tcPr>
+            <w:tcW w:type="dxa" w:w="576"/>
+          </w:tcPr>
+          <w:p>
+            <w:r/>
+            <w:r>
+              <w:rPr>
+                <w:rFonts w:ascii="Times New Roman" w:hAnsi="Times New Roman"/>
+                <w:sz w:val="22"/>
+              </w:rPr>
+              <w:t>20</w:t>
+            </w:r>
+          </w:p>
+        </w:tc>
+        <w:tc>
+          <w:tcPr>
+            <w:tcW w:type="dxa" w:w="576"/>
+          </w:tcPr>
+          <w:p>
+            <w:r/>
+            <w:r>
+              <w:rPr>
+                <w:rFonts w:ascii="Times New Roman" w:hAnsi="Times New Roman"/>
+                <w:sz w:val="22"/>
+              </w:rPr>
+              <w:t>140</w:t>
+            </w:r>
+          </w:p>
+        </w:tc>
+        <w:tc>
+          <w:tcPr>
+            <w:tcW w:type="dxa" w:w="576"/>
+          </w:tcPr>
+          <w:p>
+            <w:r/>
+            <w:r>
+              <w:rPr>
+                <w:rFonts w:ascii="Times New Roman" w:hAnsi="Times New Roman"/>
+                <w:sz w:val="22"/>
+              </w:rPr>
+              <w:t>3</w:t>
+            </w:r>
+          </w:p>
+        </w:tc>
+      </w:tr>
+      <w:tr>
+        <w:tc>
+          <w:tcPr>
+            <w:tcW w:type="dxa" w:w="2304"/>
+          </w:tcPr>
+          <w:p>
+            <w:r/>
+            <w:r>
+              <w:rPr>
+                <w:rFonts w:ascii="Times New Roman" w:hAnsi="Times New Roman"/>
+                <w:sz w:val="22"/>
+              </w:rPr>
+              <w:t>C — multi-indicator</w:t>
+            </w:r>
+          </w:p>
+        </w:tc>
+        <w:tc>
+          <w:tcPr>
+            <w:tcW w:type="dxa" w:w="1296"/>
+          </w:tcPr>
+          <w:p>
+            <w:r/>
+            <w:r>
+              <w:rPr>
+                <w:rFonts w:ascii="Times New Roman" w:hAnsi="Times New Roman"/>
+                <w:sz w:val="22"/>
+              </w:rPr>
+              <w:t>0.983</w:t>
+            </w:r>
+          </w:p>
+        </w:tc>
+        <w:tc>
+          <w:tcPr>
+            <w:tcW w:type="dxa" w:w="1152"/>
+          </w:tcPr>
+          <w:p>
+            <w:r/>
+            <w:r>
+              <w:rPr>
+                <w:rFonts w:ascii="Times New Roman" w:hAnsi="Times New Roman"/>
+                <w:sz w:val="22"/>
+              </w:rPr>
+              <w:t>0.975</w:t>
+            </w:r>
+          </w:p>
+        </w:tc>
+        <w:tc>
+          <w:tcPr>
+            <w:tcW w:type="dxa" w:w="792"/>
+          </w:tcPr>
+          <w:p>
+            <w:r/>
+            <w:r>
+              <w:rPr>
+                <w:rFonts w:ascii="Times New Roman" w:hAnsi="Times New Roman"/>
+                <w:sz w:val="22"/>
+              </w:rPr>
+              <w:t>0.979</w:t>
+            </w:r>
+          </w:p>
+        </w:tc>
+        <w:tc>
+          <w:tcPr>
+            <w:tcW w:type="dxa" w:w="576"/>
+          </w:tcPr>
+          <w:p>
+            <w:r/>
+            <w:r>
+              <w:rPr>
+                <w:rFonts w:ascii="Times New Roman" w:hAnsi="Times New Roman"/>
+                <w:sz w:val="22"/>
+              </w:rPr>
+              <w:t>117</w:t>
+            </w:r>
+          </w:p>
+        </w:tc>
+        <w:tc>
+          <w:tcPr>
+            <w:tcW w:type="dxa" w:w="576"/>
+          </w:tcPr>
+          <w:p>
+            <w:r/>
+            <w:r>
+              <w:rPr>
+                <w:rFonts w:ascii="Times New Roman" w:hAnsi="Times New Roman"/>
+                <w:sz w:val="22"/>
+              </w:rPr>
+              <w:t>2</w:t>
+            </w:r>
+          </w:p>
+        </w:tc>
+        <w:tc>
+          <w:tcPr>
+            <w:tcW w:type="dxa" w:w="576"/>
+          </w:tcPr>
+          <w:p>
+            <w:r/>
+            <w:r>
+              <w:rPr>
+                <w:rFonts w:ascii="Times New Roman" w:hAnsi="Times New Roman"/>
+                <w:sz w:val="22"/>
+              </w:rPr>
+              <w:t>158</w:t>
+            </w:r>
+          </w:p>
+        </w:tc>
+        <w:tc>
+          <w:tcPr>
+            <w:tcW w:type="dxa" w:w="576"/>
+          </w:tcPr>
+          <w:p>
+            <w:r/>
+            <w:r>
+              <w:rPr>
+                <w:rFonts w:ascii="Times New Roman" w:hAnsi="Times New Roman"/>
+                <w:sz w:val="22"/>
+              </w:rPr>
+              <w:t>3</w:t>
+            </w:r>
+          </w:p>
+        </w:tc>
+      </w:tr>
+    </w:tbl>
+    <w:p>
+      <w:r>
+        <w:rPr>
+          <w:rFonts w:ascii="Times New Roman" w:hAnsi="Times New Roman"/>
+          <w:b w:val="0"/>
+          <w:i w:val="0"/>
+          <w:sz w:val="2"/>
+        </w:rPr>
       </w:r>
     </w:p>
     <w:p>
@@ -5325,9 +6382,231 @@
         <w:rPr>
           <w:rFonts w:ascii="Times New Roman" w:hAnsi="Times New Roman"/>
           <w:b w:val="0"/>
-          <w:i/>
-        </w:rPr>
-        <w:t>[Content pending — see build plan for staging]</w:t>
+          <w:sz w:val="24"/>
+        </w:rPr>
+        <w:t>The hard-negative subset of the dataset — 10 pages, each carrying exactly one weak indicator (a single zero-width-Unicode character, not four) and no injection intent — exists specifically to separate “fires on any signal” from “fires on convincing evidence.” Scored across all four fleet endpoints (40 hard-negative rows total), the single-indicator baselines over-fire badly: Configuration A flags 32 of 40, Configuration B flags 20 of 40. Configuration C flags only 2 of 40 — the noisy-OR combination correctly treats one weak, isolated indicator as weak evidence rather than sufficient evidence, which a threshold on any single indicator alone cannot do by construction.</w:t>
+      </w:r>
+    </w:p>
+    <w:p>
+      <w:pPr>
+        <w:pStyle w:val="Caption"/>
+      </w:pPr>
+      <w:r>
+        <w:t>Table 10.2: False positives on the hard-negative subset, by configuration</w:t>
+      </w:r>
+    </w:p>
+    <w:tbl>
+      <w:tblPr>
+        <w:tblStyle w:val="TableGrid"/>
+        <w:tblW w:type="auto" w:w="0"/>
+        <w:jc w:val="center"/>
+        <w:tblLook w:firstColumn="1" w:firstRow="1" w:lastColumn="0" w:lastRow="0" w:noHBand="0" w:noVBand="1" w:val="04A0"/>
+      </w:tblPr>
+      <w:tblGrid>
+        <w:gridCol w:w="3009"/>
+        <w:gridCol w:w="3009"/>
+        <w:gridCol w:w="3009"/>
+      </w:tblGrid>
+      <w:tr>
+        <w:tc>
+          <w:tcPr>
+            <w:tcW w:type="dxa" w:w="3009"/>
+          </w:tcPr>
+          <w:p>
+            <w:r/>
+            <w:r>
+              <w:rPr>
+                <w:rFonts w:ascii="Times New Roman" w:hAnsi="Times New Roman"/>
+                <w:b/>
+                <w:sz w:val="22"/>
+              </w:rPr>
+              <w:t>Configuration</w:t>
+            </w:r>
+          </w:p>
+        </w:tc>
+        <w:tc>
+          <w:tcPr>
+            <w:tcW w:type="dxa" w:w="3009"/>
+          </w:tcPr>
+          <w:p>
+            <w:r/>
+            <w:r>
+              <w:rPr>
+                <w:rFonts w:ascii="Times New Roman" w:hAnsi="Times New Roman"/>
+                <w:b/>
+                <w:sz w:val="22"/>
+              </w:rPr>
+              <w:t>Hard-negative rows flagged</w:t>
+            </w:r>
+          </w:p>
+        </w:tc>
+        <w:tc>
+          <w:tcPr>
+            <w:tcW w:type="dxa" w:w="3009"/>
+          </w:tcPr>
+          <w:p>
+            <w:r/>
+            <w:r>
+              <w:rPr>
+                <w:rFonts w:ascii="Times New Roman" w:hAnsi="Times New Roman"/>
+                <w:b/>
+                <w:sz w:val="22"/>
+              </w:rPr>
+              <w:t>of 40</w:t>
+            </w:r>
+          </w:p>
+        </w:tc>
+      </w:tr>
+      <w:tr>
+        <w:tc>
+          <w:tcPr>
+            <w:tcW w:type="dxa" w:w="3009"/>
+          </w:tcPr>
+          <w:p>
+            <w:r/>
+            <w:r>
+              <w:rPr>
+                <w:rFonts w:ascii="Times New Roman" w:hAnsi="Times New Roman"/>
+                <w:sz w:val="22"/>
+              </w:rPr>
+              <w:t>A — keyword-only</w:t>
+            </w:r>
+          </w:p>
+        </w:tc>
+        <w:tc>
+          <w:tcPr>
+            <w:tcW w:type="dxa" w:w="3009"/>
+          </w:tcPr>
+          <w:p>
+            <w:r/>
+            <w:r>
+              <w:rPr>
+                <w:rFonts w:ascii="Times New Roman" w:hAnsi="Times New Roman"/>
+                <w:sz w:val="22"/>
+              </w:rPr>
+              <w:t>32</w:t>
+            </w:r>
+          </w:p>
+        </w:tc>
+        <w:tc>
+          <w:tcPr>
+            <w:tcW w:type="dxa" w:w="3009"/>
+          </w:tcPr>
+          <w:p>
+            <w:r/>
+            <w:r>
+              <w:rPr>
+                <w:rFonts w:ascii="Times New Roman" w:hAnsi="Times New Roman"/>
+                <w:sz w:val="22"/>
+              </w:rPr>
+              <w:t>80.0%</w:t>
+            </w:r>
+          </w:p>
+        </w:tc>
+      </w:tr>
+      <w:tr>
+        <w:tc>
+          <w:tcPr>
+            <w:tcW w:type="dxa" w:w="3009"/>
+          </w:tcPr>
+          <w:p>
+            <w:r/>
+            <w:r>
+              <w:rPr>
+                <w:rFonts w:ascii="Times New Roman" w:hAnsi="Times New Roman"/>
+                <w:sz w:val="22"/>
+              </w:rPr>
+              <w:t>B — visibility-only</w:t>
+            </w:r>
+          </w:p>
+        </w:tc>
+        <w:tc>
+          <w:tcPr>
+            <w:tcW w:type="dxa" w:w="3009"/>
+          </w:tcPr>
+          <w:p>
+            <w:r/>
+            <w:r>
+              <w:rPr>
+                <w:rFonts w:ascii="Times New Roman" w:hAnsi="Times New Roman"/>
+                <w:sz w:val="22"/>
+              </w:rPr>
+              <w:t>20</w:t>
+            </w:r>
+          </w:p>
+        </w:tc>
+        <w:tc>
+          <w:tcPr>
+            <w:tcW w:type="dxa" w:w="3009"/>
+          </w:tcPr>
+          <w:p>
+            <w:r/>
+            <w:r>
+              <w:rPr>
+                <w:rFonts w:ascii="Times New Roman" w:hAnsi="Times New Roman"/>
+                <w:sz w:val="22"/>
+              </w:rPr>
+              <w:t>50.0%</w:t>
+            </w:r>
+          </w:p>
+        </w:tc>
+      </w:tr>
+      <w:tr>
+        <w:tc>
+          <w:tcPr>
+            <w:tcW w:type="dxa" w:w="3009"/>
+          </w:tcPr>
+          <w:p>
+            <w:r/>
+            <w:r>
+              <w:rPr>
+                <w:rFonts w:ascii="Times New Roman" w:hAnsi="Times New Roman"/>
+                <w:sz w:val="22"/>
+              </w:rPr>
+              <w:t>C — multi-indicator</w:t>
+            </w:r>
+          </w:p>
+        </w:tc>
+        <w:tc>
+          <w:tcPr>
+            <w:tcW w:type="dxa" w:w="3009"/>
+          </w:tcPr>
+          <w:p>
+            <w:r/>
+            <w:r>
+              <w:rPr>
+                <w:rFonts w:ascii="Times New Roman" w:hAnsi="Times New Roman"/>
+                <w:sz w:val="22"/>
+              </w:rPr>
+              <w:t>2</w:t>
+            </w:r>
+          </w:p>
+        </w:tc>
+        <w:tc>
+          <w:tcPr>
+            <w:tcW w:type="dxa" w:w="3009"/>
+          </w:tcPr>
+          <w:p>
+            <w:r/>
+            <w:r>
+              <w:rPr>
+                <w:rFonts w:ascii="Times New Roman" w:hAnsi="Times New Roman"/>
+                <w:sz w:val="22"/>
+              </w:rPr>
+              <w:t>5.0%</w:t>
+            </w:r>
+          </w:p>
+        </w:tc>
+      </w:tr>
+    </w:tbl>
+    <w:p>
+      <w:r>
+        <w:rPr>
+          <w:rFonts w:ascii="Times New Roman" w:hAnsi="Times New Roman"/>
+          <w:b w:val="0"/>
+          <w:i w:val="0"/>
+          <w:sz w:val="2"/>
+        </w:rPr>
       </w:r>
     </w:p>
     <w:p>
@@ -5348,9 +6627,227 @@
         <w:rPr>
           <w:rFonts w:ascii="Times New Roman" w:hAnsi="Times New Roman"/>
           <w:b w:val="0"/>
-          <w:i/>
-        </w:rPr>
-        <w:t>[Content pending — see build plan for staging]</w:t>
+          <w:sz w:val="24"/>
+        </w:rPr>
+        <w:t xml:space="preserve">The most significant methodological finding of this project did not come from the injection dataset at all, but from watching real Chrome traffic while validating Objective 2: an identical real browser making repeated real TLS connections to the same two test domains produced a distinct JA3 fingerprint on ten of twelve connections, while JA4 stayed identical across all twelve. Root cause is Chrome's GREASE mechanism, which deliberately randomises reserved cipher-suite and extension values in every ClientHello specifically to defeat fingerprint-based tracking — and JA3's hash includes those randomised values, while JA4's does not. Earlier informal testing had used </w:t>
+      </w:r>
+      <w:r>
+        <w:rPr>
+          <w:rFonts w:ascii="Consolas" w:hAnsi="Consolas"/>
+          <w:b w:val="0"/>
+          <w:sz w:val="22"/>
+        </w:rPr>
+        <w:t>curl</w:t>
+      </w:r>
+      <w:r>
+        <w:rPr>
+          <w:rFonts w:ascii="Times New Roman" w:hAnsi="Times New Roman"/>
+          <w:b w:val="0"/>
+          <w:sz w:val="24"/>
+        </w:rPr>
+        <w:t xml:space="preserve"> rather than real Chrome and appeared to show JA3 working fine, purely because </w:t>
+      </w:r>
+      <w:r>
+        <w:rPr>
+          <w:rFonts w:ascii="Consolas" w:hAnsi="Consolas"/>
+          <w:b w:val="0"/>
+          <w:sz w:val="22"/>
+        </w:rPr>
+        <w:t>curl</w:t>
+      </w:r>
+      <w:r>
+        <w:rPr>
+          <w:rFonts w:ascii="Times New Roman" w:hAnsi="Times New Roman"/>
+          <w:b w:val="0"/>
+          <w:sz w:val="24"/>
+        </w:rPr>
+        <w:t xml:space="preserve"> does not implement GREASE; the discrepancy was only caught by testing against the actual browser traffic the system is meant to observe in production, not a convenient stand-in for it.</w:t>
+      </w:r>
+    </w:p>
+    <w:p>
+      <w:pPr>
+        <w:pStyle w:val="Caption"/>
+      </w:pPr>
+      <w:r>
+        <w:t>Table 10.3: JA3 vs JA4 stability under Chrome's real GREASE behaviour</w:t>
+      </w:r>
+    </w:p>
+    <w:tbl>
+      <w:tblPr>
+        <w:tblStyle w:val="TableGrid"/>
+        <w:tblW w:type="auto" w:w="0"/>
+        <w:jc w:val="center"/>
+        <w:tblLook w:firstColumn="1" w:firstRow="1" w:lastColumn="0" w:lastRow="0" w:noHBand="0" w:noVBand="1" w:val="04A0"/>
+      </w:tblPr>
+      <w:tblGrid>
+        <w:gridCol w:w="4513"/>
+        <w:gridCol w:w="4513"/>
+      </w:tblGrid>
+      <w:tr>
+        <w:tc>
+          <w:tcPr>
+            <w:tcW w:type="dxa" w:w="4513"/>
+          </w:tcPr>
+          <w:p>
+            <w:r/>
+            <w:r>
+              <w:rPr>
+                <w:rFonts w:ascii="Times New Roman" w:hAnsi="Times New Roman"/>
+                <w:b/>
+                <w:sz w:val="22"/>
+              </w:rPr>
+              <w:t>Fingerprint</w:t>
+            </w:r>
+          </w:p>
+        </w:tc>
+        <w:tc>
+          <w:tcPr>
+            <w:tcW w:type="dxa" w:w="4513"/>
+          </w:tcPr>
+          <w:p>
+            <w:r/>
+            <w:r>
+              <w:rPr>
+                <w:rFonts w:ascii="Times New Roman" w:hAnsi="Times New Roman"/>
+                <w:b/>
+                <w:sz w:val="22"/>
+              </w:rPr>
+              <w:t>Distinct values across 12 real Chrome connections</w:t>
+            </w:r>
+          </w:p>
+        </w:tc>
+      </w:tr>
+      <w:tr>
+        <w:tc>
+          <w:tcPr>
+            <w:tcW w:type="dxa" w:w="4513"/>
+          </w:tcPr>
+          <w:p>
+            <w:r/>
+            <w:r>
+              <w:rPr>
+                <w:rFonts w:ascii="Times New Roman" w:hAnsi="Times New Roman"/>
+                <w:sz w:val="22"/>
+              </w:rPr>
+              <w:t>JA3 (Salesforce, GREASE-naive)</w:t>
+            </w:r>
+          </w:p>
+        </w:tc>
+        <w:tc>
+          <w:tcPr>
+            <w:tcW w:type="dxa" w:w="4513"/>
+          </w:tcPr>
+          <w:p>
+            <w:r/>
+            <w:r>
+              <w:rPr>
+                <w:rFonts w:ascii="Times New Roman" w:hAnsi="Times New Roman"/>
+                <w:sz w:val="22"/>
+              </w:rPr>
+              <w:t>10 distinct (unstable)</w:t>
+            </w:r>
+          </w:p>
+        </w:tc>
+      </w:tr>
+      <w:tr>
+        <w:tc>
+          <w:tcPr>
+            <w:tcW w:type="dxa" w:w="4513"/>
+          </w:tcPr>
+          <w:p>
+            <w:r/>
+            <w:r>
+              <w:rPr>
+                <w:rFonts w:ascii="Times New Roman" w:hAnsi="Times New Roman"/>
+                <w:sz w:val="22"/>
+              </w:rPr>
+              <w:t>JA4 (FoxIO, GREASE-aware)</w:t>
+            </w:r>
+          </w:p>
+        </w:tc>
+        <w:tc>
+          <w:tcPr>
+            <w:tcW w:type="dxa" w:w="4513"/>
+          </w:tcPr>
+          <w:p>
+            <w:r/>
+            <w:r>
+              <w:rPr>
+                <w:rFonts w:ascii="Times New Roman" w:hAnsi="Times New Roman"/>
+                <w:sz w:val="22"/>
+              </w:rPr>
+              <w:t>1 distinct (stable)</w:t>
+            </w:r>
+          </w:p>
+        </w:tc>
+      </w:tr>
+    </w:tbl>
+    <w:p>
+      <w:r>
+        <w:rPr>
+          <w:rFonts w:ascii="Times New Roman" w:hAnsi="Times New Roman"/>
+          <w:b w:val="0"/>
+          <w:i w:val="0"/>
+          <w:sz w:val="2"/>
+        </w:rPr>
+      </w:r>
+    </w:p>
+    <w:p>
+      <w:r>
+        <w:rPr>
+          <w:rFonts w:ascii="Times New Roman" w:hAnsi="Times New Roman"/>
+          <w:b w:val="0"/>
+          <w:sz w:val="24"/>
+        </w:rPr>
+        <w:t xml:space="preserve">This finding changed the schema, not just a parameter: </w:t>
+      </w:r>
+      <w:r>
+        <w:rPr>
+          <w:rFonts w:ascii="Consolas" w:hAnsi="Consolas"/>
+          <w:b w:val="0"/>
+          <w:sz w:val="22"/>
+        </w:rPr>
+        <w:t>shadow_ai_clusters</w:t>
+      </w:r>
+      <w:r>
+        <w:rPr>
+          <w:rFonts w:ascii="Times New Roman" w:hAnsi="Times New Roman"/>
+          <w:b w:val="0"/>
+          <w:sz w:val="24"/>
+        </w:rPr>
+        <w:t xml:space="preserve"> was re-keyed from </w:t>
+      </w:r>
+      <w:r>
+        <w:rPr>
+          <w:rFonts w:ascii="Consolas" w:hAnsi="Consolas"/>
+          <w:b w:val="0"/>
+          <w:sz w:val="22"/>
+        </w:rPr>
+        <w:t>(ja3, ja4)</w:t>
+      </w:r>
+      <w:r>
+        <w:rPr>
+          <w:rFonts w:ascii="Times New Roman" w:hAnsi="Times New Roman"/>
+          <w:b w:val="0"/>
+          <w:sz w:val="24"/>
+        </w:rPr>
+        <w:t xml:space="preserve"> to </w:t>
+      </w:r>
+      <w:r>
+        <w:rPr>
+          <w:rFonts w:ascii="Consolas" w:hAnsi="Consolas"/>
+          <w:b w:val="0"/>
+          <w:sz w:val="22"/>
+        </w:rPr>
+        <w:t>ja4</w:t>
+      </w:r>
+      <w:r>
+        <w:rPr>
+          <w:rFonts w:ascii="Times New Roman" w:hAnsi="Times New Roman"/>
+          <w:b w:val="0"/>
+          <w:sz w:val="24"/>
+        </w:rPr>
+        <w:t xml:space="preserve"> alone (Chapter 8.2), with JA3 downgraded to an informational-only column. Reported as a limitation, not a solved problem: JA4 clusters by TLS client library, not by AI-specific behaviour, so two unrelated services sharing an HTTP client (or SDK version) would also cluster — the heuristic finds “one client talking to several unlisted hosts,” which is a reasonable proxy for shadow AI at university/small-company scale but not proof of it.</w:t>
       </w:r>
     </w:p>
     <w:p>
@@ -5371,9 +6868,153 @@
         <w:rPr>
           <w:rFonts w:ascii="Times New Roman" w:hAnsi="Times New Roman"/>
           <w:b w:val="0"/>
-          <w:i/>
-        </w:rPr>
-        <w:t>[Content pending — see build plan for staging]</w:t>
+          <w:sz w:val="24"/>
+        </w:rPr>
+        <w:t>The dashboard's live endpoint rollup (captured directly from the running system, not constructed for the report) shows the real per-endpoint split produced by the Phase 3 fleet run: each of the four simulated-user containers (</w:t>
+      </w:r>
+      <w:r>
+        <w:rPr>
+          <w:rFonts w:ascii="Consolas" w:hAnsi="Consolas"/>
+          <w:b w:val="0"/>
+          <w:sz w:val="22"/>
+        </w:rPr>
+        <w:t>karan.iyer</w:t>
+      </w:r>
+      <w:r>
+        <w:rPr>
+          <w:rFonts w:ascii="Times New Roman" w:hAnsi="Times New Roman"/>
+          <w:b w:val="0"/>
+          <w:sz w:val="24"/>
+        </w:rPr>
+        <w:t xml:space="preserve">, </w:t>
+      </w:r>
+      <w:r>
+        <w:rPr>
+          <w:rFonts w:ascii="Consolas" w:hAnsi="Consolas"/>
+          <w:b w:val="0"/>
+          <w:sz w:val="22"/>
+        </w:rPr>
+        <w:t>divya.rao</w:t>
+      </w:r>
+      <w:r>
+        <w:rPr>
+          <w:rFonts w:ascii="Times New Roman" w:hAnsi="Times New Roman"/>
+          <w:b w:val="0"/>
+          <w:sz w:val="24"/>
+        </w:rPr>
+        <w:t xml:space="preserve">, </w:t>
+      </w:r>
+      <w:r>
+        <w:rPr>
+          <w:rFonts w:ascii="Consolas" w:hAnsi="Consolas"/>
+          <w:b w:val="0"/>
+          <w:sz w:val="22"/>
+        </w:rPr>
+        <w:t>priya.sharma</w:t>
+      </w:r>
+      <w:r>
+        <w:rPr>
+          <w:rFonts w:ascii="Times New Roman" w:hAnsi="Times New Roman"/>
+          <w:b w:val="0"/>
+          <w:sz w:val="24"/>
+        </w:rPr>
+        <w:t xml:space="preserve">, </w:t>
+      </w:r>
+      <w:r>
+        <w:rPr>
+          <w:rFonts w:ascii="Consolas" w:hAnsi="Consolas"/>
+          <w:b w:val="0"/>
+          <w:sz w:val="22"/>
+        </w:rPr>
+        <w:t>arjun.mehta</w:t>
+      </w:r>
+      <w:r>
+        <w:rPr>
+          <w:rFonts w:ascii="Times New Roman" w:hAnsi="Times New Roman"/>
+          <w:b w:val="0"/>
+          <w:sz w:val="24"/>
+        </w:rPr>
+        <w:t>) shows its own injection-alert and DLP-flagged counts, while the host endpoint (</w:t>
+      </w:r>
+      <w:r>
+        <w:rPr>
+          <w:rFonts w:ascii="Consolas" w:hAnsi="Consolas"/>
+          <w:b w:val="0"/>
+          <w:sz w:val="22"/>
+        </w:rPr>
+        <w:t>root</w:t>
+      </w:r>
+      <w:r>
+        <w:rPr>
+          <w:rFonts w:ascii="Times New Roman" w:hAnsi="Times New Roman"/>
+          <w:b w:val="0"/>
+          <w:sz w:val="24"/>
+        </w:rPr>
+        <w:t xml:space="preserve">) is the only row showing </w:t>
+      </w:r>
+      <w:r>
+        <w:rPr>
+          <w:rFonts w:ascii="Consolas" w:hAnsi="Consolas"/>
+          <w:b w:val="0"/>
+          <w:sz w:val="22"/>
+        </w:rPr>
+        <w:t>shadow_ai_involved = true</w:t>
+      </w:r>
+      <w:r>
+        <w:rPr>
+          <w:rFonts w:ascii="Times New Roman" w:hAnsi="Times New Roman"/>
+          <w:b w:val="0"/>
+          <w:sz w:val="24"/>
+        </w:rPr>
+        <w:t xml:space="preserve"> and any AI-account sightings — because it is the only endpoint whose agent tails the network sensor's logs. This is the clearest visible instance of the architectural limitation noted in Chapter 5.3: network-sensor-derived events are attributed to whichever endpoint's agent is watching the NIC, not to whichever process actually generated the traffic, since the Phase 3 containers do not run their own sensor.</w:t>
+      </w:r>
+    </w:p>
+    <w:p>
+      <w:pPr>
+        <w:jc w:val="center"/>
+      </w:pPr>
+      <w:r>
+        <w:drawing>
+          <wp:inline xmlns:a="http://schemas.openxmlformats.org/drawingml/2006/main" xmlns:pic="http://schemas.openxmlformats.org/drawingml/2006/picture">
+            <wp:extent cx="5486400" cy="5915025"/>
+            <wp:docPr id="8" name="Picture 8"/>
+            <wp:cNvGraphicFramePr>
+              <a:graphicFrameLocks noChangeAspect="1"/>
+            </wp:cNvGraphicFramePr>
+            <a:graphic>
+              <a:graphicData uri="http://schemas.openxmlformats.org/drawingml/2006/picture">
+                <pic:pic>
+                  <pic:nvPicPr>
+                    <pic:cNvPr id="0" name="fig_10_1_dashboard.png"/>
+                    <pic:cNvPicPr/>
+                  </pic:nvPicPr>
+                  <pic:blipFill>
+                    <a:blip r:embed="rId17"/>
+                    <a:stretch>
+                      <a:fillRect/>
+                    </a:stretch>
+                  </pic:blipFill>
+                  <pic:spPr>
+                    <a:xfrm>
+                      <a:off x="0" y="0"/>
+                      <a:ext cx="5486400" cy="5915025"/>
+                    </a:xfrm>
+                    <a:prstGeom prst="rect"/>
+                  </pic:spPr>
+                </pic:pic>
+              </a:graphicData>
+            </a:graphic>
+          </wp:inline>
+        </w:drawing>
+      </w:r>
+    </w:p>
+    <w:p>
+      <w:pPr>
+        <w:pStyle w:val="Caption"/>
+        <w:jc w:val="center"/>
+      </w:pPr>
+      <w:r>
+        <w:t>Fig 10.2: The live governance dashboard, captured directly from the running system — real KPIs, real AI-asset visibility (78 shadow-AI candidates, top 20 shown), real ATLAS coverage, and the real per-endpoint rollup showing host-only shadow-AI attribution.</w:t>
       </w:r>
     </w:p>
     <w:p>
@@ -5390,13 +7031,75 @@
       </w:r>
     </w:p>
     <w:p>
-      <w:r>
-        <w:rPr>
-          <w:rFonts w:ascii="Times New Roman" w:hAnsi="Times New Roman"/>
-          <w:b w:val="0"/>
-          <w:i/>
-        </w:rPr>
-        <w:t>[Content pending — see build plan for staging]</w:t>
+      <w:pPr>
+        <w:pStyle w:val="ListBullet"/>
+      </w:pPr>
+      <w:r>
+        <w:rPr>
+          <w:rFonts w:ascii="Times New Roman" w:hAnsi="Times New Roman"/>
+          <w:sz w:val="24"/>
+        </w:rPr>
+        <w:t>Multi-indicator combination (Objective 1) measurably outperforms either single-indicator baseline on real data: 0.983 precision at 0.975 recall for Configuration C, versus 0.854/0.975 for B and 0.754/0.817 for A, with the gap concentrated almost entirely in false positives (2 vs 20 vs 32) rather than missed detections.</w:t>
+      </w:r>
+    </w:p>
+    <w:p>
+      <w:pPr>
+        <w:pStyle w:val="ListBullet"/>
+      </w:pPr>
+      <w:r>
+        <w:rPr>
+          <w:rFonts w:ascii="Times New Roman" w:hAnsi="Times New Roman"/>
+          <w:sz w:val="24"/>
+        </w:rPr>
+        <w:t>The hard-negative subset shows why: single indicators over-fire on weak, isolated evidence (50-80% false-positive rate), while the noisy-OR combination correctly treats one weak signal as weak evidence (5%).</w:t>
+      </w:r>
+    </w:p>
+    <w:p>
+      <w:pPr>
+        <w:pStyle w:val="ListBullet"/>
+      </w:pPr>
+      <w:r>
+        <w:rPr>
+          <w:rFonts w:ascii="Times New Roman" w:hAnsi="Times New Roman"/>
+          <w:sz w:val="24"/>
+        </w:rPr>
+        <w:t>Shadow-AI discovery (Objective 2) is only reliable when keyed on a GREASE-aware fingerprint (JA4); the GREASE-naive alternative (JA3) is empirically unstable against real Chrome traffic, not merely theoretically weaker — a finding that required testing against the real browser, not a convenient substitute, to surface.</w:t>
+      </w:r>
+    </w:p>
+    <w:p>
+      <w:pPr>
+        <w:pStyle w:val="ListBullet"/>
+      </w:pPr>
+      <w:r>
+        <w:rPr>
+          <w:rFonts w:ascii="Times New Roman" w:hAnsi="Times New Roman"/>
+          <w:sz w:val="24"/>
+        </w:rPr>
+        <w:t>The DLP gate (Objective 3) is verified to block on a real synthetic PII match end to end, including the case that most needed a false-positive guard (Luhn validation on candidate card numbers) and the four real request-body shapes a browser can actually send.</w:t>
+      </w:r>
+    </w:p>
+    <w:p>
+      <w:pPr>
+        <w:pStyle w:val="ListBullet"/>
+      </w:pPr>
+      <w:r>
+        <w:rPr>
+          <w:rFonts w:ascii="Times New Roman" w:hAnsi="Times New Roman"/>
+          <w:sz w:val="24"/>
+        </w:rPr>
+        <w:t>The dashboard and test fleet (Objective 4) surface a real architectural limitation honestly rather than hiding it: network-sensor attribution is host-level, not per-container, and this is visible directly in the live rollup, not just stated in prose.</w:t>
+      </w:r>
+    </w:p>
+    <w:p>
+      <w:pPr>
+        <w:pStyle w:val="ListBullet"/>
+      </w:pPr>
+      <w:r>
+        <w:rPr>
+          <w:rFonts w:ascii="Times New Roman" w:hAnsi="Times New Roman"/>
+          <w:sz w:val="24"/>
+        </w:rPr>
+        <w:t>14 cross-visit determinism issues remain open across 280 scored rows (~5%) — the same static page occasionally received a different verdict on different visits — and are reported as an unresolved limitation in Chapter 11 rather than smoothed over.</w:t>
       </w:r>
     </w:p>
     <w:p>

--- a/docs/report/Browser_AI_Sentinel_Final_Report_Sushanth_Sridhar.docx
+++ b/docs/report/Browser_AI_Sentinel_Final_Report_Sushanth_Sridhar.docx
@@ -589,6 +589,7 @@
       <w:r>
         <w:rPr>
           <w:rFonts w:ascii="Times New Roman" w:hAnsi="Times New Roman"/>
+          <w:b w:val="0"/>
           <w:sz w:val="24"/>
         </w:rPr>
         <w:t>Software Used: Turnitin</w:t>
@@ -1044,17 +1045,135 @@
         <w:rPr>
           <w:rFonts w:ascii="Times New Roman" w:hAnsi="Times New Roman"/>
           <w:b w:val="0"/>
-          <w:i/>
-        </w:rPr>
-        <w:t>[Populated at final assembly, Stage 6 — see Fig labels generated throughout the report]</w:t>
+          <w:sz w:val="24"/>
+        </w:rPr>
+        <w:t>Fig 7.1: System architecture — component layout and the two independent capture paths (request/response via native messaging, and passive network capture via the sensor).</w:t>
       </w:r>
     </w:p>
     <w:p>
       <w:r>
-        <w:br w:type="page"/>
+        <w:rPr>
+          <w:rFonts w:ascii="Times New Roman" w:hAnsi="Times New Roman"/>
+          <w:b w:val="0"/>
+          <w:sz w:val="24"/>
+        </w:rPr>
+        <w:t>Fig 7.2: Data flow for a single browser event, from DOM/network observation through scoring to a stored verdict and the return path for a DLP approval gate.</w:t>
       </w:r>
     </w:p>
     <w:p>
+      <w:r>
+        <w:rPr>
+          <w:rFonts w:ascii="Times New Roman" w:hAnsi="Times New Roman"/>
+          <w:b w:val="0"/>
+          <w:sz w:val="24"/>
+        </w:rPr>
+        <w:t>Fig 7.3: Module / repository dependency diagram, showing which directory depends on or drives which other directory.</w:t>
+      </w:r>
+    </w:p>
+    <w:p>
+      <w:r>
+        <w:rPr>
+          <w:rFonts w:ascii="Times New Roman" w:hAnsi="Times New Roman"/>
+          <w:b w:val="0"/>
+          <w:sz w:val="24"/>
+        </w:rPr>
+        <w:t xml:space="preserve">Fig 9.1: Real terminal capture of </w:t>
+      </w:r>
+      <w:r>
+        <w:rPr>
+          <w:rFonts w:ascii="Consolas" w:hAnsi="Consolas"/>
+          <w:b w:val="0"/>
+          <w:sz w:val="22"/>
+        </w:rPr>
+        <w:t>make test</w:t>
+      </w:r>
+      <w:r>
+        <w:rPr>
+          <w:rFonts w:ascii="Times New Roman" w:hAnsi="Times New Roman"/>
+          <w:b w:val="0"/>
+          <w:sz w:val="24"/>
+        </w:rPr>
+        <w:t xml:space="preserve"> (go vet, go build, tsc --noEmit) — clean pass, exit code 0.</w:t>
+      </w:r>
+    </w:p>
+    <w:p>
+      <w:r>
+        <w:rPr>
+          <w:rFonts w:ascii="Times New Roman" w:hAnsi="Times New Roman"/>
+          <w:b w:val="0"/>
+          <w:sz w:val="24"/>
+        </w:rPr>
+        <w:t>Fig 9.2: Real warning banner rendered by the actual extension against a real page (</w:t>
+      </w:r>
+      <w:r>
+        <w:rPr>
+          <w:rFonts w:ascii="Consolas" w:hAnsi="Consolas"/>
+          <w:b w:val="0"/>
+          <w:sz w:val="22"/>
+        </w:rPr>
+        <w:t>injected-00.html</w:t>
+      </w:r>
+      <w:r>
+        <w:rPr>
+          <w:rFonts w:ascii="Times New Roman" w:hAnsi="Times New Roman"/>
+          <w:b w:val="0"/>
+          <w:sz w:val="24"/>
+        </w:rPr>
+        <w:t>) from the Phase 3 labelled dataset — not a mockup.</w:t>
+      </w:r>
+    </w:p>
+    <w:p>
+      <w:r>
+        <w:rPr>
+          <w:rFonts w:ascii="Times New Roman" w:hAnsi="Times New Roman"/>
+          <w:b w:val="0"/>
+          <w:sz w:val="24"/>
+        </w:rPr>
+        <w:t xml:space="preserve">Fig 9.3: Real terminal capture of </w:t>
+      </w:r>
+      <w:r>
+        <w:rPr>
+          <w:rFonts w:ascii="Consolas" w:hAnsi="Consolas"/>
+          <w:b w:val="0"/>
+          <w:sz w:val="22"/>
+        </w:rPr>
+        <w:t>make eval-run</w:t>
+      </w:r>
+      <w:r>
+        <w:rPr>
+          <w:rFonts w:ascii="Times New Roman" w:hAnsi="Times New Roman"/>
+          <w:b w:val="0"/>
+          <w:sz w:val="24"/>
+        </w:rPr>
+        <w:t xml:space="preserve"> against the live database — the same numbers analysed in Chapter 10, not a separately typed table.</w:t>
+      </w:r>
+    </w:p>
+    <w:p>
+      <w:r>
+        <w:rPr>
+          <w:rFonts w:ascii="Times New Roman" w:hAnsi="Times New Roman"/>
+          <w:b w:val="0"/>
+          <w:sz w:val="24"/>
+        </w:rPr>
+        <w:t>Fig 10.1: Precision, recall, and F1 for Configurations A, B, and C on the real 4-endpoint fleet run (70-page labelled dataset, 280 matched rows).</w:t>
+      </w:r>
+    </w:p>
+    <w:p>
+      <w:r>
+        <w:rPr>
+          <w:rFonts w:ascii="Times New Roman" w:hAnsi="Times New Roman"/>
+          <w:b w:val="0"/>
+          <w:sz w:val="24"/>
+        </w:rPr>
+        <w:t>Fig 10.2: The live governance dashboard, captured directly from the running system — real KPIs, real AI-asset visibility (78 shadow-AI candidates, top 20 shown), real ATLAS coverage, and the real per-endpoint rollup showing host-only shadow-AI attribution.</w:t>
+      </w:r>
+    </w:p>
+    <w:p>
+      <w:r>
+        <w:br w:type="page"/>
+      </w:r>
+    </w:p>
+    <w:p>
       <w:pPr>
         <w:pStyle w:val="Heading1"/>
       </w:pPr>
@@ -1072,9 +1191,59 @@
         <w:rPr>
           <w:rFonts w:ascii="Times New Roman" w:hAnsi="Times New Roman"/>
           <w:b w:val="0"/>
-          <w:i/>
-        </w:rPr>
-        <w:t>[Populated at final assembly, Stage 6 — see Table labels generated throughout the report]</w:t>
+          <w:sz w:val="24"/>
+        </w:rPr>
+        <w:t>Table 6.1: Hardware requirements</w:t>
+      </w:r>
+    </w:p>
+    <w:p>
+      <w:r>
+        <w:rPr>
+          <w:rFonts w:ascii="Times New Roman" w:hAnsi="Times New Roman"/>
+          <w:b w:val="0"/>
+          <w:sz w:val="24"/>
+        </w:rPr>
+        <w:t>Table 6.2: Software requirements</w:t>
+      </w:r>
+    </w:p>
+    <w:p>
+      <w:r>
+        <w:rPr>
+          <w:rFonts w:ascii="Times New Roman" w:hAnsi="Times New Roman"/>
+          <w:b w:val="0"/>
+          <w:sz w:val="24"/>
+        </w:rPr>
+        <w:t>Table 7.1: Module-to-objective mapping</w:t>
+      </w:r>
+    </w:p>
+    <w:p>
+      <w:r>
+        <w:rPr>
+          <w:rFonts w:ascii="Times New Roman" w:hAnsi="Times New Roman"/>
+          <w:b w:val="0"/>
+          <w:sz w:val="24"/>
+        </w:rPr>
+        <w:t>Table 10.1: Full confusion-matrix results, Configurations A/B/C (280 matched rows)</w:t>
+      </w:r>
+    </w:p>
+    <w:p>
+      <w:r>
+        <w:rPr>
+          <w:rFonts w:ascii="Times New Roman" w:hAnsi="Times New Roman"/>
+          <w:b w:val="0"/>
+          <w:sz w:val="24"/>
+        </w:rPr>
+        <w:t>Table 10.2: False positives on the hard-negative subset, by configuration</w:t>
+      </w:r>
+    </w:p>
+    <w:p>
+      <w:r>
+        <w:rPr>
+          <w:rFonts w:ascii="Times New Roman" w:hAnsi="Times New Roman"/>
+          <w:b w:val="0"/>
+          <w:sz w:val="24"/>
+        </w:rPr>
+        <w:t>Table 10.3: JA3 vs JA4 stability under Chrome's real GREASE behaviour</w:t>
       </w:r>
     </w:p>
     <w:p>
@@ -1507,6 +1676,7 @@
       <w:r>
         <w:rPr>
           <w:rFonts w:ascii="Times New Roman" w:hAnsi="Times New Roman"/>
+          <w:b w:val="0"/>
           <w:sz w:val="24"/>
         </w:rPr>
         <w:t>In scope: indirect prompt injection — malicious instructions hidden in page content (off-screen CSS, zero-width Unicode, HTML comments, hidden alt/ARIA text, JSON-LD metadata) that a human browsing normally would not see but an AI agent reading the DOM would ingest.</w:t>
@@ -1519,6 +1689,7 @@
       <w:r>
         <w:rPr>
           <w:rFonts w:ascii="Times New Roman" w:hAnsi="Times New Roman"/>
+          <w:b w:val="0"/>
           <w:sz w:val="24"/>
         </w:rPr>
         <w:t>In scope: identification of which AI platform a browser is communicating with, including platforms not on any predefined list (“shadow AI”), via network-layer TLS fingerprinting rather than a static domain allowlist alone.</w:t>
@@ -1531,6 +1702,7 @@
       <w:r>
         <w:rPr>
           <w:rFonts w:ascii="Times New Roman" w:hAnsi="Times New Roman"/>
+          <w:b w:val="0"/>
           <w:sz w:val="24"/>
         </w:rPr>
         <w:t>In scope: unauthorized transmission of sensitive data (PII, credentials, secrets) from the browser to a known AI service, intercepted and gated before the request leaves the machine.</w:t>
@@ -1543,6 +1715,7 @@
       <w:r>
         <w:rPr>
           <w:rFonts w:ascii="Times New Roman" w:hAnsi="Times New Roman"/>
+          <w:b w:val="0"/>
           <w:sz w:val="24"/>
         </w:rPr>
         <w:t>Out of scope: injection via the user's own typed prompts (a different, already well-covered problem — application-level prompt filtering — and not the novel contribution here).</w:t>
@@ -1555,6 +1728,7 @@
       <w:r>
         <w:rPr>
           <w:rFonts w:ascii="Times New Roman" w:hAnsi="Times New Roman"/>
+          <w:b w:val="0"/>
           <w:sz w:val="24"/>
         </w:rPr>
         <w:t>Out of scope: post-hoc analysis of an AI agent's response after a successful compromise — this would require access to the agent's internal state, which is not available to a client-side browser extension.</w:t>
@@ -1567,6 +1741,7 @@
       <w:r>
         <w:rPr>
           <w:rFonts w:ascii="Times New Roman" w:hAnsi="Times New Roman"/>
+          <w:b w:val="0"/>
           <w:sz w:val="24"/>
         </w:rPr>
         <w:t>Out of scope: blocking an AI agent that reads a page through its own privileged channel (e.g. the Chrome DevTools Protocol or an accessibility-tree API) rather than the visible DOM — this system is explicitly an intrusion detection system (IDS), not a prevention system (IPS), for that reason, exactly mirroring the posture the author's prior capstone took with Suricata/Zeek at the network layer.</w:t>
@@ -1607,6 +1782,7 @@
       <w:r>
         <w:rPr>
           <w:rFonts w:ascii="Times New Roman" w:hAnsi="Times New Roman"/>
+          <w:b w:val="0"/>
           <w:sz w:val="24"/>
         </w:rPr>
         <w:t>Objective 1: Design and implement a client-side, multi-indicator DOM scanner that detects indirect prompt injection with materially better precision and recall than any single indicator used in isolation, and evaluate this claim against a real labelled dataset rather than assert it.</w:t>
@@ -1619,6 +1795,7 @@
       <w:r>
         <w:rPr>
           <w:rFonts w:ascii="Times New Roman" w:hAnsi="Times New Roman"/>
+          <w:b w:val="0"/>
           <w:sz w:val="24"/>
         </w:rPr>
         <w:t>Objective 2: Design and implement network-layer AI-platform identification via real TLS SNI/JA3/JA4 fingerprinting, including a heuristic for discovering AI services not on any predefined list (“shadow AI”), and evaluate the heuristic's real behaviour against live traffic rather than only synthetic test cases.</w:t>
@@ -1631,6 +1808,7 @@
       <w:r>
         <w:rPr>
           <w:rFonts w:ascii="Times New Roman" w:hAnsi="Times New Roman"/>
+          <w:b w:val="0"/>
           <w:sz w:val="24"/>
         </w:rPr>
         <w:t>Objective 3: Design and implement an outbound data-loss-prevention gate that intercepts and classifies content bound for known AI services before it is sent, holding PII/secret-bearing requests for explicit user approval.</w:t>
@@ -1643,6 +1821,7 @@
       <w:r>
         <w:rPr>
           <w:rFonts w:ascii="Times New Roman" w:hAnsi="Times New Roman"/>
+          <w:b w:val="0"/>
           <w:sz w:val="24"/>
         </w:rPr>
         <w:t>Objective 4: Build a small, realistic multi-endpoint test environment (distinct simulated users/hosts) that exercises all three modules through the actual running system — not a simulation — and produce a governance-style dashboard summarising the results, modelled on real EDR/CASB product patterns (CrowdStrike Falcon, SentinelOne Singularity, Microsoft Purview) researched during design.</w:t>
@@ -1696,6 +1875,7 @@
       <w:r>
         <w:rPr>
           <w:rFonts w:ascii="Times New Roman" w:hAnsi="Times New Roman"/>
+          <w:b w:val="0"/>
           <w:sz w:val="24"/>
         </w:rPr>
         <w:t>Phase 1 — single-endpoint MVP: the Chrome extension, Go agent (daemon + native-messaging shim), Python scoring service, and Postgres store, wired together and verified end to end in a real (not simulated) Chrome instance via the Chrome DevTools Protocol, with the AI-platform module still a static domain-list stub.</w:t>
@@ -1708,6 +1888,7 @@
       <w:r>
         <w:rPr>
           <w:rFonts w:ascii="Times New Roman" w:hAnsi="Times New Roman"/>
+          <w:b w:val="0"/>
           <w:sz w:val="24"/>
         </w:rPr>
         <w:t>Phase 2 — real network sensor: a standalone Zeek/Suricata deployment (fresh install and configuration, no code or infrastructure shared with the author's prior capstone) replacing the Phase 1 stub with real SNI/JA3/JA4 extraction and a first-cut shadow-AI clustering heuristic.</w:t>
@@ -1720,6 +1901,7 @@
       <w:r>
         <w:rPr>
           <w:rFonts w:ascii="Times New Roman" w:hAnsi="Times New Roman"/>
+          <w:b w:val="0"/>
           <w:sz w:val="24"/>
         </w:rPr>
         <w:t>Phase 3 — labelled dataset and multi-endpoint test fleet: a 70-page synthetic, labelled dataset for the injection-detection module, and four Docker containers — each its own OS user and hostname — running the real extension, agent, and scoring pipeline against real (not mocked) traffic, producing the evaluation data in Chapter 10.</w:t>
@@ -1732,6 +1914,7 @@
       <w:r>
         <w:rPr>
           <w:rFonts w:ascii="Times New Roman" w:hAnsi="Times New Roman"/>
+          <w:b w:val="0"/>
           <w:sz w:val="24"/>
         </w:rPr>
         <w:t>Phase 4 — dashboard: a governance-style web dashboard over the accumulated real data, backed by new server-side aggregate API endpoints rather than raw data dumped to the client.</w:t>
@@ -7037,6 +7220,7 @@
       <w:r>
         <w:rPr>
           <w:rFonts w:ascii="Times New Roman" w:hAnsi="Times New Roman"/>
+          <w:b w:val="0"/>
           <w:sz w:val="24"/>
         </w:rPr>
         <w:t>Multi-indicator combination (Objective 1) measurably outperforms either single-indicator baseline on real data: 0.983 precision at 0.975 recall for Configuration C, versus 0.854/0.975 for B and 0.754/0.817 for A, with the gap concentrated almost entirely in false positives (2 vs 20 vs 32) rather than missed detections.</w:t>
@@ -7049,6 +7233,7 @@
       <w:r>
         <w:rPr>
           <w:rFonts w:ascii="Times New Roman" w:hAnsi="Times New Roman"/>
+          <w:b w:val="0"/>
           <w:sz w:val="24"/>
         </w:rPr>
         <w:t>The hard-negative subset shows why: single indicators over-fire on weak, isolated evidence (50-80% false-positive rate), while the noisy-OR combination correctly treats one weak signal as weak evidence (5%).</w:t>
@@ -7061,6 +7246,7 @@
       <w:r>
         <w:rPr>
           <w:rFonts w:ascii="Times New Roman" w:hAnsi="Times New Roman"/>
+          <w:b w:val="0"/>
           <w:sz w:val="24"/>
         </w:rPr>
         <w:t>Shadow-AI discovery (Objective 2) is only reliable when keyed on a GREASE-aware fingerprint (JA4); the GREASE-naive alternative (JA3) is empirically unstable against real Chrome traffic, not merely theoretically weaker — a finding that required testing against the real browser, not a convenient substitute, to surface.</w:t>
@@ -7073,6 +7259,7 @@
       <w:r>
         <w:rPr>
           <w:rFonts w:ascii="Times New Roman" w:hAnsi="Times New Roman"/>
+          <w:b w:val="0"/>
           <w:sz w:val="24"/>
         </w:rPr>
         <w:t>The DLP gate (Objective 3) is verified to block on a real synthetic PII match end to end, including the case that most needed a false-positive guard (Luhn validation on candidate card numbers) and the four real request-body shapes a browser can actually send.</w:t>
@@ -7085,6 +7272,7 @@
       <w:r>
         <w:rPr>
           <w:rFonts w:ascii="Times New Roman" w:hAnsi="Times New Roman"/>
+          <w:b w:val="0"/>
           <w:sz w:val="24"/>
         </w:rPr>
         <w:t>The dashboard and test fleet (Objective 4) surface a real architectural limitation honestly rather than hiding it: network-sensor attribution is host-level, not per-container, and this is visible directly in the live rollup, not just stated in prose.</w:t>
@@ -7097,6 +7285,7 @@
       <w:r>
         <w:rPr>
           <w:rFonts w:ascii="Times New Roman" w:hAnsi="Times New Roman"/>
+          <w:b w:val="0"/>
           <w:sz w:val="24"/>
         </w:rPr>
         <w:t>14 cross-visit determinism issues remain open across 280 scored rows (~5%) — the same static page occasionally received a different verdict on different visits — and are reported as an unresolved limitation in Chapter 11 rather than smoothed over.</w:t>
@@ -7121,6 +7310,16 @@
       </w:r>
     </w:p>
     <w:p>
+      <w:r>
+        <w:rPr>
+          <w:rFonts w:ascii="Times New Roman" w:hAnsi="Times New Roman"/>
+          <w:b w:val="0"/>
+          <w:sz w:val="24"/>
+        </w:rPr>
+        <w:t>This project set out to answer whether a client-side browser extension, backed by a small local pipeline, could meaningfully detect indirect prompt injection, discover AI platforms a browser talks to (including ones no vendor domain-list has catalogued), and gate outbound PII before it reaches an AI service — and to answer that with real, run evidence rather than prose claims. Across four build phases and a real 4-endpoint fleet, the multi-indicator detector reached 0.983 precision at 0.975 recall against a labelled dataset, materially ahead of either single-indicator baseline; the shadow-AI module surfaced a genuine, previously undocumented-for-this-project instability in JA3 under Chrome's real GREASE behaviour; and the DLP gate was verified to block a real synthetic PII match end to end. Nine distinct real defects were found and fixed across the four phases (Chapter 5.3) plus two more found while capturing report evidence (Chapters 7 and 9), each by actually running the system and looking at real output rather than assuming a clean build meant correct behaviour.</w:t>
+      </w:r>
+    </w:p>
+    <w:p>
       <w:pPr>
         <w:pStyle w:val="Heading2"/>
       </w:pPr>
@@ -7134,17 +7333,130 @@
       </w:r>
     </w:p>
     <w:p>
-      <w:r>
-        <w:rPr>
-          <w:rFonts w:ascii="Times New Roman" w:hAnsi="Times New Roman"/>
-          <w:b w:val="0"/>
-          <w:i/>
-        </w:rPr>
-        <w:t>[Content pending — see build plan for staging]</w:t>
+      <w:pPr>
+        <w:pStyle w:val="ListBullet"/>
+      </w:pPr>
+      <w:r>
+        <w:rPr>
+          <w:rFonts w:ascii="Times New Roman" w:hAnsi="Times New Roman"/>
+          <w:b w:val="0"/>
+          <w:sz w:val="24"/>
+        </w:rPr>
+        <w:t xml:space="preserve">Cross-visit determinism gap: 14 of 280 scored rows (5%) received a different </w:t>
+      </w:r>
+      <w:r>
+        <w:rPr>
+          <w:rFonts w:ascii="Consolas" w:hAnsi="Consolas"/>
+          <w:b w:val="0"/>
+          <w:sz w:val="22"/>
+        </w:rPr>
+        <w:t>flagged</w:t>
+      </w:r>
+      <w:r>
+        <w:rPr>
+          <w:rFonts w:ascii="Times New Roman" w:hAnsi="Times New Roman"/>
+          <w:b w:val="0"/>
+          <w:sz w:val="24"/>
+        </w:rPr>
+        <w:t xml:space="preserve"> verdict across repeated visits to the same static page in the Phase 3 fleet run. The scoring function itself is pure and deterministic (Chapter 8.1); the most likely cause is timing-dependent partial DOM scans rather than the scorer, but this was not root-caused within this project's scope and is reported as open, not silently averaged away.</w:t>
       </w:r>
     </w:p>
     <w:p>
       <w:pPr>
+        <w:pStyle w:val="ListBullet"/>
+      </w:pPr>
+      <w:r>
+        <w:rPr>
+          <w:rFonts w:ascii="Times New Roman" w:hAnsi="Times New Roman"/>
+          <w:b w:val="0"/>
+          <w:sz w:val="24"/>
+        </w:rPr>
+        <w:t>Shadow-AI clustering precision: the JA4-based heuristic (Chapter 8.2, Chapter 10.3) finds "one TLS client talking to several unlisted hosts," which clusters ordinary shared HTTP-client traffic alongside genuine shadow-AI use. It is a triage signal for a small deployment, not an automated verdict, and the dashboard labels it as such.</w:t>
+      </w:r>
+    </w:p>
+    <w:p>
+      <w:pPr>
+        <w:pStyle w:val="ListBullet"/>
+      </w:pPr>
+      <w:r>
+        <w:rPr>
+          <w:rFonts w:ascii="Times New Roman" w:hAnsi="Times New Roman"/>
+          <w:b w:val="0"/>
+          <w:sz w:val="24"/>
+        </w:rPr>
+        <w:t>Host-level, not per-container, network-sensor attribution (Chapter 10.4): packet capture alone cannot attribute a given TLS connection to a specific process without deeper host-side correlation, which was out of scope here.</w:t>
+      </w:r>
+    </w:p>
+    <w:p>
+      <w:pPr>
+        <w:pStyle w:val="ListBullet"/>
+      </w:pPr>
+      <w:r>
+        <w:rPr>
+          <w:rFonts w:ascii="Times New Roman" w:hAnsi="Times New Roman"/>
+          <w:b w:val="0"/>
+          <w:sz w:val="24"/>
+        </w:rPr>
+        <w:t>PII/DLP classification is regex-and-Luhn only (Chapter 8.3): it reliably catches structured entities (email, phone, SSN, card numbers, common API-key formats) but cannot catch unstructured sensitive content such as a person's name in prose or a pasted business strategy paragraph — an NER-based upgrade path is noted but not built.</w:t>
+      </w:r>
+    </w:p>
+    <w:p>
+      <w:pPr>
+        <w:pStyle w:val="ListBullet"/>
+      </w:pPr>
+      <w:r>
+        <w:rPr>
+          <w:rFonts w:ascii="Times New Roman" w:hAnsi="Times New Roman"/>
+          <w:b w:val="0"/>
+          <w:sz w:val="24"/>
+        </w:rPr>
+        <w:t>The outbound-DLP module's MITRE ATLAS technique ID is unresolved (Chapter 2, Chapter 5): the authoritative atlas.mitre.org site is a JavaScript single-page application that could not be fetched directly during threat-model scoping, and secondary sources disagreed on what AML.T0025 actually names. OWASP LLM02:2025 is used as the confirmed interim citation rather than guessing the ATLAS ID.</w:t>
+      </w:r>
+    </w:p>
+    <w:p>
+      <w:pPr>
+        <w:pStyle w:val="ListBullet"/>
+      </w:pPr>
+      <w:r>
+        <w:rPr>
+          <w:rFonts w:ascii="Times New Roman" w:hAnsi="Times New Roman"/>
+          <w:b w:val="0"/>
+          <w:sz w:val="24"/>
+        </w:rPr>
+        <w:t>Single-user ethical scope: the network-sensor and shadow-AI evaluation observed real traffic only on the author's own single-user deployment machine, which the author self-consented to monitor — explicitly a lighter-weight ethical posture than monitoring a shared or third-party network, and not evidence of how the system would perform (or what consent/notice requirements would apply) at real multi-user department scale.</w:t>
+      </w:r>
+    </w:p>
+    <w:p>
+      <w:pPr>
+        <w:pStyle w:val="ListBullet"/>
+      </w:pPr>
+      <w:r>
+        <w:rPr>
+          <w:rFonts w:ascii="Times New Roman" w:hAnsi="Times New Roman"/>
+          <w:b w:val="0"/>
+          <w:sz w:val="24"/>
+        </w:rPr>
+        <w:t>AI-account-sighting detection (identifying which logged-in AI account a browser is using) was implemented as a schema and API surface (</w:t>
+      </w:r>
+      <w:r>
+        <w:rPr>
+          <w:rFonts w:ascii="Consolas" w:hAnsi="Consolas"/>
+          <w:b w:val="0"/>
+          <w:sz w:val="22"/>
+        </w:rPr>
+        <w:t>ai_account_sightings</w:t>
+      </w:r>
+      <w:r>
+        <w:rPr>
+          <w:rFonts w:ascii="Times New Roman" w:hAnsi="Times New Roman"/>
+          <w:b w:val="0"/>
+          <w:sz w:val="24"/>
+        </w:rPr>
+        <w:t>) but its detection logic was not independently verified with the same rigor as the other three modules, and is reported here as unverified rather than claimed working.</w:t>
+      </w:r>
+    </w:p>
+    <w:p>
+      <w:pPr>
         <w:pStyle w:val="Heading2"/>
       </w:pPr>
       <w:r>
@@ -7157,22 +7469,103 @@
       </w:r>
     </w:p>
     <w:p>
-      <w:r>
-        <w:rPr>
-          <w:rFonts w:ascii="Times New Roman" w:hAnsi="Times New Roman"/>
-          <w:b w:val="0"/>
-          <w:i/>
-        </w:rPr>
-        <w:t>[Content pending — see build plan for staging]</w:t>
+      <w:pPr>
+        <w:pStyle w:val="ListBullet"/>
+      </w:pPr>
+      <w:r>
+        <w:rPr>
+          <w:rFonts w:ascii="Times New Roman" w:hAnsi="Times New Roman"/>
+          <w:b w:val="0"/>
+          <w:sz w:val="24"/>
+        </w:rPr>
+        <w:t>Root-cause the 5% determinism gap — most likely by instrumenting the content script's DOM-scan timing relative to page load events across repeated real visits — and either fix it or narrow its cause precisely enough to bound its impact on the reported metrics.</w:t>
       </w:r>
     </w:p>
     <w:p>
-      <w:r>
-        <w:br w:type="page"/>
+      <w:pPr>
+        <w:pStyle w:val="ListBullet"/>
+      </w:pPr>
+      <w:r>
+        <w:rPr>
+          <w:rFonts w:ascii="Times New Roman" w:hAnsi="Times New Roman"/>
+          <w:b w:val="0"/>
+          <w:sz w:val="24"/>
+        </w:rPr>
+        <w:t>Upgrade PII/DLP classification from regex-and-Luhn to a named-entity-recognition model (e.g. Presidio) for unstructured sensitive content (names, addresses, free-text business detail) that no regex pattern can reliably catch.</w:t>
       </w:r>
     </w:p>
     <w:p>
       <w:pPr>
+        <w:pStyle w:val="ListBullet"/>
+      </w:pPr>
+      <w:r>
+        <w:rPr>
+          <w:rFonts w:ascii="Times New Roman" w:hAnsi="Times New Roman"/>
+          <w:b w:val="0"/>
+          <w:sz w:val="24"/>
+        </w:rPr>
+        <w:t>Extend shadow-AI clustering beyond a single JA4-plus-domain-count heuristic — for example combining it with connection-timing or request-size patterns characteristic of chat-style traffic — to reduce the false-positive rate documented in Chapter 10.3.</w:t>
+      </w:r>
+    </w:p>
+    <w:p>
+      <w:pPr>
+        <w:pStyle w:val="ListBullet"/>
+      </w:pPr>
+      <w:r>
+        <w:rPr>
+          <w:rFonts w:ascii="Times New Roman" w:hAnsi="Times New Roman"/>
+          <w:b w:val="0"/>
+          <w:sz w:val="24"/>
+        </w:rPr>
+        <w:t>Resolve the DLP module's MITRE ATLAS technique ID against the authoritative source once atlas.mitre.org's content is reachable by an automated tool, rather than continuing to rely on the OWASP interim citation.</w:t>
+      </w:r>
+    </w:p>
+    <w:p>
+      <w:pPr>
+        <w:pStyle w:val="ListBullet"/>
+      </w:pPr>
+      <w:r>
+        <w:rPr>
+          <w:rFonts w:ascii="Times New Roman" w:hAnsi="Times New Roman"/>
+          <w:b w:val="0"/>
+          <w:sz w:val="24"/>
+        </w:rPr>
+        <w:t>Move network-sensor deployment per-container (or per-process, via eBPF-based attribution) so shadow-AI and platform events are attributed to the actual originating endpoint rather than the host running the sensor.</w:t>
+      </w:r>
+    </w:p>
+    <w:p>
+      <w:pPr>
+        <w:pStyle w:val="ListBullet"/>
+      </w:pPr>
+      <w:r>
+        <w:rPr>
+          <w:rFonts w:ascii="Times New Roman" w:hAnsi="Times New Roman"/>
+          <w:b w:val="0"/>
+          <w:sz w:val="24"/>
+        </w:rPr>
+        <w:t>Extend the client-side detector to the browser-agent-specific threat surface named in the literature (Chapter 2) but not directly tested here — spoofed AI-sidebar UI and screenshot-borne prompt injection — since this project's DOM scanner currently inspects text-bearing HTML, not rendered pixels or extension UI surfaces.</w:t>
+      </w:r>
+    </w:p>
+    <w:p>
+      <w:pPr>
+        <w:pStyle w:val="ListBullet"/>
+      </w:pPr>
+      <w:r>
+        <w:rPr>
+          <w:rFonts w:ascii="Times New Roman" w:hAnsi="Times New Roman"/>
+          <w:b w:val="0"/>
+          <w:sz w:val="24"/>
+        </w:rPr>
+        <w:t>Broaden the known-AI-domain list and re-run the A/B/C evaluation against a larger, more diverse labelled dataset (beyond the 70-page synthetic set) as a natural next-scale validation step before any real department-wide pilot.</w:t>
+      </w:r>
+    </w:p>
+    <w:p>
+      <w:r>
+        <w:br w:type="page"/>
+      </w:r>
+    </w:p>
+    <w:p>
+      <w:pPr>
         <w:pStyle w:val="Heading1"/>
       </w:pPr>
       <w:r>
@@ -7185,22 +7578,250 @@
       </w:r>
     </w:p>
     <w:p>
-      <w:r>
-        <w:rPr>
-          <w:rFonts w:ascii="Times New Roman" w:hAnsi="Times New Roman"/>
-          <w:b w:val="0"/>
-          <w:i/>
-        </w:rPr>
-        <w:t>[Content pending — see build plan for staging]</w:t>
+      <w:pPr>
+        <w:spacing w:after="160"/>
+        <w:ind w:left="432" w:hanging="432"/>
+      </w:pPr>
+      <w:r>
+        <w:rPr>
+          <w:rFonts w:ascii="Times New Roman" w:hAnsi="Times New Roman"/>
+          <w:b w:val="0"/>
+          <w:sz w:val="24"/>
+        </w:rPr>
+        <w:t>[1] Brave, "Indirect Prompt Injection Remains a Fundamental Security Challenge for AI," Brave Blog. https://brave.com/blog/indirect-prompt-injection/</w:t>
       </w:r>
     </w:p>
     <w:p>
-      <w:r>
-        <w:br w:type="page"/>
+      <w:pPr>
+        <w:spacing w:after="160"/>
+        <w:ind w:left="432" w:hanging="432"/>
+      </w:pPr>
+      <w:r>
+        <w:rPr>
+          <w:rFonts w:ascii="Times New Roman" w:hAnsi="Times New Roman"/>
+          <w:b w:val="0"/>
+          <w:sz w:val="24"/>
+        </w:rPr>
+        <w:t>[2] Google, "AI Threats in the Wild: The Current State of Prompt Injections on the Web," Google Online Security Blog, Apr. 2026. https://security.googleblog.com/2026/04/ai-threats-in-wild-current-state-of.html</w:t>
       </w:r>
     </w:p>
     <w:p>
       <w:pPr>
+        <w:spacing w:after="160"/>
+        <w:ind w:left="432" w:hanging="432"/>
+      </w:pPr>
+      <w:r>
+        <w:rPr>
+          <w:rFonts w:ascii="Times New Roman" w:hAnsi="Times New Roman"/>
+          <w:b w:val="0"/>
+          <w:sz w:val="24"/>
+        </w:rPr>
+        <w:t>[3] Mozilla 0DIN, reported in Help Net Security, "Mozilla Warns of Indirect Prompt Injection Risk in AI Coding Agents," Jun. 2026. https://www.helpnetsecurity.com/2026/06/29/mozilla-warns-of-indirect-prompt-injection-risk-in-ai-coding-agents/</w:t>
+      </w:r>
+    </w:p>
+    <w:p>
+      <w:pPr>
+        <w:spacing w:after="160"/>
+        <w:ind w:left="432" w:hanging="432"/>
+      </w:pPr>
+      <w:r>
+        <w:rPr>
+          <w:rFonts w:ascii="Times New Roman" w:hAnsi="Times New Roman"/>
+          <w:b w:val="0"/>
+          <w:sz w:val="24"/>
+        </w:rPr>
+        <w:t>[4] Unit 42, Palo Alto Networks, "Fooling AI Agents: Web-Based Indirect Prompt Injection Observed in the Wild," Mar. 2026. https://unit42.paloaltonetworks.com/ai-agent-prompt-injection/</w:t>
+      </w:r>
+    </w:p>
+    <w:p>
+      <w:pPr>
+        <w:spacing w:after="160"/>
+        <w:ind w:left="432" w:hanging="432"/>
+      </w:pPr>
+      <w:r>
+        <w:rPr>
+          <w:rFonts w:ascii="Times New Roman" w:hAnsi="Times New Roman"/>
+          <w:b w:val="0"/>
+          <w:sz w:val="24"/>
+        </w:rPr>
+        <w:t>[5] Zscaler ThreatLabz, "Indirect Prompt Injection in Web Content Targets AI Agents," Jul. 2026. https://www.zscaler.com/blogs/security-research/indirect-prompt-injection-web-content-targets-ai-agents</w:t>
+      </w:r>
+    </w:p>
+    <w:p>
+      <w:pPr>
+        <w:spacing w:after="160"/>
+        <w:ind w:left="432" w:hanging="432"/>
+      </w:pPr>
+      <w:r>
+        <w:rPr>
+          <w:rFonts w:ascii="Times New Roman" w:hAnsi="Times New Roman"/>
+          <w:b w:val="0"/>
+          <w:sz w:val="24"/>
+        </w:rPr>
+        <w:t>[6] LayerX Security, reported in Forbes, "ChatGPT Atlas '90% More Vulnerable' to Attacks Than Google Chrome, Report Says," Oct. 2025. https://www.forbes.com/sites/zakdoffman/2025/10/27/chatgpt-atlas-soundly-beaten-by-google-chrome-browse-carefully/</w:t>
+      </w:r>
+    </w:p>
+    <w:p>
+      <w:pPr>
+        <w:spacing w:after="160"/>
+        <w:ind w:left="432" w:hanging="432"/>
+      </w:pPr>
+      <w:r>
+        <w:rPr>
+          <w:rFonts w:ascii="Times New Roman" w:hAnsi="Times New Roman"/>
+          <w:b w:val="0"/>
+          <w:sz w:val="24"/>
+        </w:rPr>
+        <w:t>[7] CyberScoop, "OpenAI Says Prompt Injection May Never Be 'Solved' for Browser Agents Like Atlas," Dec. 2025. https://cyberscoop.com/openai-chatgpt-atlas-prompt-injection-browser-agent-security-update-head-of-preparedness/</w:t>
+      </w:r>
+    </w:p>
+    <w:p>
+      <w:pPr>
+        <w:spacing w:after="160"/>
+        <w:ind w:left="432" w:hanging="432"/>
+      </w:pPr>
+      <w:r>
+        <w:rPr>
+          <w:rFonts w:ascii="Times New Roman" w:hAnsi="Times New Roman"/>
+          <w:b w:val="0"/>
+          <w:sz w:val="24"/>
+        </w:rPr>
+        <w:t>[8] OpenAI, "Continuously Hardening ChatGPT Atlas Against Prompt Injection Attacks," Dec. 2025. https://openai.com/index/hardening-atlas-against-prompt-injection/</w:t>
+      </w:r>
+    </w:p>
+    <w:p>
+      <w:pPr>
+        <w:spacing w:after="160"/>
+        <w:ind w:left="432" w:hanging="432"/>
+      </w:pPr>
+      <w:r>
+        <w:rPr>
+          <w:rFonts w:ascii="Times New Roman" w:hAnsi="Times New Roman"/>
+          <w:b w:val="0"/>
+          <w:sz w:val="24"/>
+        </w:rPr>
+        <w:t>[9] Norrrrrrr-lyn et al., "WAInjectBench: Benchmarking Prompt Injection Detections for Web Agents," arXiv:2510.01354, 2025. https://arxiv.org/abs/2510.01354</w:t>
+      </w:r>
+    </w:p>
+    <w:p>
+      <w:pPr>
+        <w:spacing w:after="160"/>
+        <w:ind w:left="432" w:hanging="432"/>
+      </w:pPr>
+      <w:r>
+        <w:rPr>
+          <w:rFonts w:ascii="Times New Roman" w:hAnsi="Times New Roman"/>
+          <w:b w:val="0"/>
+          <w:sz w:val="24"/>
+        </w:rPr>
+        <w:t>[10] "Prompt Injection Detection Is Regime-Dependent: A Deployment-Aware Evaluation with Interpretable Structural Signals," arXiv:2605.26999, 2026. https://arxiv.org/pdf/2605.26999</w:t>
+      </w:r>
+    </w:p>
+    <w:p>
+      <w:pPr>
+        <w:spacing w:after="160"/>
+        <w:ind w:left="432" w:hanging="432"/>
+      </w:pPr>
+      <w:r>
+        <w:rPr>
+          <w:rFonts w:ascii="Times New Roman" w:hAnsi="Times New Roman"/>
+          <w:b w:val="0"/>
+          <w:sz w:val="24"/>
+        </w:rPr>
+        <w:t>[11] Nightfall AI, "Prevent Data Leakage to Shadow AI." https://www.nightfall.ai/solutions/prevent-data-leakage-to-shadow-ai — representative of the browser-extension-based shadow-AI DLP product category also including Strac and Microsoft Purview's browser extension.</w:t>
+      </w:r>
+    </w:p>
+    <w:p>
+      <w:pPr>
+        <w:spacing w:after="160"/>
+        <w:ind w:left="432" w:hanging="432"/>
+      </w:pPr>
+      <w:r>
+        <w:rPr>
+          <w:rFonts w:ascii="Times New Roman" w:hAnsi="Times New Roman"/>
+          <w:b w:val="0"/>
+          <w:sz w:val="24"/>
+        </w:rPr>
+        <w:t>[12] MITRE ATLAS, "LLM Prompt Injection: Indirect (AML.T0051.001)." https://atlas.mitre.org/techniques/AML.T0051.001 — verified via a secondary mirror (startupdefense.io) since the authoritative site is a JavaScript SPA not directly fetchable by this project's tooling; see Chapter 2.5.</w:t>
+      </w:r>
+    </w:p>
+    <w:p>
+      <w:pPr>
+        <w:spacing w:after="160"/>
+        <w:ind w:left="432" w:hanging="432"/>
+      </w:pPr>
+      <w:r>
+        <w:rPr>
+          <w:rFonts w:ascii="Times New Roman" w:hAnsi="Times New Roman"/>
+          <w:b w:val="0"/>
+          <w:sz w:val="24"/>
+        </w:rPr>
+        <w:t>[13] OWASP Gen AI Security Project, "LLM02:2025 Sensitive Information Disclosure." https://genai.owasp.org/llmrisk/llm022025-sensitive-information-disclosure/</w:t>
+      </w:r>
+    </w:p>
+    <w:p>
+      <w:pPr>
+        <w:spacing w:after="160"/>
+        <w:ind w:left="432" w:hanging="432"/>
+      </w:pPr>
+      <w:r>
+        <w:rPr>
+          <w:rFonts w:ascii="Times New Roman" w:hAnsi="Times New Roman"/>
+          <w:b w:val="0"/>
+          <w:sz w:val="24"/>
+        </w:rPr>
+        <w:t>[14] J. Althouse, J. Atkinson, J. Atkins (Salesforce Engineering), "Open Sourcing JA3," 2017. https://engineering.salesforce.com/open-sourcing-ja3-92c9e53c3c41/ ; https://github.com/salesforce/ja3</w:t>
+      </w:r>
+    </w:p>
+    <w:p>
+      <w:pPr>
+        <w:spacing w:after="160"/>
+        <w:ind w:left="432" w:hanging="432"/>
+      </w:pPr>
+      <w:r>
+        <w:rPr>
+          <w:rFonts w:ascii="Times New Roman" w:hAnsi="Times New Roman"/>
+          <w:b w:val="0"/>
+          <w:sz w:val="24"/>
+        </w:rPr>
+        <w:t>[15] FoxIO, "JA4+ Network Fingerprinting." https://blog.foxio.io/ja4+-network-fingerprinting</w:t>
+      </w:r>
+    </w:p>
+    <w:p>
+      <w:pPr>
+        <w:spacing w:after="160"/>
+        <w:ind w:left="432" w:hanging="432"/>
+      </w:pPr>
+      <w:r>
+        <w:rPr>
+          <w:rFonts w:ascii="Times New Roman" w:hAnsi="Times New Roman"/>
+          <w:b w:val="0"/>
+          <w:sz w:val="24"/>
+        </w:rPr>
+        <w:t>[16] Praetorian, "Introducing Augustus: Open Source LLM Prompt Injection Tool." https://www.praetorian.com/blog/introducing-augustus-open-source-llm-prompt-injection/ ; https://github.com/praetorian-inc/augustus</w:t>
+      </w:r>
+    </w:p>
+    <w:p>
+      <w:pPr>
+        <w:spacing w:after="160"/>
+        <w:ind w:left="432" w:hanging="432"/>
+      </w:pPr>
+      <w:r>
+        <w:rPr>
+          <w:rFonts w:ascii="Times New Roman" w:hAnsi="Times New Roman"/>
+          <w:b w:val="0"/>
+          <w:sz w:val="24"/>
+        </w:rPr>
+        <w:t>[17] Protect AI, "Rebuff: LLM Prompt Injection Detector." https://github.com/protectai/rebuff</w:t>
+      </w:r>
+    </w:p>
+    <w:p>
+      <w:r>
+        <w:br w:type="page"/>
+      </w:r>
+    </w:p>
+    <w:p>
+      <w:pPr>
         <w:pStyle w:val="Heading1"/>
       </w:pPr>
       <w:r>
@@ -7322,9 +7943,394 @@
         <w:rPr>
           <w:rFonts w:ascii="Times New Roman" w:hAnsi="Times New Roman"/>
           <w:b w:val="0"/>
-          <w:i/>
-        </w:rPr>
-        <w:t>[Content pending — see build plan for staging]</w:t>
+          <w:sz w:val="24"/>
+        </w:rPr>
+        <w:t xml:space="preserve">Every result in this report is reproducible from the repository's own </w:t>
+      </w:r>
+      <w:r>
+        <w:rPr>
+          <w:rFonts w:ascii="Consolas" w:hAnsi="Consolas"/>
+          <w:b w:val="0"/>
+          <w:sz w:val="22"/>
+        </w:rPr>
+        <w:t>make</w:t>
+      </w:r>
+      <w:r>
+        <w:rPr>
+          <w:rFonts w:ascii="Times New Roman" w:hAnsi="Times New Roman"/>
+          <w:b w:val="0"/>
+          <w:sz w:val="24"/>
+        </w:rPr>
+        <w:t xml:space="preserve"> targets, in the order below (see the repository README for full prerequisites and port numbers):</w:t>
+      </w:r>
+    </w:p>
+    <w:p>
+      <w:pPr>
+        <w:pStyle w:val="ListBullet"/>
+      </w:pPr>
+      <w:r>
+        <w:rPr>
+          <w:rFonts w:ascii="Consolas" w:hAnsi="Consolas"/>
+          <w:b w:val="0"/>
+          <w:sz w:val="22"/>
+        </w:rPr>
+        <w:t>make db-up</w:t>
+      </w:r>
+      <w:r>
+        <w:rPr>
+          <w:rFonts w:ascii="Times New Roman" w:hAnsi="Times New Roman"/>
+          <w:b w:val="0"/>
+          <w:sz w:val="24"/>
+        </w:rPr>
+        <w:t xml:space="preserve"> — starts Postgres (Docker, port 5433) and applies </w:t>
+      </w:r>
+      <w:r>
+        <w:rPr>
+          <w:rFonts w:ascii="Consolas" w:hAnsi="Consolas"/>
+          <w:b w:val="0"/>
+          <w:sz w:val="22"/>
+        </w:rPr>
+        <w:t>db/schema.sql</w:t>
+      </w:r>
+      <w:r>
+        <w:rPr>
+          <w:rFonts w:ascii="Times New Roman" w:hAnsi="Times New Roman"/>
+          <w:b w:val="0"/>
+          <w:sz w:val="24"/>
+        </w:rPr>
+        <w:t>.</w:t>
+      </w:r>
+    </w:p>
+    <w:p>
+      <w:pPr>
+        <w:pStyle w:val="ListBullet"/>
+      </w:pPr>
+      <w:r>
+        <w:rPr>
+          <w:rFonts w:ascii="Consolas" w:hAnsi="Consolas"/>
+          <w:b w:val="0"/>
+          <w:sz w:val="22"/>
+        </w:rPr>
+        <w:t>make ai-engine-setup &amp;&amp; make ai-engine-run</w:t>
+      </w:r>
+      <w:r>
+        <w:rPr>
+          <w:rFonts w:ascii="Times New Roman" w:hAnsi="Times New Roman"/>
+          <w:b w:val="0"/>
+          <w:sz w:val="24"/>
+        </w:rPr>
+        <w:t xml:space="preserve"> — Python scoring/DLP/ATLAS service on :8100.</w:t>
+      </w:r>
+    </w:p>
+    <w:p>
+      <w:pPr>
+        <w:pStyle w:val="ListBullet"/>
+      </w:pPr>
+      <w:r>
+        <w:rPr>
+          <w:rFonts w:ascii="Consolas" w:hAnsi="Consolas"/>
+          <w:b w:val="0"/>
+          <w:sz w:val="22"/>
+        </w:rPr>
+        <w:t>make agent-build &amp;&amp; make daemon-run</w:t>
+      </w:r>
+      <w:r>
+        <w:rPr>
+          <w:rFonts w:ascii="Times New Roman" w:hAnsi="Times New Roman"/>
+          <w:b w:val="0"/>
+          <w:sz w:val="24"/>
+        </w:rPr>
+        <w:t xml:space="preserve"> — Go native-messaging relay and HTTP API on :8090.</w:t>
+      </w:r>
+    </w:p>
+    <w:p>
+      <w:pPr>
+        <w:pStyle w:val="ListBullet"/>
+      </w:pPr>
+      <w:r>
+        <w:rPr>
+          <w:rFonts w:ascii="Consolas" w:hAnsi="Consolas"/>
+          <w:b w:val="0"/>
+          <w:sz w:val="22"/>
+        </w:rPr>
+        <w:t>make extension-build</w:t>
+      </w:r>
+      <w:r>
+        <w:rPr>
+          <w:rFonts w:ascii="Times New Roman" w:hAnsi="Times New Roman"/>
+          <w:b w:val="0"/>
+          <w:sz w:val="24"/>
+        </w:rPr>
+        <w:t xml:space="preserve"> — builds the extension to </w:t>
+      </w:r>
+      <w:r>
+        <w:rPr>
+          <w:rFonts w:ascii="Consolas" w:hAnsi="Consolas"/>
+          <w:b w:val="0"/>
+          <w:sz w:val="22"/>
+        </w:rPr>
+        <w:t>extension/dist</w:t>
+      </w:r>
+      <w:r>
+        <w:rPr>
+          <w:rFonts w:ascii="Times New Roman" w:hAnsi="Times New Roman"/>
+          <w:b w:val="0"/>
+          <w:sz w:val="24"/>
+        </w:rPr>
+        <w:t>, loaded unpacked.</w:t>
+      </w:r>
+    </w:p>
+    <w:p>
+      <w:pPr>
+        <w:pStyle w:val="ListBullet"/>
+      </w:pPr>
+      <w:r>
+        <w:rPr>
+          <w:rFonts w:ascii="Consolas" w:hAnsi="Consolas"/>
+          <w:b w:val="0"/>
+          <w:sz w:val="22"/>
+        </w:rPr>
+        <w:t>sudo make sensor-up</w:t>
+      </w:r>
+      <w:r>
+        <w:rPr>
+          <w:rFonts w:ascii="Times New Roman" w:hAnsi="Times New Roman"/>
+          <w:b w:val="0"/>
+          <w:sz w:val="24"/>
+        </w:rPr>
+        <w:t xml:space="preserve"> — installs and starts the Zeek/Suricata systemd units (Phase 2).</w:t>
+      </w:r>
+    </w:p>
+    <w:p>
+      <w:pPr>
+        <w:pStyle w:val="ListBullet"/>
+      </w:pPr>
+      <w:r>
+        <w:rPr>
+          <w:rFonts w:ascii="Consolas" w:hAnsi="Consolas"/>
+          <w:b w:val="0"/>
+          <w:sz w:val="22"/>
+        </w:rPr>
+        <w:t>make dataset-gen &amp;&amp; make dataset-serve</w:t>
+      </w:r>
+      <w:r>
+        <w:rPr>
+          <w:rFonts w:ascii="Times New Roman" w:hAnsi="Times New Roman"/>
+          <w:b w:val="0"/>
+          <w:sz w:val="24"/>
+        </w:rPr>
+        <w:t xml:space="preserve"> — regenerates the deterministic 70-page labelled dataset and serves it on :8877 (Phase 3).</w:t>
+      </w:r>
+    </w:p>
+    <w:p>
+      <w:pPr>
+        <w:pStyle w:val="ListBullet"/>
+      </w:pPr>
+      <w:r>
+        <w:rPr>
+          <w:rFonts w:ascii="Consolas" w:hAnsi="Consolas"/>
+          <w:b w:val="0"/>
+          <w:sz w:val="22"/>
+        </w:rPr>
+        <w:t>make endpoints-build &amp;&amp; make endpoints-up &amp;&amp; make endpoints-test</w:t>
+      </w:r>
+      <w:r>
+        <w:rPr>
+          <w:rFonts w:ascii="Times New Roman" w:hAnsi="Times New Roman"/>
+          <w:b w:val="0"/>
+          <w:sz w:val="24"/>
+        </w:rPr>
+        <w:t xml:space="preserve"> — builds and runs the 4-container test fleet against the served dataset (Phase 3).</w:t>
+      </w:r>
+    </w:p>
+    <w:p>
+      <w:pPr>
+        <w:pStyle w:val="ListBullet"/>
+      </w:pPr>
+      <w:r>
+        <w:rPr>
+          <w:rFonts w:ascii="Consolas" w:hAnsi="Consolas"/>
+          <w:b w:val="0"/>
+          <w:sz w:val="22"/>
+        </w:rPr>
+        <w:t>make eval-run</w:t>
+      </w:r>
+      <w:r>
+        <w:rPr>
+          <w:rFonts w:ascii="Times New Roman" w:hAnsi="Times New Roman"/>
+          <w:b w:val="0"/>
+          <w:sz w:val="24"/>
+        </w:rPr>
+        <w:t xml:space="preserve"> — recomputes Table 10.1 and the hard-negative results (Table 10.2) directly from whatever is currently in Postgres.</w:t>
+      </w:r>
+    </w:p>
+    <w:p>
+      <w:pPr>
+        <w:pStyle w:val="ListBullet"/>
+      </w:pPr>
+      <w:r>
+        <w:rPr>
+          <w:rFonts w:ascii="Consolas" w:hAnsi="Consolas"/>
+          <w:b w:val="0"/>
+          <w:sz w:val="22"/>
+        </w:rPr>
+        <w:t>make dashboard-setup &amp;&amp; make dashboard-dev</w:t>
+      </w:r>
+      <w:r>
+        <w:rPr>
+          <w:rFonts w:ascii="Times New Roman" w:hAnsi="Times New Roman"/>
+          <w:b w:val="0"/>
+          <w:sz w:val="24"/>
+        </w:rPr>
+        <w:t xml:space="preserve"> — the governance dashboard on :3000.</w:t>
+      </w:r>
+    </w:p>
+    <w:p>
+      <w:pPr>
+        <w:pStyle w:val="ListBullet"/>
+      </w:pPr>
+      <w:r>
+        <w:rPr>
+          <w:rFonts w:ascii="Consolas" w:hAnsi="Consolas"/>
+          <w:b w:val="0"/>
+          <w:sz w:val="22"/>
+        </w:rPr>
+        <w:t>make test</w:t>
+      </w:r>
+      <w:r>
+        <w:rPr>
+          <w:rFonts w:ascii="Times New Roman" w:hAnsi="Times New Roman"/>
+          <w:b w:val="0"/>
+          <w:sz w:val="24"/>
+        </w:rPr>
+        <w:t xml:space="preserve"> — the clean </w:t>
+      </w:r>
+      <w:r>
+        <w:rPr>
+          <w:rFonts w:ascii="Consolas" w:hAnsi="Consolas"/>
+          <w:b w:val="0"/>
+          <w:sz w:val="22"/>
+        </w:rPr>
+        <w:t>go vet</w:t>
+      </w:r>
+      <w:r>
+        <w:rPr>
+          <w:rFonts w:ascii="Times New Roman" w:hAnsi="Times New Roman"/>
+          <w:b w:val="0"/>
+          <w:sz w:val="24"/>
+        </w:rPr>
+        <w:t>/</w:t>
+      </w:r>
+      <w:r>
+        <w:rPr>
+          <w:rFonts w:ascii="Consolas" w:hAnsi="Consolas"/>
+          <w:b w:val="0"/>
+          <w:sz w:val="22"/>
+        </w:rPr>
+        <w:t>go build</w:t>
+      </w:r>
+      <w:r>
+        <w:rPr>
+          <w:rFonts w:ascii="Times New Roman" w:hAnsi="Times New Roman"/>
+          <w:b w:val="0"/>
+          <w:sz w:val="24"/>
+        </w:rPr>
+        <w:t>/</w:t>
+      </w:r>
+      <w:r>
+        <w:rPr>
+          <w:rFonts w:ascii="Consolas" w:hAnsi="Consolas"/>
+          <w:b w:val="0"/>
+          <w:sz w:val="22"/>
+        </w:rPr>
+        <w:t>tsc --noEmit</w:t>
+      </w:r>
+      <w:r>
+        <w:rPr>
+          <w:rFonts w:ascii="Times New Roman" w:hAnsi="Times New Roman"/>
+          <w:b w:val="0"/>
+          <w:sz w:val="24"/>
+        </w:rPr>
+        <w:t xml:space="preserve"> pass shown in Fig 9.1.</w:t>
+      </w:r>
+    </w:p>
+    <w:p>
+      <w:pPr>
+        <w:pStyle w:val="ListBullet"/>
+      </w:pPr>
+      <w:r>
+        <w:rPr>
+          <w:rFonts w:ascii="Consolas" w:hAnsi="Consolas"/>
+          <w:b w:val="0"/>
+          <w:sz w:val="22"/>
+        </w:rPr>
+        <w:t>make report-setup &amp;&amp; make report-build</w:t>
+      </w:r>
+      <w:r>
+        <w:rPr>
+          <w:rFonts w:ascii="Times New Roman" w:hAnsi="Times New Roman"/>
+          <w:b w:val="0"/>
+          <w:sz w:val="24"/>
+        </w:rPr>
+        <w:t xml:space="preserve"> — rebuilds this document itself, including regenerating every diagram and chart from </w:t>
+      </w:r>
+      <w:r>
+        <w:rPr>
+          <w:rFonts w:ascii="Consolas" w:hAnsi="Consolas"/>
+          <w:b w:val="0"/>
+          <w:sz w:val="22"/>
+        </w:rPr>
+        <w:t>docs/report/gen_diagrams.py</w:t>
+      </w:r>
+      <w:r>
+        <w:rPr>
+          <w:rFonts w:ascii="Times New Roman" w:hAnsi="Times New Roman"/>
+          <w:b w:val="0"/>
+          <w:sz w:val="24"/>
+        </w:rPr>
+        <w:t xml:space="preserve"> and </w:t>
+      </w:r>
+      <w:r>
+        <w:rPr>
+          <w:rFonts w:ascii="Consolas" w:hAnsi="Consolas"/>
+          <w:b w:val="0"/>
+          <w:sz w:val="22"/>
+        </w:rPr>
+        <w:t>docs/report/gen_eval_chart.py</w:t>
+      </w:r>
+      <w:r>
+        <w:rPr>
+          <w:rFonts w:ascii="Times New Roman" w:hAnsi="Times New Roman"/>
+          <w:b w:val="0"/>
+          <w:sz w:val="24"/>
+        </w:rPr>
+        <w:t>.</w:t>
+      </w:r>
+    </w:p>
+    <w:p>
+      <w:r>
+        <w:rPr>
+          <w:rFonts w:ascii="Times New Roman" w:hAnsi="Times New Roman"/>
+          <w:b w:val="0"/>
+          <w:sz w:val="24"/>
+        </w:rPr>
+        <w:t>No step in this list depends on the author's prior capstone (</w:t>
+      </w:r>
+      <w:r>
+        <w:rPr>
+          <w:rFonts w:ascii="Consolas" w:hAnsi="Consolas"/>
+          <w:b w:val="0"/>
+          <w:sz w:val="22"/>
+        </w:rPr>
+        <w:t>dns-https-c2-ueba-detection</w:t>
+      </w:r>
+      <w:r>
+        <w:rPr>
+          <w:rFonts w:ascii="Times New Roman" w:hAnsi="Times New Roman"/>
+          <w:b w:val="0"/>
+          <w:sz w:val="24"/>
+        </w:rPr>
+        <w:t>) in any way — this repository is fully standalone, per the project's own scoping constraint stated at the outset (Chapter 1).</w:t>
       </w:r>
     </w:p>
     <w:sectPr>
